--- a/lab11/Report/Report.docx
+++ b/lab11/Report/Report.docx
@@ -1307,6 +1307,8552 @@
         </w:rPr>
         <w:t>};</w:t>
       </w:r>
+    </w:p>
+    <w:p>
+      <w:pPr>
+        <w:pStyle w:val="a4"/>
+        <w:rPr>
+          <w:b/>
+          <w:bCs/>
+          <w:sz w:val="28"/>
+          <w:szCs w:val="28"/>
+        </w:rPr>
+      </w:pPr>
+      <w:r>
+        <w:rPr>
+          <w:b/>
+          <w:bCs/>
+          <w:sz w:val="28"/>
+          <w:szCs w:val="28"/>
+        </w:rPr>
+        <w:t>5. Текст розроблених модулів</w:t>
+      </w:r>
+    </w:p>
+    <w:p>
+      <w:pPr>
+        <w:pStyle w:val="a4"/>
+      </w:pPr>
+      <w:r>
+        <w:t>М</w:t>
+      </w:r>
+      <w:r>
+        <w:t>ій модуль</w:t>
+      </w:r>
+      <w:r>
+        <w:t>:</w:t>
+      </w:r>
+    </w:p>
+    <w:p>
+      <w:pPr>
+        <w:pStyle w:val="a4"/>
+        <w:rPr>
+          <w:rFonts w:ascii="Courier New" w:hAnsi="Courier New" w:cs="Courier New"/>
+          <w:sz w:val="22"/>
+          <w:szCs w:val="22"/>
+          <w:lang w:val="en-US"/>
+        </w:rPr>
+      </w:pPr>
+      <w:r>
+        <w:rPr>
+          <w:rFonts w:ascii="Courier New" w:hAnsi="Courier New" w:cs="Courier New"/>
+          <w:sz w:val="22"/>
+          <w:szCs w:val="22"/>
+          <w:lang w:val="en-US"/>
+        </w:rPr>
+        <w:t>#ifndef MODULE_SEARCH_NIKOLENKO_H_INCLUDED</w:t>
+      </w:r>
+    </w:p>
+    <w:p>
+      <w:pPr>
+        <w:pStyle w:val="a4"/>
+        <w:rPr>
+          <w:rFonts w:ascii="Courier New" w:hAnsi="Courier New" w:cs="Courier New"/>
+          <w:sz w:val="22"/>
+          <w:szCs w:val="22"/>
+          <w:lang w:val="en-US"/>
+        </w:rPr>
+      </w:pPr>
+      <w:r>
+        <w:rPr>
+          <w:rFonts w:ascii="Courier New" w:hAnsi="Courier New" w:cs="Courier New"/>
+          <w:sz w:val="22"/>
+          <w:szCs w:val="22"/>
+          <w:lang w:val="en-US"/>
+        </w:rPr>
+        <w:t>#define MODULE_SEARCH_NIKOLENKO_H_INCLUDED</w:t>
+      </w:r>
+    </w:p>
+    <w:p>
+      <w:pPr>
+        <w:pStyle w:val="a4"/>
+        <w:rPr>
+          <w:rFonts w:ascii="Courier New" w:hAnsi="Courier New" w:cs="Courier New"/>
+          <w:sz w:val="22"/>
+          <w:szCs w:val="22"/>
+          <w:lang w:val="en-US"/>
+        </w:rPr>
+      </w:pPr>
+    </w:p>
+    <w:p>
+      <w:pPr>
+        <w:pStyle w:val="a4"/>
+        <w:rPr>
+          <w:rFonts w:ascii="Courier New" w:hAnsi="Courier New" w:cs="Courier New"/>
+          <w:sz w:val="22"/>
+          <w:szCs w:val="22"/>
+          <w:lang w:val="en-US"/>
+        </w:rPr>
+      </w:pPr>
+      <w:r>
+        <w:rPr>
+          <w:rFonts w:ascii="Courier New" w:hAnsi="Courier New" w:cs="Courier New"/>
+          <w:sz w:val="22"/>
+          <w:szCs w:val="22"/>
+          <w:lang w:val="en-US"/>
+        </w:rPr>
+        <w:t>#include "struct_type_project_2.h"</w:t>
+      </w:r>
+    </w:p>
+    <w:p>
+      <w:pPr>
+        <w:pStyle w:val="a4"/>
+        <w:rPr>
+          <w:rFonts w:ascii="Courier New" w:hAnsi="Courier New" w:cs="Courier New"/>
+          <w:sz w:val="22"/>
+          <w:szCs w:val="22"/>
+          <w:lang w:val="en-US"/>
+        </w:rPr>
+      </w:pPr>
+    </w:p>
+    <w:p>
+      <w:pPr>
+        <w:pStyle w:val="a4"/>
+        <w:rPr>
+          <w:rFonts w:ascii="Courier New" w:hAnsi="Courier New" w:cs="Courier New"/>
+          <w:sz w:val="22"/>
+          <w:szCs w:val="22"/>
+          <w:lang w:val="en-US"/>
+        </w:rPr>
+      </w:pPr>
+      <w:r>
+        <w:rPr>
+          <w:rFonts w:ascii="Courier New" w:hAnsi="Courier New" w:cs="Courier New"/>
+          <w:sz w:val="22"/>
+          <w:szCs w:val="22"/>
+          <w:lang w:val="en-US"/>
+        </w:rPr>
+        <w:t>void printDirectory(PhoneRecord* head);</w:t>
+      </w:r>
+    </w:p>
+    <w:p>
+      <w:pPr>
+        <w:pStyle w:val="a4"/>
+        <w:rPr>
+          <w:rFonts w:ascii="Courier New" w:hAnsi="Courier New" w:cs="Courier New"/>
+          <w:sz w:val="22"/>
+          <w:szCs w:val="22"/>
+          <w:lang w:val="en-US"/>
+        </w:rPr>
+      </w:pPr>
+    </w:p>
+    <w:p>
+      <w:pPr>
+        <w:pStyle w:val="a4"/>
+        <w:rPr>
+          <w:rFonts w:ascii="Courier New" w:hAnsi="Courier New" w:cs="Courier New"/>
+          <w:sz w:val="22"/>
+          <w:szCs w:val="22"/>
+          <w:lang w:val="en-US"/>
+        </w:rPr>
+      </w:pPr>
+      <w:r>
+        <w:rPr>
+          <w:rFonts w:ascii="Courier New" w:hAnsi="Courier New" w:cs="Courier New"/>
+          <w:sz w:val="22"/>
+          <w:szCs w:val="22"/>
+          <w:lang w:val="en-US"/>
+        </w:rPr>
+        <w:t>void searchRecord(PhoneRecord* head, const char* searchKey);</w:t>
+      </w:r>
+    </w:p>
+    <w:p>
+      <w:pPr>
+        <w:pStyle w:val="a4"/>
+        <w:rPr>
+          <w:rFonts w:ascii="Courier New" w:hAnsi="Courier New" w:cs="Courier New"/>
+          <w:sz w:val="22"/>
+          <w:szCs w:val="22"/>
+          <w:lang w:val="en-US"/>
+        </w:rPr>
+      </w:pPr>
+    </w:p>
+    <w:p>
+      <w:pPr>
+        <w:pStyle w:val="a4"/>
+        <w:rPr>
+          <w:rFonts w:ascii="Courier New" w:hAnsi="Courier New" w:cs="Courier New"/>
+          <w:sz w:val="22"/>
+          <w:szCs w:val="22"/>
+          <w:lang w:val="en-US"/>
+        </w:rPr>
+      </w:pPr>
+      <w:r>
+        <w:rPr>
+          <w:rFonts w:ascii="Courier New" w:hAnsi="Courier New" w:cs="Courier New"/>
+          <w:sz w:val="22"/>
+          <w:szCs w:val="22"/>
+          <w:lang w:val="en-US"/>
+        </w:rPr>
+        <w:t>#endif // MODULE_SEARCH_NIKOLENKO_H_INCLUDED</w:t>
+      </w:r>
+    </w:p>
+    <w:p>
+      <w:pPr>
+        <w:rPr>
+          <w:rFonts w:ascii="Courier New" w:hAnsi="Courier New" w:cs="Courier New"/>
+          <w:sz w:val="22"/>
+          <w:szCs w:val="22"/>
+        </w:rPr>
+      </w:pPr>
+    </w:p>
+    <w:p>
+      <w:pPr>
+        <w:rPr>
+          <w:rFonts w:ascii="Courier New" w:hAnsi="Courier New" w:cs="Courier New"/>
+          <w:sz w:val="22"/>
+          <w:szCs w:val="22"/>
+        </w:rPr>
+      </w:pPr>
+      <w:r>
+        <w:rPr>
+          <w:rFonts w:ascii="Courier New" w:hAnsi="Courier New" w:cs="Courier New"/>
+          <w:sz w:val="22"/>
+          <w:szCs w:val="22"/>
+        </w:rPr>
+        <w:t>#include &lt;iostream&gt;</w:t>
+      </w:r>
+    </w:p>
+    <w:p>
+      <w:pPr>
+        <w:rPr>
+          <w:rFonts w:ascii="Courier New" w:hAnsi="Courier New" w:cs="Courier New"/>
+          <w:sz w:val="22"/>
+          <w:szCs w:val="22"/>
+        </w:rPr>
+      </w:pPr>
+      <w:r>
+        <w:rPr>
+          <w:rFonts w:ascii="Courier New" w:hAnsi="Courier New" w:cs="Courier New"/>
+          <w:sz w:val="22"/>
+          <w:szCs w:val="22"/>
+        </w:rPr>
+        <w:lastRenderedPageBreak/>
+        <w:t>#include &lt;cstring&gt;</w:t>
+      </w:r>
+    </w:p>
+    <w:p>
+      <w:pPr>
+        <w:rPr>
+          <w:rFonts w:ascii="Courier New" w:hAnsi="Courier New" w:cs="Courier New"/>
+          <w:sz w:val="22"/>
+          <w:szCs w:val="22"/>
+        </w:rPr>
+      </w:pPr>
+      <w:r>
+        <w:rPr>
+          <w:rFonts w:ascii="Courier New" w:hAnsi="Courier New" w:cs="Courier New"/>
+          <w:sz w:val="22"/>
+          <w:szCs w:val="22"/>
+        </w:rPr>
+        <w:t>#include "Module_Search_Nikolenko.h"</w:t>
+      </w:r>
+    </w:p>
+    <w:p>
+      <w:pPr>
+        <w:rPr>
+          <w:rFonts w:ascii="Courier New" w:hAnsi="Courier New" w:cs="Courier New"/>
+          <w:sz w:val="22"/>
+          <w:szCs w:val="22"/>
+        </w:rPr>
+      </w:pPr>
+    </w:p>
+    <w:p>
+      <w:pPr>
+        <w:rPr>
+          <w:rFonts w:ascii="Courier New" w:hAnsi="Courier New" w:cs="Courier New"/>
+          <w:sz w:val="22"/>
+          <w:szCs w:val="22"/>
+        </w:rPr>
+      </w:pPr>
+      <w:r>
+        <w:rPr>
+          <w:rFonts w:ascii="Courier New" w:hAnsi="Courier New" w:cs="Courier New"/>
+          <w:sz w:val="22"/>
+          <w:szCs w:val="22"/>
+        </w:rPr>
+        <w:t>using namespace std;</w:t>
+      </w:r>
+    </w:p>
+    <w:p>
+      <w:pPr>
+        <w:rPr>
+          <w:rFonts w:ascii="Courier New" w:hAnsi="Courier New" w:cs="Courier New"/>
+          <w:sz w:val="22"/>
+          <w:szCs w:val="22"/>
+        </w:rPr>
+      </w:pPr>
+    </w:p>
+    <w:p>
+      <w:pPr>
+        <w:rPr>
+          <w:rFonts w:ascii="Courier New" w:hAnsi="Courier New" w:cs="Courier New"/>
+          <w:sz w:val="22"/>
+          <w:szCs w:val="22"/>
+        </w:rPr>
+      </w:pPr>
+      <w:r>
+        <w:rPr>
+          <w:rFonts w:ascii="Courier New" w:hAnsi="Courier New" w:cs="Courier New"/>
+          <w:sz w:val="22"/>
+          <w:szCs w:val="22"/>
+        </w:rPr>
+        <w:t>void printDirectory(PhoneRecord* head) {</w:t>
+      </w:r>
+    </w:p>
+    <w:p>
+      <w:pPr>
+        <w:rPr>
+          <w:rFonts w:ascii="Courier New" w:hAnsi="Courier New" w:cs="Courier New"/>
+          <w:sz w:val="22"/>
+          <w:szCs w:val="22"/>
+        </w:rPr>
+      </w:pPr>
+      <w:r>
+        <w:rPr>
+          <w:rFonts w:ascii="Courier New" w:hAnsi="Courier New" w:cs="Courier New"/>
+          <w:sz w:val="22"/>
+          <w:szCs w:val="22"/>
+        </w:rPr>
+        <w:t xml:space="preserve">    if (head == nullptr) {</w:t>
+      </w:r>
+    </w:p>
+    <w:p>
+      <w:pPr>
+        <w:rPr>
+          <w:rFonts w:ascii="Courier New" w:hAnsi="Courier New" w:cs="Courier New"/>
+          <w:sz w:val="22"/>
+          <w:szCs w:val="22"/>
+        </w:rPr>
+      </w:pPr>
+      <w:r>
+        <w:rPr>
+          <w:rFonts w:ascii="Courier New" w:hAnsi="Courier New" w:cs="Courier New"/>
+          <w:sz w:val="22"/>
+          <w:szCs w:val="22"/>
+        </w:rPr>
+        <w:t xml:space="preserve">        cout &lt;&lt; "Довідник порожній. Немає даних для виведення.\n";</w:t>
+      </w:r>
+    </w:p>
+    <w:p>
+      <w:pPr>
+        <w:rPr>
+          <w:rFonts w:ascii="Courier New" w:hAnsi="Courier New" w:cs="Courier New"/>
+          <w:sz w:val="22"/>
+          <w:szCs w:val="22"/>
+        </w:rPr>
+      </w:pPr>
+      <w:r>
+        <w:rPr>
+          <w:rFonts w:ascii="Courier New" w:hAnsi="Courier New" w:cs="Courier New"/>
+          <w:sz w:val="22"/>
+          <w:szCs w:val="22"/>
+        </w:rPr>
+        <w:t xml:space="preserve">        return;</w:t>
+      </w:r>
+    </w:p>
+    <w:p>
+      <w:pPr>
+        <w:rPr>
+          <w:rFonts w:ascii="Courier New" w:hAnsi="Courier New" w:cs="Courier New"/>
+          <w:sz w:val="22"/>
+          <w:szCs w:val="22"/>
+        </w:rPr>
+      </w:pPr>
+      <w:r>
+        <w:rPr>
+          <w:rFonts w:ascii="Courier New" w:hAnsi="Courier New" w:cs="Courier New"/>
+          <w:sz w:val="22"/>
+          <w:szCs w:val="22"/>
+        </w:rPr>
+        <w:t xml:space="preserve">    }</w:t>
+      </w:r>
+    </w:p>
+    <w:p>
+      <w:pPr>
+        <w:rPr>
+          <w:rFonts w:ascii="Courier New" w:hAnsi="Courier New" w:cs="Courier New"/>
+          <w:sz w:val="22"/>
+          <w:szCs w:val="22"/>
+        </w:rPr>
+      </w:pPr>
+    </w:p>
+    <w:p>
+      <w:pPr>
+        <w:rPr>
+          <w:rFonts w:ascii="Courier New" w:hAnsi="Courier New" w:cs="Courier New"/>
+          <w:sz w:val="22"/>
+          <w:szCs w:val="22"/>
+        </w:rPr>
+      </w:pPr>
+      <w:r>
+        <w:rPr>
+          <w:rFonts w:ascii="Courier New" w:hAnsi="Courier New" w:cs="Courier New"/>
+          <w:sz w:val="22"/>
+          <w:szCs w:val="22"/>
+        </w:rPr>
+        <w:t xml:space="preserve">    cout &lt;&lt; "\n======================================================\n";</w:t>
+      </w:r>
+    </w:p>
+    <w:p>
+      <w:pPr>
+        <w:rPr>
+          <w:rFonts w:ascii="Courier New" w:hAnsi="Courier New" w:cs="Courier New"/>
+          <w:sz w:val="22"/>
+          <w:szCs w:val="22"/>
+        </w:rPr>
+      </w:pPr>
+      <w:r>
+        <w:rPr>
+          <w:rFonts w:ascii="Courier New" w:hAnsi="Courier New" w:cs="Courier New"/>
+          <w:sz w:val="22"/>
+          <w:szCs w:val="22"/>
+        </w:rPr>
+        <w:t xml:space="preserve">    cout &lt;&lt; "          ТЕЛЕФОННИЙ ДОВІДНИК МІСТ УКРАЇНИ            \n";</w:t>
+      </w:r>
+    </w:p>
+    <w:p>
+      <w:pPr>
+        <w:rPr>
+          <w:rFonts w:ascii="Courier New" w:hAnsi="Courier New" w:cs="Courier New"/>
+          <w:sz w:val="22"/>
+          <w:szCs w:val="22"/>
+        </w:rPr>
+      </w:pPr>
+      <w:r>
+        <w:rPr>
+          <w:rFonts w:ascii="Courier New" w:hAnsi="Courier New" w:cs="Courier New"/>
+          <w:sz w:val="22"/>
+          <w:szCs w:val="22"/>
+        </w:rPr>
+        <w:t xml:space="preserve">    cout &lt;&lt; "======================================================\n";</w:t>
+      </w:r>
+    </w:p>
+    <w:p>
+      <w:pPr>
+        <w:rPr>
+          <w:rFonts w:ascii="Courier New" w:hAnsi="Courier New" w:cs="Courier New"/>
+          <w:sz w:val="22"/>
+          <w:szCs w:val="22"/>
+        </w:rPr>
+      </w:pPr>
+    </w:p>
+    <w:p>
+      <w:pPr>
+        <w:rPr>
+          <w:rFonts w:ascii="Courier New" w:hAnsi="Courier New" w:cs="Courier New"/>
+          <w:sz w:val="22"/>
+          <w:szCs w:val="22"/>
+        </w:rPr>
+      </w:pPr>
+      <w:r>
+        <w:rPr>
+          <w:rFonts w:ascii="Courier New" w:hAnsi="Courier New" w:cs="Courier New"/>
+          <w:sz w:val="22"/>
+          <w:szCs w:val="22"/>
+        </w:rPr>
+        <w:t xml:space="preserve">    PhoneRecord* current = head;</w:t>
+      </w:r>
+    </w:p>
+    <w:p>
+      <w:pPr>
+        <w:rPr>
+          <w:rFonts w:ascii="Courier New" w:hAnsi="Courier New" w:cs="Courier New"/>
+          <w:sz w:val="22"/>
+          <w:szCs w:val="22"/>
+        </w:rPr>
+      </w:pPr>
+      <w:r>
+        <w:rPr>
+          <w:rFonts w:ascii="Courier New" w:hAnsi="Courier New" w:cs="Courier New"/>
+          <w:sz w:val="22"/>
+          <w:szCs w:val="22"/>
+        </w:rPr>
+        <w:t xml:space="preserve">    int count = 1;</w:t>
+      </w:r>
+    </w:p>
+    <w:p>
+      <w:pPr>
+        <w:rPr>
+          <w:rFonts w:ascii="Courier New" w:hAnsi="Courier New" w:cs="Courier New"/>
+          <w:sz w:val="22"/>
+          <w:szCs w:val="22"/>
+        </w:rPr>
+      </w:pPr>
+    </w:p>
+    <w:p>
+      <w:pPr>
+        <w:rPr>
+          <w:rFonts w:ascii="Courier New" w:hAnsi="Courier New" w:cs="Courier New"/>
+          <w:sz w:val="22"/>
+          <w:szCs w:val="22"/>
+        </w:rPr>
+      </w:pPr>
+      <w:r>
+        <w:rPr>
+          <w:rFonts w:ascii="Courier New" w:hAnsi="Courier New" w:cs="Courier New"/>
+          <w:sz w:val="22"/>
+          <w:szCs w:val="22"/>
+        </w:rPr>
+        <w:t xml:space="preserve">    while (current != nullptr) {</w:t>
+      </w:r>
+    </w:p>
+    <w:p>
+      <w:pPr>
+        <w:rPr>
+          <w:rFonts w:ascii="Courier New" w:hAnsi="Courier New" w:cs="Courier New"/>
+          <w:sz w:val="22"/>
+          <w:szCs w:val="22"/>
+        </w:rPr>
+      </w:pPr>
+      <w:r>
+        <w:rPr>
+          <w:rFonts w:ascii="Courier New" w:hAnsi="Courier New" w:cs="Courier New"/>
+          <w:sz w:val="22"/>
+          <w:szCs w:val="22"/>
+        </w:rPr>
+        <w:t xml:space="preserve">        cout &lt;&lt; count &lt;&lt; ". Місто: " &lt;&lt; current-&gt;cityName</w:t>
+      </w:r>
+    </w:p>
+    <w:p>
+      <w:pPr>
+        <w:rPr>
+          <w:rFonts w:ascii="Courier New" w:hAnsi="Courier New" w:cs="Courier New"/>
+          <w:sz w:val="22"/>
+          <w:szCs w:val="22"/>
+        </w:rPr>
+      </w:pPr>
+      <w:r>
+        <w:rPr>
+          <w:rFonts w:ascii="Courier New" w:hAnsi="Courier New" w:cs="Courier New"/>
+          <w:sz w:val="22"/>
+          <w:szCs w:val="22"/>
+        </w:rPr>
+        <w:t xml:space="preserve">             &lt;&lt; " \t| Код: " &lt;&lt; current-&gt;phoneCode &lt;&lt; "\n";</w:t>
+      </w:r>
+    </w:p>
+    <w:p>
+      <w:pPr>
+        <w:rPr>
+          <w:rFonts w:ascii="Courier New" w:hAnsi="Courier New" w:cs="Courier New"/>
+          <w:sz w:val="22"/>
+          <w:szCs w:val="22"/>
+        </w:rPr>
+      </w:pPr>
+      <w:r>
+        <w:rPr>
+          <w:rFonts w:ascii="Courier New" w:hAnsi="Courier New" w:cs="Courier New"/>
+          <w:sz w:val="22"/>
+          <w:szCs w:val="22"/>
+        </w:rPr>
+        <w:t xml:space="preserve">        current = current-&gt;next;</w:t>
+      </w:r>
+    </w:p>
+    <w:p>
+      <w:pPr>
+        <w:rPr>
+          <w:rFonts w:ascii="Courier New" w:hAnsi="Courier New" w:cs="Courier New"/>
+          <w:sz w:val="22"/>
+          <w:szCs w:val="22"/>
+        </w:rPr>
+      </w:pPr>
+      <w:r>
+        <w:rPr>
+          <w:rFonts w:ascii="Courier New" w:hAnsi="Courier New" w:cs="Courier New"/>
+          <w:sz w:val="22"/>
+          <w:szCs w:val="22"/>
+        </w:rPr>
+        <w:t xml:space="preserve">        count++;</w:t>
+      </w:r>
+    </w:p>
+    <w:p>
+      <w:pPr>
+        <w:rPr>
+          <w:rFonts w:ascii="Courier New" w:hAnsi="Courier New" w:cs="Courier New"/>
+          <w:sz w:val="22"/>
+          <w:szCs w:val="22"/>
+        </w:rPr>
+      </w:pPr>
+      <w:r>
+        <w:rPr>
+          <w:rFonts w:ascii="Courier New" w:hAnsi="Courier New" w:cs="Courier New"/>
+          <w:sz w:val="22"/>
+          <w:szCs w:val="22"/>
+        </w:rPr>
+        <w:t xml:space="preserve">    }</w:t>
+      </w:r>
+    </w:p>
+    <w:p>
+      <w:pPr>
+        <w:rPr>
+          <w:rFonts w:ascii="Courier New" w:hAnsi="Courier New" w:cs="Courier New"/>
+          <w:sz w:val="22"/>
+          <w:szCs w:val="22"/>
+        </w:rPr>
+      </w:pPr>
+      <w:r>
+        <w:rPr>
+          <w:rFonts w:ascii="Courier New" w:hAnsi="Courier New" w:cs="Courier New"/>
+          <w:sz w:val="22"/>
+          <w:szCs w:val="22"/>
+        </w:rPr>
+        <w:t xml:space="preserve">    cout &lt;&lt; "======================================================\n";</w:t>
+      </w:r>
+    </w:p>
+    <w:p>
+      <w:pPr>
+        <w:rPr>
+          <w:rFonts w:ascii="Courier New" w:hAnsi="Courier New" w:cs="Courier New"/>
+          <w:sz w:val="22"/>
+          <w:szCs w:val="22"/>
+        </w:rPr>
+      </w:pPr>
+      <w:r>
+        <w:rPr>
+          <w:rFonts w:ascii="Courier New" w:hAnsi="Courier New" w:cs="Courier New"/>
+          <w:sz w:val="22"/>
+          <w:szCs w:val="22"/>
+        </w:rPr>
+        <w:t>};</w:t>
+      </w:r>
+    </w:p>
+    <w:p>
+      <w:pPr>
+        <w:rPr>
+          <w:rFonts w:ascii="Courier New" w:hAnsi="Courier New" w:cs="Courier New"/>
+          <w:sz w:val="22"/>
+          <w:szCs w:val="22"/>
+        </w:rPr>
+      </w:pPr>
+    </w:p>
+    <w:p>
+      <w:pPr>
+        <w:rPr>
+          <w:rFonts w:ascii="Courier New" w:hAnsi="Courier New" w:cs="Courier New"/>
+          <w:sz w:val="22"/>
+          <w:szCs w:val="22"/>
+        </w:rPr>
+      </w:pPr>
+      <w:r>
+        <w:rPr>
+          <w:rFonts w:ascii="Courier New" w:hAnsi="Courier New" w:cs="Courier New"/>
+          <w:sz w:val="22"/>
+          <w:szCs w:val="22"/>
+        </w:rPr>
+        <w:t>void searchRecord(PhoneRecord* head, const char* searchKey) {</w:t>
+      </w:r>
+    </w:p>
+    <w:p>
+      <w:pPr>
+        <w:rPr>
+          <w:rFonts w:ascii="Courier New" w:hAnsi="Courier New" w:cs="Courier New"/>
+          <w:sz w:val="22"/>
+          <w:szCs w:val="22"/>
+        </w:rPr>
+      </w:pPr>
+      <w:r>
+        <w:rPr>
+          <w:rFonts w:ascii="Courier New" w:hAnsi="Courier New" w:cs="Courier New"/>
+          <w:sz w:val="22"/>
+          <w:szCs w:val="22"/>
+        </w:rPr>
+        <w:t xml:space="preserve">    if (head == nullptr) {</w:t>
+      </w:r>
+    </w:p>
+    <w:p>
+      <w:pPr>
+        <w:rPr>
+          <w:rFonts w:ascii="Courier New" w:hAnsi="Courier New" w:cs="Courier New"/>
+          <w:sz w:val="22"/>
+          <w:szCs w:val="22"/>
+        </w:rPr>
+      </w:pPr>
+      <w:r>
+        <w:rPr>
+          <w:rFonts w:ascii="Courier New" w:hAnsi="Courier New" w:cs="Courier New"/>
+          <w:sz w:val="22"/>
+          <w:szCs w:val="22"/>
+        </w:rPr>
+        <w:t xml:space="preserve">        cout &lt;&lt; "Довідник порожній.\n";</w:t>
+      </w:r>
+    </w:p>
+    <w:p>
+      <w:pPr>
+        <w:rPr>
+          <w:rFonts w:ascii="Courier New" w:hAnsi="Courier New" w:cs="Courier New"/>
+          <w:sz w:val="22"/>
+          <w:szCs w:val="22"/>
+        </w:rPr>
+      </w:pPr>
+      <w:r>
+        <w:rPr>
+          <w:rFonts w:ascii="Courier New" w:hAnsi="Courier New" w:cs="Courier New"/>
+          <w:sz w:val="22"/>
+          <w:szCs w:val="22"/>
+        </w:rPr>
+        <w:t xml:space="preserve">        return;</w:t>
+      </w:r>
+    </w:p>
+    <w:p>
+      <w:pPr>
+        <w:rPr>
+          <w:rFonts w:ascii="Courier New" w:hAnsi="Courier New" w:cs="Courier New"/>
+          <w:sz w:val="22"/>
+          <w:szCs w:val="22"/>
+        </w:rPr>
+      </w:pPr>
+      <w:r>
+        <w:rPr>
+          <w:rFonts w:ascii="Courier New" w:hAnsi="Courier New" w:cs="Courier New"/>
+          <w:sz w:val="22"/>
+          <w:szCs w:val="22"/>
+        </w:rPr>
+        <w:t xml:space="preserve">    }</w:t>
+      </w:r>
+    </w:p>
+    <w:p>
+      <w:pPr>
+        <w:rPr>
+          <w:rFonts w:ascii="Courier New" w:hAnsi="Courier New" w:cs="Courier New"/>
+          <w:sz w:val="22"/>
+          <w:szCs w:val="22"/>
+        </w:rPr>
+      </w:pPr>
+    </w:p>
+    <w:p>
+      <w:pPr>
+        <w:rPr>
+          <w:rFonts w:ascii="Courier New" w:hAnsi="Courier New" w:cs="Courier New"/>
+          <w:sz w:val="22"/>
+          <w:szCs w:val="22"/>
+        </w:rPr>
+      </w:pPr>
+      <w:r>
+        <w:rPr>
+          <w:rFonts w:ascii="Courier New" w:hAnsi="Courier New" w:cs="Courier New"/>
+          <w:sz w:val="22"/>
+          <w:szCs w:val="22"/>
+        </w:rPr>
+        <w:t xml:space="preserve">    bool isFound = false;</w:t>
+      </w:r>
+    </w:p>
+    <w:p>
+      <w:pPr>
+        <w:rPr>
+          <w:rFonts w:ascii="Courier New" w:hAnsi="Courier New" w:cs="Courier New"/>
+          <w:sz w:val="22"/>
+          <w:szCs w:val="22"/>
+        </w:rPr>
+      </w:pPr>
+      <w:r>
+        <w:rPr>
+          <w:rFonts w:ascii="Courier New" w:hAnsi="Courier New" w:cs="Courier New"/>
+          <w:sz w:val="22"/>
+          <w:szCs w:val="22"/>
+        </w:rPr>
+        <w:t xml:space="preserve">    PhoneRecord* current = head;</w:t>
+      </w:r>
+    </w:p>
+    <w:p>
+      <w:pPr>
+        <w:rPr>
+          <w:rFonts w:ascii="Courier New" w:hAnsi="Courier New" w:cs="Courier New"/>
+          <w:sz w:val="22"/>
+          <w:szCs w:val="22"/>
+        </w:rPr>
+      </w:pPr>
+    </w:p>
+    <w:p>
+      <w:pPr>
+        <w:rPr>
+          <w:rFonts w:ascii="Courier New" w:hAnsi="Courier New" w:cs="Courier New"/>
+          <w:sz w:val="22"/>
+          <w:szCs w:val="22"/>
+        </w:rPr>
+      </w:pPr>
+      <w:r>
+        <w:rPr>
+          <w:rFonts w:ascii="Courier New" w:hAnsi="Courier New" w:cs="Courier New"/>
+          <w:sz w:val="22"/>
+          <w:szCs w:val="22"/>
+        </w:rPr>
+        <w:t xml:space="preserve">    cout &lt;&lt; "\n--- Результати пошуку для запиту: '" &lt;&lt; searchKey &lt;&lt; "' ---\n";</w:t>
+      </w:r>
+    </w:p>
+    <w:p>
+      <w:pPr>
+        <w:rPr>
+          <w:rFonts w:ascii="Courier New" w:hAnsi="Courier New" w:cs="Courier New"/>
+          <w:sz w:val="22"/>
+          <w:szCs w:val="22"/>
+        </w:rPr>
+      </w:pPr>
+    </w:p>
+    <w:p>
+      <w:pPr>
+        <w:rPr>
+          <w:rFonts w:ascii="Courier New" w:hAnsi="Courier New" w:cs="Courier New"/>
+          <w:sz w:val="22"/>
+          <w:szCs w:val="22"/>
+        </w:rPr>
+      </w:pPr>
+      <w:r>
+        <w:rPr>
+          <w:rFonts w:ascii="Courier New" w:hAnsi="Courier New" w:cs="Courier New"/>
+          <w:sz w:val="22"/>
+          <w:szCs w:val="22"/>
+        </w:rPr>
+        <w:t xml:space="preserve">    while (current != nullptr) {</w:t>
+      </w:r>
+    </w:p>
+    <w:p>
+      <w:pPr>
+        <w:rPr>
+          <w:rFonts w:ascii="Courier New" w:hAnsi="Courier New" w:cs="Courier New"/>
+          <w:sz w:val="22"/>
+          <w:szCs w:val="22"/>
+        </w:rPr>
+      </w:pPr>
+      <w:r>
+        <w:rPr>
+          <w:rFonts w:ascii="Courier New" w:hAnsi="Courier New" w:cs="Courier New"/>
+          <w:sz w:val="22"/>
+          <w:szCs w:val="22"/>
+        </w:rPr>
+        <w:t xml:space="preserve">        if (strcmp(current-&gt;cityName, searchKey) == 0 ||</w:t>
+      </w:r>
+    </w:p>
+    <w:p>
+      <w:pPr>
+        <w:rPr>
+          <w:rFonts w:ascii="Courier New" w:hAnsi="Courier New" w:cs="Courier New"/>
+          <w:sz w:val="22"/>
+          <w:szCs w:val="22"/>
+        </w:rPr>
+      </w:pPr>
+      <w:r>
+        <w:rPr>
+          <w:rFonts w:ascii="Courier New" w:hAnsi="Courier New" w:cs="Courier New"/>
+          <w:sz w:val="22"/>
+          <w:szCs w:val="22"/>
+        </w:rPr>
+        <w:t xml:space="preserve">            strcmp(current-&gt;phoneCode, searchKey) == 0) {</w:t>
+      </w:r>
+    </w:p>
+    <w:p>
+      <w:pPr>
+        <w:rPr>
+          <w:rFonts w:ascii="Courier New" w:hAnsi="Courier New" w:cs="Courier New"/>
+          <w:sz w:val="22"/>
+          <w:szCs w:val="22"/>
+        </w:rPr>
+      </w:pPr>
+    </w:p>
+    <w:p>
+      <w:pPr>
+        <w:rPr>
+          <w:rFonts w:ascii="Courier New" w:hAnsi="Courier New" w:cs="Courier New"/>
+          <w:sz w:val="22"/>
+          <w:szCs w:val="22"/>
+        </w:rPr>
+      </w:pPr>
+      <w:r>
+        <w:rPr>
+          <w:rFonts w:ascii="Courier New" w:hAnsi="Courier New" w:cs="Courier New"/>
+          <w:sz w:val="22"/>
+          <w:szCs w:val="22"/>
+        </w:rPr>
+        <w:t xml:space="preserve">            cout &lt;&lt; "ЗНАЙДЕНО -&gt; Місто: " &lt;&lt; current-&gt;cityName</w:t>
+      </w:r>
+    </w:p>
+    <w:p>
+      <w:pPr>
+        <w:rPr>
+          <w:rFonts w:ascii="Courier New" w:hAnsi="Courier New" w:cs="Courier New"/>
+          <w:sz w:val="22"/>
+          <w:szCs w:val="22"/>
+        </w:rPr>
+      </w:pPr>
+      <w:r>
+        <w:rPr>
+          <w:rFonts w:ascii="Courier New" w:hAnsi="Courier New" w:cs="Courier New"/>
+          <w:sz w:val="22"/>
+          <w:szCs w:val="22"/>
+        </w:rPr>
+        <w:t xml:space="preserve">                 &lt;&lt; "\t| Код: " &lt;&lt; current-&gt;phoneCode &lt;&lt; "\n";</w:t>
+      </w:r>
+    </w:p>
+    <w:p>
+      <w:pPr>
+        <w:rPr>
+          <w:rFonts w:ascii="Courier New" w:hAnsi="Courier New" w:cs="Courier New"/>
+          <w:sz w:val="22"/>
+          <w:szCs w:val="22"/>
+        </w:rPr>
+      </w:pPr>
+      <w:r>
+        <w:rPr>
+          <w:rFonts w:ascii="Courier New" w:hAnsi="Courier New" w:cs="Courier New"/>
+          <w:sz w:val="22"/>
+          <w:szCs w:val="22"/>
+        </w:rPr>
+        <w:t xml:space="preserve">            isFound = true;</w:t>
+      </w:r>
+    </w:p>
+    <w:p>
+      <w:pPr>
+        <w:rPr>
+          <w:rFonts w:ascii="Courier New" w:hAnsi="Courier New" w:cs="Courier New"/>
+          <w:sz w:val="22"/>
+          <w:szCs w:val="22"/>
+        </w:rPr>
+      </w:pPr>
+      <w:r>
+        <w:rPr>
+          <w:rFonts w:ascii="Courier New" w:hAnsi="Courier New" w:cs="Courier New"/>
+          <w:sz w:val="22"/>
+          <w:szCs w:val="22"/>
+        </w:rPr>
+        <w:t xml:space="preserve">            }</w:t>
+      </w:r>
+    </w:p>
+    <w:p>
+      <w:pPr>
+        <w:rPr>
+          <w:rFonts w:ascii="Courier New" w:hAnsi="Courier New" w:cs="Courier New"/>
+          <w:sz w:val="22"/>
+          <w:szCs w:val="22"/>
+        </w:rPr>
+      </w:pPr>
+      <w:r>
+        <w:rPr>
+          <w:rFonts w:ascii="Courier New" w:hAnsi="Courier New" w:cs="Courier New"/>
+          <w:sz w:val="22"/>
+          <w:szCs w:val="22"/>
+        </w:rPr>
+        <w:t xml:space="preserve">        current = current-&gt;next;</w:t>
+      </w:r>
+    </w:p>
+    <w:p>
+      <w:pPr>
+        <w:rPr>
+          <w:rFonts w:ascii="Courier New" w:hAnsi="Courier New" w:cs="Courier New"/>
+          <w:sz w:val="22"/>
+          <w:szCs w:val="22"/>
+        </w:rPr>
+      </w:pPr>
+      <w:r>
+        <w:rPr>
+          <w:rFonts w:ascii="Courier New" w:hAnsi="Courier New" w:cs="Courier New"/>
+          <w:sz w:val="22"/>
+          <w:szCs w:val="22"/>
+        </w:rPr>
+        <w:t xml:space="preserve">    }</w:t>
+      </w:r>
+    </w:p>
+    <w:p>
+      <w:pPr>
+        <w:rPr>
+          <w:rFonts w:ascii="Courier New" w:hAnsi="Courier New" w:cs="Courier New"/>
+          <w:sz w:val="22"/>
+          <w:szCs w:val="22"/>
+        </w:rPr>
+      </w:pPr>
+      <w:r>
+        <w:rPr>
+          <w:rFonts w:ascii="Courier New" w:hAnsi="Courier New" w:cs="Courier New"/>
+          <w:sz w:val="22"/>
+          <w:szCs w:val="22"/>
+        </w:rPr>
+        <w:t xml:space="preserve">    if (!isFound) {</w:t>
+      </w:r>
+    </w:p>
+    <w:p>
+      <w:pPr>
+        <w:rPr>
+          <w:rFonts w:ascii="Courier New" w:hAnsi="Courier New" w:cs="Courier New"/>
+          <w:sz w:val="22"/>
+          <w:szCs w:val="22"/>
+        </w:rPr>
+      </w:pPr>
+      <w:r>
+        <w:rPr>
+          <w:rFonts w:ascii="Courier New" w:hAnsi="Courier New" w:cs="Courier New"/>
+          <w:sz w:val="22"/>
+          <w:szCs w:val="22"/>
+        </w:rPr>
+        <w:t xml:space="preserve">        cout &lt;&lt; "Записів, що відповідають запиту, не знайдено.\n";</w:t>
+      </w:r>
+    </w:p>
+    <w:p>
+      <w:pPr>
+        <w:rPr>
+          <w:rFonts w:ascii="Courier New" w:hAnsi="Courier New" w:cs="Courier New"/>
+          <w:sz w:val="22"/>
+          <w:szCs w:val="22"/>
+        </w:rPr>
+      </w:pPr>
+      <w:r>
+        <w:rPr>
+          <w:rFonts w:ascii="Courier New" w:hAnsi="Courier New" w:cs="Courier New"/>
+          <w:sz w:val="22"/>
+          <w:szCs w:val="22"/>
+        </w:rPr>
+        <w:t xml:space="preserve">    }</w:t>
+      </w:r>
+    </w:p>
+    <w:p>
+      <w:pPr>
+        <w:rPr>
+          <w:rFonts w:ascii="Courier New" w:hAnsi="Courier New" w:cs="Courier New"/>
+          <w:sz w:val="22"/>
+          <w:szCs w:val="22"/>
+        </w:rPr>
+      </w:pPr>
+      <w:r>
+        <w:rPr>
+          <w:rFonts w:ascii="Courier New" w:hAnsi="Courier New" w:cs="Courier New"/>
+          <w:sz w:val="22"/>
+          <w:szCs w:val="22"/>
+        </w:rPr>
+        <w:t>};</w:t>
+      </w:r>
+    </w:p>
+    <w:p>
+      <w:pPr>
+        <w:rPr>
+          <w:rFonts w:ascii="Courier New" w:hAnsi="Courier New" w:cs="Courier New"/>
+          <w:sz w:val="22"/>
+          <w:szCs w:val="22"/>
+        </w:rPr>
+      </w:pPr>
+    </w:p>
+    <w:p>
+      <w:pPr>
+        <w:rPr>
+          <w:sz w:val="22"/>
+          <w:szCs w:val="22"/>
+          <w:lang w:val="en-US"/>
+        </w:rPr>
+      </w:pPr>
+      <w:r>
+        <w:rPr>
+          <w:sz w:val="22"/>
+          <w:szCs w:val="22"/>
+          <w:lang w:val="ru-RU"/>
+        </w:rPr>
+        <w:lastRenderedPageBreak/>
+        <w:t>Модуль</w:t>
+      </w:r>
+      <w:r>
+        <w:rPr>
+          <w:sz w:val="22"/>
+          <w:szCs w:val="22"/>
+          <w:lang w:val="en-US"/>
+        </w:rPr>
+        <w:t xml:space="preserve"> </w:t>
+      </w:r>
+      <w:r>
+        <w:rPr>
+          <w:sz w:val="22"/>
+          <w:szCs w:val="22"/>
+          <w:lang w:val="ru-RU"/>
+        </w:rPr>
+        <w:t>Аліси</w:t>
+      </w:r>
+      <w:r>
+        <w:rPr>
+          <w:sz w:val="22"/>
+          <w:szCs w:val="22"/>
+          <w:lang w:val="en-US"/>
+        </w:rPr>
+        <w:t>:</w:t>
+      </w:r>
+    </w:p>
+    <w:p>
+      <w:pPr>
+        <w:rPr>
+          <w:rFonts w:ascii="Courier New" w:hAnsi="Courier New" w:cs="Courier New"/>
+          <w:sz w:val="22"/>
+          <w:szCs w:val="22"/>
+          <w:lang w:val="en-US"/>
+        </w:rPr>
+      </w:pPr>
+    </w:p>
+    <w:p>
+      <w:pPr>
+        <w:rPr>
+          <w:rFonts w:ascii="Courier New" w:hAnsi="Courier New" w:cs="Courier New"/>
+          <w:sz w:val="22"/>
+          <w:szCs w:val="22"/>
+          <w:lang w:val="en-US"/>
+        </w:rPr>
+      </w:pPr>
+      <w:r>
+        <w:rPr>
+          <w:rFonts w:ascii="Courier New" w:hAnsi="Courier New" w:cs="Courier New"/>
+          <w:sz w:val="22"/>
+          <w:szCs w:val="22"/>
+          <w:lang w:val="en-US"/>
+        </w:rPr>
+        <w:t>#ifndef MODULE_FILES_HONCHARENKO_H_INCLUDED</w:t>
+      </w:r>
+    </w:p>
+    <w:p>
+      <w:pPr>
+        <w:rPr>
+          <w:rFonts w:ascii="Courier New" w:hAnsi="Courier New" w:cs="Courier New"/>
+          <w:sz w:val="22"/>
+          <w:szCs w:val="22"/>
+          <w:lang w:val="en-US"/>
+        </w:rPr>
+      </w:pPr>
+      <w:r>
+        <w:rPr>
+          <w:rFonts w:ascii="Courier New" w:hAnsi="Courier New" w:cs="Courier New"/>
+          <w:sz w:val="22"/>
+          <w:szCs w:val="22"/>
+          <w:lang w:val="en-US"/>
+        </w:rPr>
+        <w:t>#define MODULE_FILES_HONCHARENKO_H_INCLUDED</w:t>
+      </w:r>
+    </w:p>
+    <w:p>
+      <w:pPr>
+        <w:rPr>
+          <w:rFonts w:ascii="Courier New" w:hAnsi="Courier New" w:cs="Courier New"/>
+          <w:sz w:val="22"/>
+          <w:szCs w:val="22"/>
+          <w:lang w:val="en-US"/>
+        </w:rPr>
+      </w:pPr>
+      <w:r>
+        <w:rPr>
+          <w:rFonts w:ascii="Courier New" w:hAnsi="Courier New" w:cs="Courier New"/>
+          <w:sz w:val="22"/>
+          <w:szCs w:val="22"/>
+          <w:lang w:val="en-US"/>
+        </w:rPr>
+        <w:t>#include "struct_type_project_2.h"</w:t>
+      </w:r>
+    </w:p>
+    <w:p>
+      <w:pPr>
+        <w:rPr>
+          <w:rFonts w:ascii="Courier New" w:hAnsi="Courier New" w:cs="Courier New"/>
+          <w:sz w:val="22"/>
+          <w:szCs w:val="22"/>
+          <w:lang w:val="en-US"/>
+        </w:rPr>
+      </w:pPr>
+    </w:p>
+    <w:p>
+      <w:pPr>
+        <w:rPr>
+          <w:rFonts w:ascii="Courier New" w:hAnsi="Courier New" w:cs="Courier New"/>
+          <w:sz w:val="22"/>
+          <w:szCs w:val="22"/>
+          <w:lang w:val="en-US"/>
+        </w:rPr>
+      </w:pPr>
+      <w:r>
+        <w:rPr>
+          <w:rFonts w:ascii="Courier New" w:hAnsi="Courier New" w:cs="Courier New"/>
+          <w:sz w:val="22"/>
+          <w:szCs w:val="22"/>
+          <w:lang w:val="en-US"/>
+        </w:rPr>
+        <w:t>void saveToFile(const char* filename, PhoneRecord* head);</w:t>
+      </w:r>
+    </w:p>
+    <w:p>
+      <w:pPr>
+        <w:rPr>
+          <w:rFonts w:ascii="Courier New" w:hAnsi="Courier New" w:cs="Courier New"/>
+          <w:sz w:val="22"/>
+          <w:szCs w:val="22"/>
+          <w:lang w:val="en-US"/>
+        </w:rPr>
+      </w:pPr>
+    </w:p>
+    <w:p>
+      <w:pPr>
+        <w:rPr>
+          <w:rFonts w:ascii="Courier New" w:hAnsi="Courier New" w:cs="Courier New"/>
+          <w:sz w:val="22"/>
+          <w:szCs w:val="22"/>
+          <w:lang w:val="en-US"/>
+        </w:rPr>
+      </w:pPr>
+      <w:r>
+        <w:rPr>
+          <w:rFonts w:ascii="Courier New" w:hAnsi="Courier New" w:cs="Courier New"/>
+          <w:sz w:val="22"/>
+          <w:szCs w:val="22"/>
+          <w:lang w:val="en-US"/>
+        </w:rPr>
+        <w:t>void loadFromFile(const char* filename, PhoneRecord*&amp; head, PhoneRecord*&amp; tail);</w:t>
+      </w:r>
+    </w:p>
+    <w:p>
+      <w:pPr>
+        <w:rPr>
+          <w:rFonts w:ascii="Courier New" w:hAnsi="Courier New" w:cs="Courier New"/>
+          <w:sz w:val="22"/>
+          <w:szCs w:val="22"/>
+          <w:lang w:val="en-US"/>
+        </w:rPr>
+      </w:pPr>
+    </w:p>
+    <w:p>
+      <w:pPr>
+        <w:rPr>
+          <w:rFonts w:ascii="Courier New" w:hAnsi="Courier New" w:cs="Courier New"/>
+          <w:sz w:val="22"/>
+          <w:szCs w:val="22"/>
+          <w:lang w:val="en-US"/>
+        </w:rPr>
+      </w:pPr>
+    </w:p>
+    <w:p>
+      <w:pPr>
+        <w:rPr>
+          <w:rFonts w:ascii="Courier New" w:hAnsi="Courier New" w:cs="Courier New"/>
+          <w:sz w:val="22"/>
+          <w:szCs w:val="22"/>
+          <w:lang w:val="en-US"/>
+        </w:rPr>
+      </w:pPr>
+      <w:r>
+        <w:rPr>
+          <w:rFonts w:ascii="Courier New" w:hAnsi="Courier New" w:cs="Courier New"/>
+          <w:sz w:val="22"/>
+          <w:szCs w:val="22"/>
+          <w:lang w:val="en-US"/>
+        </w:rPr>
+        <w:t>#endif // MODULE_FILES_HONCHARENKO_H_INCLUDED</w:t>
+      </w:r>
+      <w:r>
+        <w:rPr>
+          <w:rFonts w:ascii="Courier New" w:hAnsi="Courier New" w:cs="Courier New"/>
+          <w:sz w:val="22"/>
+          <w:szCs w:val="22"/>
+          <w:lang w:val="en-US"/>
+        </w:rPr>
+        <w:br/>
+      </w:r>
+    </w:p>
+    <w:p>
+      <w:pPr>
+        <w:rPr>
+          <w:rFonts w:ascii="Courier New" w:hAnsi="Courier New" w:cs="Courier New"/>
+          <w:sz w:val="22"/>
+          <w:szCs w:val="22"/>
+          <w:lang w:val="en-US"/>
+        </w:rPr>
+      </w:pPr>
+    </w:p>
+    <w:p>
+      <w:pPr>
+        <w:rPr>
+          <w:rFonts w:ascii="Courier New" w:hAnsi="Courier New" w:cs="Courier New"/>
+          <w:sz w:val="22"/>
+          <w:szCs w:val="22"/>
+          <w:lang w:val="en-US"/>
+        </w:rPr>
+      </w:pPr>
+      <w:r>
+        <w:rPr>
+          <w:rFonts w:ascii="Courier New" w:hAnsi="Courier New" w:cs="Courier New"/>
+          <w:sz w:val="22"/>
+          <w:szCs w:val="22"/>
+          <w:lang w:val="en-US"/>
+        </w:rPr>
+        <w:t>#include &lt;iostream&gt;</w:t>
+      </w:r>
+    </w:p>
+    <w:p>
+      <w:pPr>
+        <w:rPr>
+          <w:rFonts w:ascii="Courier New" w:hAnsi="Courier New" w:cs="Courier New"/>
+          <w:sz w:val="22"/>
+          <w:szCs w:val="22"/>
+          <w:lang w:val="en-US"/>
+        </w:rPr>
+      </w:pPr>
+      <w:r>
+        <w:rPr>
+          <w:rFonts w:ascii="Courier New" w:hAnsi="Courier New" w:cs="Courier New"/>
+          <w:sz w:val="22"/>
+          <w:szCs w:val="22"/>
+          <w:lang w:val="en-US"/>
+        </w:rPr>
+        <w:t>#include &lt;cstdio&gt;</w:t>
+      </w:r>
+    </w:p>
+    <w:p>
+      <w:pPr>
+        <w:rPr>
+          <w:rFonts w:ascii="Courier New" w:hAnsi="Courier New" w:cs="Courier New"/>
+          <w:sz w:val="22"/>
+          <w:szCs w:val="22"/>
+          <w:lang w:val="en-US"/>
+        </w:rPr>
+      </w:pPr>
+      <w:r>
+        <w:rPr>
+          <w:rFonts w:ascii="Courier New" w:hAnsi="Courier New" w:cs="Courier New"/>
+          <w:sz w:val="22"/>
+          <w:szCs w:val="22"/>
+          <w:lang w:val="en-US"/>
+        </w:rPr>
+        <w:t>#include &lt;cstring&gt;</w:t>
+      </w:r>
+    </w:p>
+    <w:p>
+      <w:pPr>
+        <w:rPr>
+          <w:rFonts w:ascii="Courier New" w:hAnsi="Courier New" w:cs="Courier New"/>
+          <w:sz w:val="22"/>
+          <w:szCs w:val="22"/>
+          <w:lang w:val="en-US"/>
+        </w:rPr>
+      </w:pPr>
+      <w:r>
+        <w:rPr>
+          <w:rFonts w:ascii="Courier New" w:hAnsi="Courier New" w:cs="Courier New"/>
+          <w:sz w:val="22"/>
+          <w:szCs w:val="22"/>
+          <w:lang w:val="en-US"/>
+        </w:rPr>
+        <w:t>#include "Module_Files_Honcharenko.h"</w:t>
+      </w:r>
+    </w:p>
+    <w:p>
+      <w:pPr>
+        <w:rPr>
+          <w:rFonts w:ascii="Courier New" w:hAnsi="Courier New" w:cs="Courier New"/>
+          <w:sz w:val="22"/>
+          <w:szCs w:val="22"/>
+          <w:lang w:val="en-US"/>
+        </w:rPr>
+      </w:pPr>
+    </w:p>
+    <w:p>
+      <w:pPr>
+        <w:rPr>
+          <w:rFonts w:ascii="Courier New" w:hAnsi="Courier New" w:cs="Courier New"/>
+          <w:sz w:val="22"/>
+          <w:szCs w:val="22"/>
+          <w:lang w:val="en-US"/>
+        </w:rPr>
+      </w:pPr>
+      <w:r>
+        <w:rPr>
+          <w:rFonts w:ascii="Courier New" w:hAnsi="Courier New" w:cs="Courier New"/>
+          <w:sz w:val="22"/>
+          <w:szCs w:val="22"/>
+          <w:lang w:val="en-US"/>
+        </w:rPr>
+        <w:t>using namespace std;</w:t>
+      </w:r>
+    </w:p>
+    <w:p>
+      <w:pPr>
+        <w:rPr>
+          <w:rFonts w:ascii="Courier New" w:hAnsi="Courier New" w:cs="Courier New"/>
+          <w:sz w:val="22"/>
+          <w:szCs w:val="22"/>
+          <w:lang w:val="en-US"/>
+        </w:rPr>
+      </w:pPr>
+    </w:p>
+    <w:p>
+      <w:pPr>
+        <w:rPr>
+          <w:rFonts w:ascii="Courier New" w:hAnsi="Courier New" w:cs="Courier New"/>
+          <w:sz w:val="22"/>
+          <w:szCs w:val="22"/>
+          <w:lang w:val="en-US"/>
+        </w:rPr>
+      </w:pPr>
+      <w:r>
+        <w:rPr>
+          <w:rFonts w:ascii="Courier New" w:hAnsi="Courier New" w:cs="Courier New"/>
+          <w:sz w:val="22"/>
+          <w:szCs w:val="22"/>
+          <w:lang w:val="en-US"/>
+        </w:rPr>
+        <w:t>void saveToFile(const char* filename, PhoneRecord* head) {</w:t>
+      </w:r>
+    </w:p>
+    <w:p>
+      <w:pPr>
+        <w:rPr>
+          <w:rFonts w:ascii="Courier New" w:hAnsi="Courier New" w:cs="Courier New"/>
+          <w:sz w:val="22"/>
+          <w:szCs w:val="22"/>
+          <w:lang w:val="en-US"/>
+        </w:rPr>
+      </w:pPr>
+      <w:r>
+        <w:rPr>
+          <w:rFonts w:ascii="Courier New" w:hAnsi="Courier New" w:cs="Courier New"/>
+          <w:sz w:val="22"/>
+          <w:szCs w:val="22"/>
+          <w:lang w:val="en-US"/>
+        </w:rPr>
+        <w:t xml:space="preserve">    FILE* file = fopen(filename, "wb");</w:t>
+      </w:r>
+    </w:p>
+    <w:p>
+      <w:pPr>
+        <w:rPr>
+          <w:rFonts w:ascii="Courier New" w:hAnsi="Courier New" w:cs="Courier New"/>
+          <w:sz w:val="22"/>
+          <w:szCs w:val="22"/>
+          <w:lang w:val="ru-RU"/>
+        </w:rPr>
+      </w:pPr>
+      <w:r>
+        <w:rPr>
+          <w:rFonts w:ascii="Courier New" w:hAnsi="Courier New" w:cs="Courier New"/>
+          <w:sz w:val="22"/>
+          <w:szCs w:val="22"/>
+          <w:lang w:val="en-US"/>
+        </w:rPr>
+        <w:t xml:space="preserve">    if</w:t>
+      </w:r>
+      <w:r>
+        <w:rPr>
+          <w:rFonts w:ascii="Courier New" w:hAnsi="Courier New" w:cs="Courier New"/>
+          <w:sz w:val="22"/>
+          <w:szCs w:val="22"/>
+          <w:lang w:val="ru-RU"/>
+        </w:rPr>
+        <w:t xml:space="preserve"> (!</w:t>
+      </w:r>
+      <w:r>
+        <w:rPr>
+          <w:rFonts w:ascii="Courier New" w:hAnsi="Courier New" w:cs="Courier New"/>
+          <w:sz w:val="22"/>
+          <w:szCs w:val="22"/>
+          <w:lang w:val="en-US"/>
+        </w:rPr>
+        <w:t>file</w:t>
+      </w:r>
+      <w:r>
+        <w:rPr>
+          <w:rFonts w:ascii="Courier New" w:hAnsi="Courier New" w:cs="Courier New"/>
+          <w:sz w:val="22"/>
+          <w:szCs w:val="22"/>
+          <w:lang w:val="ru-RU"/>
+        </w:rPr>
+        <w:t>) {</w:t>
+      </w:r>
+    </w:p>
+    <w:p>
+      <w:pPr>
+        <w:rPr>
+          <w:rFonts w:ascii="Courier New" w:hAnsi="Courier New" w:cs="Courier New"/>
+          <w:sz w:val="22"/>
+          <w:szCs w:val="22"/>
+          <w:lang w:val="ru-RU"/>
+        </w:rPr>
+      </w:pPr>
+      <w:r>
+        <w:rPr>
+          <w:rFonts w:ascii="Courier New" w:hAnsi="Courier New" w:cs="Courier New"/>
+          <w:sz w:val="22"/>
+          <w:szCs w:val="22"/>
+          <w:lang w:val="ru-RU"/>
+        </w:rPr>
+        <w:t xml:space="preserve">        </w:t>
+      </w:r>
+      <w:r>
+        <w:rPr>
+          <w:rFonts w:ascii="Courier New" w:hAnsi="Courier New" w:cs="Courier New"/>
+          <w:sz w:val="22"/>
+          <w:szCs w:val="22"/>
+          <w:lang w:val="en-US"/>
+        </w:rPr>
+        <w:t>cout</w:t>
+      </w:r>
+      <w:r>
+        <w:rPr>
+          <w:rFonts w:ascii="Courier New" w:hAnsi="Courier New" w:cs="Courier New"/>
+          <w:sz w:val="22"/>
+          <w:szCs w:val="22"/>
+          <w:lang w:val="ru-RU"/>
+        </w:rPr>
+        <w:t xml:space="preserve"> &lt;&lt; "Помилка: не вдалося відкрити файл для запису!\</w:t>
+      </w:r>
+      <w:r>
+        <w:rPr>
+          <w:rFonts w:ascii="Courier New" w:hAnsi="Courier New" w:cs="Courier New"/>
+          <w:sz w:val="22"/>
+          <w:szCs w:val="22"/>
+          <w:lang w:val="en-US"/>
+        </w:rPr>
+        <w:t>n</w:t>
+      </w:r>
+      <w:r>
+        <w:rPr>
+          <w:rFonts w:ascii="Courier New" w:hAnsi="Courier New" w:cs="Courier New"/>
+          <w:sz w:val="22"/>
+          <w:szCs w:val="22"/>
+          <w:lang w:val="ru-RU"/>
+        </w:rPr>
+        <w:t>";</w:t>
+      </w:r>
+    </w:p>
+    <w:p>
+      <w:pPr>
+        <w:rPr>
+          <w:rFonts w:ascii="Courier New" w:hAnsi="Courier New" w:cs="Courier New"/>
+          <w:sz w:val="22"/>
+          <w:szCs w:val="22"/>
+          <w:lang w:val="en-US"/>
+        </w:rPr>
+      </w:pPr>
+      <w:r>
+        <w:rPr>
+          <w:rFonts w:ascii="Courier New" w:hAnsi="Courier New" w:cs="Courier New"/>
+          <w:sz w:val="22"/>
+          <w:szCs w:val="22"/>
+          <w:lang w:val="ru-RU"/>
+        </w:rPr>
+        <w:t xml:space="preserve">        </w:t>
+      </w:r>
+      <w:r>
+        <w:rPr>
+          <w:rFonts w:ascii="Courier New" w:hAnsi="Courier New" w:cs="Courier New"/>
+          <w:sz w:val="22"/>
+          <w:szCs w:val="22"/>
+          <w:lang w:val="en-US"/>
+        </w:rPr>
+        <w:t>return;</w:t>
+      </w:r>
+    </w:p>
+    <w:p>
+      <w:pPr>
+        <w:rPr>
+          <w:rFonts w:ascii="Courier New" w:hAnsi="Courier New" w:cs="Courier New"/>
+          <w:sz w:val="22"/>
+          <w:szCs w:val="22"/>
+          <w:lang w:val="en-US"/>
+        </w:rPr>
+      </w:pPr>
+      <w:r>
+        <w:rPr>
+          <w:rFonts w:ascii="Courier New" w:hAnsi="Courier New" w:cs="Courier New"/>
+          <w:sz w:val="22"/>
+          <w:szCs w:val="22"/>
+          <w:lang w:val="en-US"/>
+        </w:rPr>
+        <w:t xml:space="preserve">    }</w:t>
+      </w:r>
+    </w:p>
+    <w:p>
+      <w:pPr>
+        <w:rPr>
+          <w:rFonts w:ascii="Courier New" w:hAnsi="Courier New" w:cs="Courier New"/>
+          <w:sz w:val="22"/>
+          <w:szCs w:val="22"/>
+          <w:lang w:val="en-US"/>
+        </w:rPr>
+      </w:pPr>
+    </w:p>
+    <w:p>
+      <w:pPr>
+        <w:rPr>
+          <w:rFonts w:ascii="Courier New" w:hAnsi="Courier New" w:cs="Courier New"/>
+          <w:sz w:val="22"/>
+          <w:szCs w:val="22"/>
+          <w:lang w:val="en-US"/>
+        </w:rPr>
+      </w:pPr>
+      <w:r>
+        <w:rPr>
+          <w:rFonts w:ascii="Courier New" w:hAnsi="Courier New" w:cs="Courier New"/>
+          <w:sz w:val="22"/>
+          <w:szCs w:val="22"/>
+          <w:lang w:val="en-US"/>
+        </w:rPr>
+        <w:t xml:space="preserve">    PhoneRecord* current = head;</w:t>
+      </w:r>
+    </w:p>
+    <w:p>
+      <w:pPr>
+        <w:rPr>
+          <w:rFonts w:ascii="Courier New" w:hAnsi="Courier New" w:cs="Courier New"/>
+          <w:sz w:val="22"/>
+          <w:szCs w:val="22"/>
+          <w:lang w:val="en-US"/>
+        </w:rPr>
+      </w:pPr>
+      <w:r>
+        <w:rPr>
+          <w:rFonts w:ascii="Courier New" w:hAnsi="Courier New" w:cs="Courier New"/>
+          <w:sz w:val="22"/>
+          <w:szCs w:val="22"/>
+          <w:lang w:val="en-US"/>
+        </w:rPr>
+        <w:t xml:space="preserve">    int count = 0;</w:t>
+      </w:r>
+    </w:p>
+    <w:p>
+      <w:pPr>
+        <w:rPr>
+          <w:rFonts w:ascii="Courier New" w:hAnsi="Courier New" w:cs="Courier New"/>
+          <w:sz w:val="22"/>
+          <w:szCs w:val="22"/>
+          <w:lang w:val="en-US"/>
+        </w:rPr>
+      </w:pPr>
+    </w:p>
+    <w:p>
+      <w:pPr>
+        <w:rPr>
+          <w:rFonts w:ascii="Courier New" w:hAnsi="Courier New" w:cs="Courier New"/>
+          <w:sz w:val="22"/>
+          <w:szCs w:val="22"/>
+          <w:lang w:val="en-US"/>
+        </w:rPr>
+      </w:pPr>
+      <w:r>
+        <w:rPr>
+          <w:rFonts w:ascii="Courier New" w:hAnsi="Courier New" w:cs="Courier New"/>
+          <w:sz w:val="22"/>
+          <w:szCs w:val="22"/>
+          <w:lang w:val="en-US"/>
+        </w:rPr>
+        <w:t xml:space="preserve">    while (current != nullptr) {</w:t>
+      </w:r>
+    </w:p>
+    <w:p>
+      <w:pPr>
+        <w:rPr>
+          <w:rFonts w:ascii="Courier New" w:hAnsi="Courier New" w:cs="Courier New"/>
+          <w:sz w:val="22"/>
+          <w:szCs w:val="22"/>
+          <w:lang w:val="en-US"/>
+        </w:rPr>
+      </w:pPr>
+      <w:r>
+        <w:rPr>
+          <w:rFonts w:ascii="Courier New" w:hAnsi="Courier New" w:cs="Courier New"/>
+          <w:sz w:val="22"/>
+          <w:szCs w:val="22"/>
+          <w:lang w:val="en-US"/>
+        </w:rPr>
+        <w:t xml:space="preserve">        fwrite(current-&gt;cityName, sizeof(char), MAX_CITY_LEN, file);</w:t>
+      </w:r>
+    </w:p>
+    <w:p>
+      <w:pPr>
+        <w:rPr>
+          <w:rFonts w:ascii="Courier New" w:hAnsi="Courier New" w:cs="Courier New"/>
+          <w:sz w:val="22"/>
+          <w:szCs w:val="22"/>
+          <w:lang w:val="en-US"/>
+        </w:rPr>
+      </w:pPr>
+      <w:r>
+        <w:rPr>
+          <w:rFonts w:ascii="Courier New" w:hAnsi="Courier New" w:cs="Courier New"/>
+          <w:sz w:val="22"/>
+          <w:szCs w:val="22"/>
+          <w:lang w:val="en-US"/>
+        </w:rPr>
+        <w:t xml:space="preserve">        fwrite(current-&gt;phoneCode, sizeof(char), MAX_CODE_LEN, file);</w:t>
+      </w:r>
+    </w:p>
+    <w:p>
+      <w:pPr>
+        <w:rPr>
+          <w:rFonts w:ascii="Courier New" w:hAnsi="Courier New" w:cs="Courier New"/>
+          <w:sz w:val="22"/>
+          <w:szCs w:val="22"/>
+          <w:lang w:val="en-US"/>
+        </w:rPr>
+      </w:pPr>
+      <w:r>
+        <w:rPr>
+          <w:rFonts w:ascii="Courier New" w:hAnsi="Courier New" w:cs="Courier New"/>
+          <w:sz w:val="22"/>
+          <w:szCs w:val="22"/>
+          <w:lang w:val="en-US"/>
+        </w:rPr>
+        <w:t xml:space="preserve">        current = current-&gt;next;</w:t>
+      </w:r>
+    </w:p>
+    <w:p>
+      <w:pPr>
+        <w:rPr>
+          <w:rFonts w:ascii="Courier New" w:hAnsi="Courier New" w:cs="Courier New"/>
+          <w:sz w:val="22"/>
+          <w:szCs w:val="22"/>
+          <w:lang w:val="en-US"/>
+        </w:rPr>
+      </w:pPr>
+      <w:r>
+        <w:rPr>
+          <w:rFonts w:ascii="Courier New" w:hAnsi="Courier New" w:cs="Courier New"/>
+          <w:sz w:val="22"/>
+          <w:szCs w:val="22"/>
+          <w:lang w:val="en-US"/>
+        </w:rPr>
+        <w:t xml:space="preserve">        count++;</w:t>
+      </w:r>
+    </w:p>
+    <w:p>
+      <w:pPr>
+        <w:rPr>
+          <w:rFonts w:ascii="Courier New" w:hAnsi="Courier New" w:cs="Courier New"/>
+          <w:sz w:val="22"/>
+          <w:szCs w:val="22"/>
+          <w:lang w:val="en-US"/>
+        </w:rPr>
+      </w:pPr>
+      <w:r>
+        <w:rPr>
+          <w:rFonts w:ascii="Courier New" w:hAnsi="Courier New" w:cs="Courier New"/>
+          <w:sz w:val="22"/>
+          <w:szCs w:val="22"/>
+          <w:lang w:val="en-US"/>
+        </w:rPr>
+        <w:t xml:space="preserve">    }</w:t>
+      </w:r>
+    </w:p>
+    <w:p>
+      <w:pPr>
+        <w:rPr>
+          <w:rFonts w:ascii="Courier New" w:hAnsi="Courier New" w:cs="Courier New"/>
+          <w:sz w:val="22"/>
+          <w:szCs w:val="22"/>
+          <w:lang w:val="en-US"/>
+        </w:rPr>
+      </w:pPr>
+      <w:r>
+        <w:rPr>
+          <w:rFonts w:ascii="Courier New" w:hAnsi="Courier New" w:cs="Courier New"/>
+          <w:sz w:val="22"/>
+          <w:szCs w:val="22"/>
+          <w:lang w:val="en-US"/>
+        </w:rPr>
+        <w:t xml:space="preserve">    fclose(file);</w:t>
+      </w:r>
+    </w:p>
+    <w:p>
+      <w:pPr>
+        <w:rPr>
+          <w:rFonts w:ascii="Courier New" w:hAnsi="Courier New" w:cs="Courier New"/>
+          <w:sz w:val="22"/>
+          <w:szCs w:val="22"/>
+          <w:lang w:val="en-US"/>
+        </w:rPr>
+      </w:pPr>
+      <w:r>
+        <w:rPr>
+          <w:rFonts w:ascii="Courier New" w:hAnsi="Courier New" w:cs="Courier New"/>
+          <w:sz w:val="22"/>
+          <w:szCs w:val="22"/>
+          <w:lang w:val="en-US"/>
+        </w:rPr>
+        <w:t xml:space="preserve">    cout &lt;&lt; "Успішно збережено " &lt;&lt; count &lt;&lt; " записів у файл бази даних.\n";</w:t>
+      </w:r>
+    </w:p>
+    <w:p>
+      <w:pPr>
+        <w:rPr>
+          <w:rFonts w:ascii="Courier New" w:hAnsi="Courier New" w:cs="Courier New"/>
+          <w:sz w:val="22"/>
+          <w:szCs w:val="22"/>
+          <w:lang w:val="en-US"/>
+        </w:rPr>
+      </w:pPr>
+      <w:r>
+        <w:rPr>
+          <w:rFonts w:ascii="Courier New" w:hAnsi="Courier New" w:cs="Courier New"/>
+          <w:sz w:val="22"/>
+          <w:szCs w:val="22"/>
+          <w:lang w:val="en-US"/>
+        </w:rPr>
+        <w:t>}</w:t>
+      </w:r>
+    </w:p>
+    <w:p>
+      <w:pPr>
+        <w:rPr>
+          <w:rFonts w:ascii="Courier New" w:hAnsi="Courier New" w:cs="Courier New"/>
+          <w:sz w:val="22"/>
+          <w:szCs w:val="22"/>
+          <w:lang w:val="en-US"/>
+        </w:rPr>
+      </w:pPr>
+    </w:p>
+    <w:p>
+      <w:pPr>
+        <w:rPr>
+          <w:rFonts w:ascii="Courier New" w:hAnsi="Courier New" w:cs="Courier New"/>
+          <w:sz w:val="22"/>
+          <w:szCs w:val="22"/>
+          <w:lang w:val="en-US"/>
+        </w:rPr>
+      </w:pPr>
+      <w:r>
+        <w:rPr>
+          <w:rFonts w:ascii="Courier New" w:hAnsi="Courier New" w:cs="Courier New"/>
+          <w:sz w:val="22"/>
+          <w:szCs w:val="22"/>
+          <w:lang w:val="en-US"/>
+        </w:rPr>
+        <w:t>void loadFromFile(const char* filename, PhoneRecord*&amp; head, PhoneRecord*&amp; tail) {</w:t>
+      </w:r>
+    </w:p>
+    <w:p>
+      <w:pPr>
+        <w:rPr>
+          <w:rFonts w:ascii="Courier New" w:hAnsi="Courier New" w:cs="Courier New"/>
+          <w:sz w:val="22"/>
+          <w:szCs w:val="22"/>
+          <w:lang w:val="en-US"/>
+        </w:rPr>
+      </w:pPr>
+      <w:r>
+        <w:rPr>
+          <w:rFonts w:ascii="Courier New" w:hAnsi="Courier New" w:cs="Courier New"/>
+          <w:sz w:val="22"/>
+          <w:szCs w:val="22"/>
+          <w:lang w:val="en-US"/>
+        </w:rPr>
+        <w:t xml:space="preserve">    FILE* file = fopen(filename, "rb");</w:t>
+      </w:r>
+    </w:p>
+    <w:p>
+      <w:pPr>
+        <w:rPr>
+          <w:rFonts w:ascii="Courier New" w:hAnsi="Courier New" w:cs="Courier New"/>
+          <w:sz w:val="22"/>
+          <w:szCs w:val="22"/>
+          <w:lang w:val="ru-RU"/>
+        </w:rPr>
+      </w:pPr>
+      <w:r>
+        <w:rPr>
+          <w:rFonts w:ascii="Courier New" w:hAnsi="Courier New" w:cs="Courier New"/>
+          <w:sz w:val="22"/>
+          <w:szCs w:val="22"/>
+          <w:lang w:val="en-US"/>
+        </w:rPr>
+        <w:t xml:space="preserve">    if</w:t>
+      </w:r>
+      <w:r>
+        <w:rPr>
+          <w:rFonts w:ascii="Courier New" w:hAnsi="Courier New" w:cs="Courier New"/>
+          <w:sz w:val="22"/>
+          <w:szCs w:val="22"/>
+          <w:lang w:val="ru-RU"/>
+        </w:rPr>
+        <w:t xml:space="preserve"> (!</w:t>
+      </w:r>
+      <w:r>
+        <w:rPr>
+          <w:rFonts w:ascii="Courier New" w:hAnsi="Courier New" w:cs="Courier New"/>
+          <w:sz w:val="22"/>
+          <w:szCs w:val="22"/>
+          <w:lang w:val="en-US"/>
+        </w:rPr>
+        <w:t>file</w:t>
+      </w:r>
+      <w:r>
+        <w:rPr>
+          <w:rFonts w:ascii="Courier New" w:hAnsi="Courier New" w:cs="Courier New"/>
+          <w:sz w:val="22"/>
+          <w:szCs w:val="22"/>
+          <w:lang w:val="ru-RU"/>
+        </w:rPr>
+        <w:t>) {</w:t>
+      </w:r>
+    </w:p>
+    <w:p>
+      <w:pPr>
+        <w:rPr>
+          <w:rFonts w:ascii="Courier New" w:hAnsi="Courier New" w:cs="Courier New"/>
+          <w:sz w:val="22"/>
+          <w:szCs w:val="22"/>
+          <w:lang w:val="ru-RU"/>
+        </w:rPr>
+      </w:pPr>
+      <w:r>
+        <w:rPr>
+          <w:rFonts w:ascii="Courier New" w:hAnsi="Courier New" w:cs="Courier New"/>
+          <w:sz w:val="22"/>
+          <w:szCs w:val="22"/>
+          <w:lang w:val="ru-RU"/>
+        </w:rPr>
+        <w:t xml:space="preserve">        </w:t>
+      </w:r>
+      <w:r>
+        <w:rPr>
+          <w:rFonts w:ascii="Courier New" w:hAnsi="Courier New" w:cs="Courier New"/>
+          <w:sz w:val="22"/>
+          <w:szCs w:val="22"/>
+          <w:lang w:val="en-US"/>
+        </w:rPr>
+        <w:t>cout</w:t>
+      </w:r>
+      <w:r>
+        <w:rPr>
+          <w:rFonts w:ascii="Courier New" w:hAnsi="Courier New" w:cs="Courier New"/>
+          <w:sz w:val="22"/>
+          <w:szCs w:val="22"/>
+          <w:lang w:val="ru-RU"/>
+        </w:rPr>
+        <w:t xml:space="preserve"> &lt;&lt; "Базу даних не знайдено. Створено новий порожній довідник.\</w:t>
+      </w:r>
+      <w:r>
+        <w:rPr>
+          <w:rFonts w:ascii="Courier New" w:hAnsi="Courier New" w:cs="Courier New"/>
+          <w:sz w:val="22"/>
+          <w:szCs w:val="22"/>
+          <w:lang w:val="en-US"/>
+        </w:rPr>
+        <w:t>n</w:t>
+      </w:r>
+      <w:r>
+        <w:rPr>
+          <w:rFonts w:ascii="Courier New" w:hAnsi="Courier New" w:cs="Courier New"/>
+          <w:sz w:val="22"/>
+          <w:szCs w:val="22"/>
+          <w:lang w:val="ru-RU"/>
+        </w:rPr>
+        <w:t>";</w:t>
+      </w:r>
+    </w:p>
+    <w:p>
+      <w:pPr>
+        <w:rPr>
+          <w:rFonts w:ascii="Courier New" w:hAnsi="Courier New" w:cs="Courier New"/>
+          <w:sz w:val="22"/>
+          <w:szCs w:val="22"/>
+          <w:lang w:val="en-US"/>
+        </w:rPr>
+      </w:pPr>
+      <w:r>
+        <w:rPr>
+          <w:rFonts w:ascii="Courier New" w:hAnsi="Courier New" w:cs="Courier New"/>
+          <w:sz w:val="22"/>
+          <w:szCs w:val="22"/>
+          <w:lang w:val="ru-RU"/>
+        </w:rPr>
+        <w:t xml:space="preserve">        </w:t>
+      </w:r>
+      <w:r>
+        <w:rPr>
+          <w:rFonts w:ascii="Courier New" w:hAnsi="Courier New" w:cs="Courier New"/>
+          <w:sz w:val="22"/>
+          <w:szCs w:val="22"/>
+          <w:lang w:val="en-US"/>
+        </w:rPr>
+        <w:t>return;</w:t>
+      </w:r>
+    </w:p>
+    <w:p>
+      <w:pPr>
+        <w:rPr>
+          <w:rFonts w:ascii="Courier New" w:hAnsi="Courier New" w:cs="Courier New"/>
+          <w:sz w:val="22"/>
+          <w:szCs w:val="22"/>
+          <w:lang w:val="en-US"/>
+        </w:rPr>
+      </w:pPr>
+      <w:r>
+        <w:rPr>
+          <w:rFonts w:ascii="Courier New" w:hAnsi="Courier New" w:cs="Courier New"/>
+          <w:sz w:val="22"/>
+          <w:szCs w:val="22"/>
+          <w:lang w:val="en-US"/>
+        </w:rPr>
+        <w:t xml:space="preserve">    }</w:t>
+      </w:r>
+    </w:p>
+    <w:p>
+      <w:pPr>
+        <w:rPr>
+          <w:rFonts w:ascii="Courier New" w:hAnsi="Courier New" w:cs="Courier New"/>
+          <w:sz w:val="22"/>
+          <w:szCs w:val="22"/>
+          <w:lang w:val="en-US"/>
+        </w:rPr>
+      </w:pPr>
+    </w:p>
+    <w:p>
+      <w:pPr>
+        <w:rPr>
+          <w:rFonts w:ascii="Courier New" w:hAnsi="Courier New" w:cs="Courier New"/>
+          <w:sz w:val="22"/>
+          <w:szCs w:val="22"/>
+          <w:lang w:val="en-US"/>
+        </w:rPr>
+      </w:pPr>
+      <w:r>
+        <w:rPr>
+          <w:rFonts w:ascii="Courier New" w:hAnsi="Courier New" w:cs="Courier New"/>
+          <w:sz w:val="22"/>
+          <w:szCs w:val="22"/>
+          <w:lang w:val="en-US"/>
+        </w:rPr>
+        <w:t xml:space="preserve">    char tempCity[MAX_CITY_LEN];</w:t>
+      </w:r>
+    </w:p>
+    <w:p>
+      <w:pPr>
+        <w:rPr>
+          <w:rFonts w:ascii="Courier New" w:hAnsi="Courier New" w:cs="Courier New"/>
+          <w:sz w:val="22"/>
+          <w:szCs w:val="22"/>
+          <w:lang w:val="de-DE"/>
+        </w:rPr>
+      </w:pPr>
+      <w:r>
+        <w:rPr>
+          <w:rFonts w:ascii="Courier New" w:hAnsi="Courier New" w:cs="Courier New"/>
+          <w:sz w:val="22"/>
+          <w:szCs w:val="22"/>
+          <w:lang w:val="en-US"/>
+        </w:rPr>
+        <w:t xml:space="preserve">    </w:t>
+      </w:r>
+      <w:r>
+        <w:rPr>
+          <w:rFonts w:ascii="Courier New" w:hAnsi="Courier New" w:cs="Courier New"/>
+          <w:sz w:val="22"/>
+          <w:szCs w:val="22"/>
+          <w:lang w:val="de-DE"/>
+        </w:rPr>
+        <w:t>char tempCode[MAX_CODE_LEN];</w:t>
+      </w:r>
+    </w:p>
+    <w:p>
+      <w:pPr>
+        <w:rPr>
+          <w:rFonts w:ascii="Courier New" w:hAnsi="Courier New" w:cs="Courier New"/>
+          <w:sz w:val="22"/>
+          <w:szCs w:val="22"/>
+          <w:lang w:val="en-US"/>
+        </w:rPr>
+      </w:pPr>
+      <w:r>
+        <w:rPr>
+          <w:rFonts w:ascii="Courier New" w:hAnsi="Courier New" w:cs="Courier New"/>
+          <w:sz w:val="22"/>
+          <w:szCs w:val="22"/>
+          <w:lang w:val="de-DE"/>
+        </w:rPr>
+        <w:t xml:space="preserve">    </w:t>
+      </w:r>
+      <w:r>
+        <w:rPr>
+          <w:rFonts w:ascii="Courier New" w:hAnsi="Courier New" w:cs="Courier New"/>
+          <w:sz w:val="22"/>
+          <w:szCs w:val="22"/>
+          <w:lang w:val="en-US"/>
+        </w:rPr>
+        <w:t>int count = 0;</w:t>
+      </w:r>
+    </w:p>
+    <w:p>
+      <w:pPr>
+        <w:rPr>
+          <w:rFonts w:ascii="Courier New" w:hAnsi="Courier New" w:cs="Courier New"/>
+          <w:sz w:val="22"/>
+          <w:szCs w:val="22"/>
+          <w:lang w:val="en-US"/>
+        </w:rPr>
+      </w:pPr>
+    </w:p>
+    <w:p>
+      <w:pPr>
+        <w:rPr>
+          <w:rFonts w:ascii="Courier New" w:hAnsi="Courier New" w:cs="Courier New"/>
+          <w:sz w:val="22"/>
+          <w:szCs w:val="22"/>
+          <w:lang w:val="en-US"/>
+        </w:rPr>
+      </w:pPr>
+      <w:r>
+        <w:rPr>
+          <w:rFonts w:ascii="Courier New" w:hAnsi="Courier New" w:cs="Courier New"/>
+          <w:sz w:val="22"/>
+          <w:szCs w:val="22"/>
+          <w:lang w:val="en-US"/>
+        </w:rPr>
+        <w:t xml:space="preserve">    while (fread(tempCity, sizeof(char), MAX_CITY_LEN, file) == MAX_CITY_LEN) {</w:t>
+      </w:r>
+    </w:p>
+    <w:p>
+      <w:pPr>
+        <w:rPr>
+          <w:rFonts w:ascii="Courier New" w:hAnsi="Courier New" w:cs="Courier New"/>
+          <w:sz w:val="22"/>
+          <w:szCs w:val="22"/>
+          <w:lang w:val="en-US"/>
+        </w:rPr>
+      </w:pPr>
+      <w:r>
+        <w:rPr>
+          <w:rFonts w:ascii="Courier New" w:hAnsi="Courier New" w:cs="Courier New"/>
+          <w:sz w:val="22"/>
+          <w:szCs w:val="22"/>
+          <w:lang w:val="en-US"/>
+        </w:rPr>
+        <w:lastRenderedPageBreak/>
+        <w:t xml:space="preserve">        fread(tempCode, sizeof(char), MAX_CODE_LEN, file);</w:t>
+      </w:r>
+    </w:p>
+    <w:p>
+      <w:pPr>
+        <w:rPr>
+          <w:rFonts w:ascii="Courier New" w:hAnsi="Courier New" w:cs="Courier New"/>
+          <w:sz w:val="22"/>
+          <w:szCs w:val="22"/>
+          <w:lang w:val="en-US"/>
+        </w:rPr>
+      </w:pPr>
+    </w:p>
+    <w:p>
+      <w:pPr>
+        <w:rPr>
+          <w:rFonts w:ascii="Courier New" w:hAnsi="Courier New" w:cs="Courier New"/>
+          <w:sz w:val="22"/>
+          <w:szCs w:val="22"/>
+          <w:lang w:val="en-US"/>
+        </w:rPr>
+      </w:pPr>
+      <w:r>
+        <w:rPr>
+          <w:rFonts w:ascii="Courier New" w:hAnsi="Courier New" w:cs="Courier New"/>
+          <w:sz w:val="22"/>
+          <w:szCs w:val="22"/>
+          <w:lang w:val="en-US"/>
+        </w:rPr>
+        <w:t xml:space="preserve">        PhoneRecord* newNode = new PhoneRecord;</w:t>
+      </w:r>
+    </w:p>
+    <w:p>
+      <w:pPr>
+        <w:rPr>
+          <w:rFonts w:ascii="Courier New" w:hAnsi="Courier New" w:cs="Courier New"/>
+          <w:sz w:val="22"/>
+          <w:szCs w:val="22"/>
+          <w:lang w:val="en-US"/>
+        </w:rPr>
+      </w:pPr>
+      <w:r>
+        <w:rPr>
+          <w:rFonts w:ascii="Courier New" w:hAnsi="Courier New" w:cs="Courier New"/>
+          <w:sz w:val="22"/>
+          <w:szCs w:val="22"/>
+          <w:lang w:val="en-US"/>
+        </w:rPr>
+        <w:t xml:space="preserve">        strcpy(newNode-&gt;cityName, tempCity);</w:t>
+      </w:r>
+    </w:p>
+    <w:p>
+      <w:pPr>
+        <w:rPr>
+          <w:rFonts w:ascii="Courier New" w:hAnsi="Courier New" w:cs="Courier New"/>
+          <w:sz w:val="22"/>
+          <w:szCs w:val="22"/>
+          <w:lang w:val="en-US"/>
+        </w:rPr>
+      </w:pPr>
+      <w:r>
+        <w:rPr>
+          <w:rFonts w:ascii="Courier New" w:hAnsi="Courier New" w:cs="Courier New"/>
+          <w:sz w:val="22"/>
+          <w:szCs w:val="22"/>
+          <w:lang w:val="en-US"/>
+        </w:rPr>
+        <w:t xml:space="preserve">        strcpy(newNode-&gt;phoneCode, tempCode);</w:t>
+      </w:r>
+    </w:p>
+    <w:p>
+      <w:pPr>
+        <w:rPr>
+          <w:rFonts w:ascii="Courier New" w:hAnsi="Courier New" w:cs="Courier New"/>
+          <w:sz w:val="22"/>
+          <w:szCs w:val="22"/>
+          <w:lang w:val="en-US"/>
+        </w:rPr>
+      </w:pPr>
+      <w:r>
+        <w:rPr>
+          <w:rFonts w:ascii="Courier New" w:hAnsi="Courier New" w:cs="Courier New"/>
+          <w:sz w:val="22"/>
+          <w:szCs w:val="22"/>
+          <w:lang w:val="en-US"/>
+        </w:rPr>
+        <w:t xml:space="preserve">        newNode-&gt;next = nullptr;</w:t>
+      </w:r>
+    </w:p>
+    <w:p>
+      <w:pPr>
+        <w:rPr>
+          <w:rFonts w:ascii="Courier New" w:hAnsi="Courier New" w:cs="Courier New"/>
+          <w:sz w:val="22"/>
+          <w:szCs w:val="22"/>
+          <w:lang w:val="en-US"/>
+        </w:rPr>
+      </w:pPr>
+      <w:r>
+        <w:rPr>
+          <w:rFonts w:ascii="Courier New" w:hAnsi="Courier New" w:cs="Courier New"/>
+          <w:sz w:val="22"/>
+          <w:szCs w:val="22"/>
+          <w:lang w:val="en-US"/>
+        </w:rPr>
+        <w:t xml:space="preserve">        newNode-&gt;prev = tail;</w:t>
+      </w:r>
+    </w:p>
+    <w:p>
+      <w:pPr>
+        <w:rPr>
+          <w:rFonts w:ascii="Courier New" w:hAnsi="Courier New" w:cs="Courier New"/>
+          <w:sz w:val="22"/>
+          <w:szCs w:val="22"/>
+          <w:lang w:val="en-US"/>
+        </w:rPr>
+      </w:pPr>
+    </w:p>
+    <w:p>
+      <w:pPr>
+        <w:rPr>
+          <w:rFonts w:ascii="Courier New" w:hAnsi="Courier New" w:cs="Courier New"/>
+          <w:sz w:val="22"/>
+          <w:szCs w:val="22"/>
+          <w:lang w:val="en-US"/>
+        </w:rPr>
+      </w:pPr>
+      <w:r>
+        <w:rPr>
+          <w:rFonts w:ascii="Courier New" w:hAnsi="Courier New" w:cs="Courier New"/>
+          <w:sz w:val="22"/>
+          <w:szCs w:val="22"/>
+          <w:lang w:val="en-US"/>
+        </w:rPr>
+        <w:t xml:space="preserve">        if (tail != nullptr) {</w:t>
+      </w:r>
+    </w:p>
+    <w:p>
+      <w:pPr>
+        <w:rPr>
+          <w:rFonts w:ascii="Courier New" w:hAnsi="Courier New" w:cs="Courier New"/>
+          <w:sz w:val="22"/>
+          <w:szCs w:val="22"/>
+          <w:lang w:val="en-US"/>
+        </w:rPr>
+      </w:pPr>
+      <w:r>
+        <w:rPr>
+          <w:rFonts w:ascii="Courier New" w:hAnsi="Courier New" w:cs="Courier New"/>
+          <w:sz w:val="22"/>
+          <w:szCs w:val="22"/>
+          <w:lang w:val="en-US"/>
+        </w:rPr>
+        <w:t xml:space="preserve">            tail-&gt;next = newNode;</w:t>
+      </w:r>
+    </w:p>
+    <w:p>
+      <w:pPr>
+        <w:rPr>
+          <w:rFonts w:ascii="Courier New" w:hAnsi="Courier New" w:cs="Courier New"/>
+          <w:sz w:val="22"/>
+          <w:szCs w:val="22"/>
+          <w:lang w:val="en-US"/>
+        </w:rPr>
+      </w:pPr>
+      <w:r>
+        <w:rPr>
+          <w:rFonts w:ascii="Courier New" w:hAnsi="Courier New" w:cs="Courier New"/>
+          <w:sz w:val="22"/>
+          <w:szCs w:val="22"/>
+          <w:lang w:val="en-US"/>
+        </w:rPr>
+        <w:t xml:space="preserve">        } else {</w:t>
+      </w:r>
+    </w:p>
+    <w:p>
+      <w:pPr>
+        <w:rPr>
+          <w:rFonts w:ascii="Courier New" w:hAnsi="Courier New" w:cs="Courier New"/>
+          <w:sz w:val="22"/>
+          <w:szCs w:val="22"/>
+          <w:lang w:val="en-US"/>
+        </w:rPr>
+      </w:pPr>
+      <w:r>
+        <w:rPr>
+          <w:rFonts w:ascii="Courier New" w:hAnsi="Courier New" w:cs="Courier New"/>
+          <w:sz w:val="22"/>
+          <w:szCs w:val="22"/>
+          <w:lang w:val="en-US"/>
+        </w:rPr>
+        <w:t xml:space="preserve">            head = newNode;</w:t>
+      </w:r>
+    </w:p>
+    <w:p>
+      <w:pPr>
+        <w:rPr>
+          <w:rFonts w:ascii="Courier New" w:hAnsi="Courier New" w:cs="Courier New"/>
+          <w:sz w:val="22"/>
+          <w:szCs w:val="22"/>
+          <w:lang w:val="en-US"/>
+        </w:rPr>
+      </w:pPr>
+      <w:r>
+        <w:rPr>
+          <w:rFonts w:ascii="Courier New" w:hAnsi="Courier New" w:cs="Courier New"/>
+          <w:sz w:val="22"/>
+          <w:szCs w:val="22"/>
+          <w:lang w:val="en-US"/>
+        </w:rPr>
+        <w:t xml:space="preserve">        }</w:t>
+      </w:r>
+    </w:p>
+    <w:p>
+      <w:pPr>
+        <w:rPr>
+          <w:rFonts w:ascii="Courier New" w:hAnsi="Courier New" w:cs="Courier New"/>
+          <w:sz w:val="22"/>
+          <w:szCs w:val="22"/>
+          <w:lang w:val="en-US"/>
+        </w:rPr>
+      </w:pPr>
+      <w:r>
+        <w:rPr>
+          <w:rFonts w:ascii="Courier New" w:hAnsi="Courier New" w:cs="Courier New"/>
+          <w:sz w:val="22"/>
+          <w:szCs w:val="22"/>
+          <w:lang w:val="en-US"/>
+        </w:rPr>
+        <w:t xml:space="preserve">        tail = newNode;</w:t>
+      </w:r>
+    </w:p>
+    <w:p>
+      <w:pPr>
+        <w:rPr>
+          <w:rFonts w:ascii="Courier New" w:hAnsi="Courier New" w:cs="Courier New"/>
+          <w:sz w:val="22"/>
+          <w:szCs w:val="22"/>
+          <w:lang w:val="en-US"/>
+        </w:rPr>
+      </w:pPr>
+      <w:r>
+        <w:rPr>
+          <w:rFonts w:ascii="Courier New" w:hAnsi="Courier New" w:cs="Courier New"/>
+          <w:sz w:val="22"/>
+          <w:szCs w:val="22"/>
+          <w:lang w:val="en-US"/>
+        </w:rPr>
+        <w:t xml:space="preserve">        count++;</w:t>
+      </w:r>
+    </w:p>
+    <w:p>
+      <w:pPr>
+        <w:rPr>
+          <w:rFonts w:ascii="Courier New" w:hAnsi="Courier New" w:cs="Courier New"/>
+          <w:sz w:val="22"/>
+          <w:szCs w:val="22"/>
+          <w:lang w:val="en-US"/>
+        </w:rPr>
+      </w:pPr>
+      <w:r>
+        <w:rPr>
+          <w:rFonts w:ascii="Courier New" w:hAnsi="Courier New" w:cs="Courier New"/>
+          <w:sz w:val="22"/>
+          <w:szCs w:val="22"/>
+          <w:lang w:val="en-US"/>
+        </w:rPr>
+        <w:t xml:space="preserve">    }</w:t>
+      </w:r>
+    </w:p>
+    <w:p>
+      <w:pPr>
+        <w:rPr>
+          <w:rFonts w:ascii="Courier New" w:hAnsi="Courier New" w:cs="Courier New"/>
+          <w:sz w:val="22"/>
+          <w:szCs w:val="22"/>
+          <w:lang w:val="en-US"/>
+        </w:rPr>
+      </w:pPr>
+      <w:r>
+        <w:rPr>
+          <w:rFonts w:ascii="Courier New" w:hAnsi="Courier New" w:cs="Courier New"/>
+          <w:sz w:val="22"/>
+          <w:szCs w:val="22"/>
+          <w:lang w:val="en-US"/>
+        </w:rPr>
+        <w:t xml:space="preserve">    fclose(file);</w:t>
+      </w:r>
+    </w:p>
+    <w:p>
+      <w:pPr>
+        <w:rPr>
+          <w:rFonts w:ascii="Courier New" w:hAnsi="Courier New" w:cs="Courier New"/>
+          <w:sz w:val="22"/>
+          <w:szCs w:val="22"/>
+          <w:lang w:val="en-US"/>
+        </w:rPr>
+      </w:pPr>
+      <w:r>
+        <w:rPr>
+          <w:rFonts w:ascii="Courier New" w:hAnsi="Courier New" w:cs="Courier New"/>
+          <w:sz w:val="22"/>
+          <w:szCs w:val="22"/>
+          <w:lang w:val="en-US"/>
+        </w:rPr>
+        <w:t xml:space="preserve">    cout &lt;&lt; "Успішно завантажено " &lt;&lt; count &lt;&lt; " записів з бази даних.\n";</w:t>
+      </w:r>
+    </w:p>
+    <w:p>
+      <w:pPr>
+        <w:rPr>
+          <w:rFonts w:ascii="Courier New" w:hAnsi="Courier New" w:cs="Courier New"/>
+          <w:sz w:val="22"/>
+          <w:szCs w:val="22"/>
+          <w:lang w:val="en-US"/>
+        </w:rPr>
+      </w:pPr>
+      <w:r>
+        <w:rPr>
+          <w:rFonts w:ascii="Courier New" w:hAnsi="Courier New" w:cs="Courier New"/>
+          <w:sz w:val="22"/>
+          <w:szCs w:val="22"/>
+          <w:lang w:val="en-US"/>
+        </w:rPr>
+        <w:t>}</w:t>
+      </w:r>
+    </w:p>
+    <w:p>
+      <w:pPr>
+        <w:rPr>
+          <w:rFonts w:ascii="Courier New" w:hAnsi="Courier New" w:cs="Courier New"/>
+          <w:sz w:val="22"/>
+          <w:szCs w:val="22"/>
+          <w:lang w:val="en-US"/>
+        </w:rPr>
+      </w:pPr>
+    </w:p>
+    <w:p>
+      <w:pPr>
+        <w:rPr>
+          <w:sz w:val="22"/>
+          <w:szCs w:val="22"/>
+          <w:lang w:val="en-US"/>
+        </w:rPr>
+      </w:pPr>
+      <w:r>
+        <w:rPr>
+          <w:sz w:val="22"/>
+          <w:szCs w:val="22"/>
+          <w:lang w:val="ru-RU"/>
+        </w:rPr>
+        <w:t>Модуль</w:t>
+      </w:r>
+      <w:r>
+        <w:rPr>
+          <w:sz w:val="22"/>
+          <w:szCs w:val="22"/>
+          <w:lang w:val="en-US"/>
+        </w:rPr>
+        <w:t xml:space="preserve"> </w:t>
+      </w:r>
+      <w:r>
+        <w:rPr>
+          <w:sz w:val="22"/>
+          <w:szCs w:val="22"/>
+        </w:rPr>
+        <w:t>Євгенія</w:t>
+      </w:r>
+      <w:r>
+        <w:rPr>
+          <w:sz w:val="22"/>
+          <w:szCs w:val="22"/>
+          <w:lang w:val="en-US"/>
+        </w:rPr>
+        <w:t>:</w:t>
+      </w:r>
+    </w:p>
+    <w:p>
+      <w:pPr>
+        <w:rPr>
+          <w:rFonts w:ascii="Courier New" w:hAnsi="Courier New" w:cs="Courier New"/>
+          <w:sz w:val="22"/>
+          <w:szCs w:val="22"/>
+          <w:lang w:val="en-US"/>
+        </w:rPr>
+      </w:pPr>
+    </w:p>
+    <w:p>
+      <w:pPr>
+        <w:rPr>
+          <w:rFonts w:ascii="Courier New" w:hAnsi="Courier New" w:cs="Courier New"/>
+          <w:sz w:val="22"/>
+          <w:szCs w:val="22"/>
+          <w:lang w:val="en-US"/>
+        </w:rPr>
+      </w:pPr>
+      <w:r>
+        <w:rPr>
+          <w:rFonts w:ascii="Courier New" w:hAnsi="Courier New" w:cs="Courier New"/>
+          <w:sz w:val="22"/>
+          <w:szCs w:val="22"/>
+          <w:lang w:val="en-US"/>
+        </w:rPr>
+        <w:t>#ifndef MODULE_EDITING_HRYTSIUK_H_INCLUDED</w:t>
+      </w:r>
+    </w:p>
+    <w:p>
+      <w:pPr>
+        <w:rPr>
+          <w:rFonts w:ascii="Courier New" w:hAnsi="Courier New" w:cs="Courier New"/>
+          <w:sz w:val="22"/>
+          <w:szCs w:val="22"/>
+          <w:lang w:val="en-US"/>
+        </w:rPr>
+      </w:pPr>
+      <w:r>
+        <w:rPr>
+          <w:rFonts w:ascii="Courier New" w:hAnsi="Courier New" w:cs="Courier New"/>
+          <w:sz w:val="22"/>
+          <w:szCs w:val="22"/>
+          <w:lang w:val="en-US"/>
+        </w:rPr>
+        <w:t>#define MODULE_EDITING_HRYTSIUK_H_INCLUDED</w:t>
+      </w:r>
+    </w:p>
+    <w:p>
+      <w:pPr>
+        <w:rPr>
+          <w:rFonts w:ascii="Courier New" w:hAnsi="Courier New" w:cs="Courier New"/>
+          <w:sz w:val="22"/>
+          <w:szCs w:val="22"/>
+          <w:lang w:val="en-US"/>
+        </w:rPr>
+      </w:pPr>
+    </w:p>
+    <w:p>
+      <w:pPr>
+        <w:rPr>
+          <w:rFonts w:ascii="Courier New" w:hAnsi="Courier New" w:cs="Courier New"/>
+          <w:sz w:val="22"/>
+          <w:szCs w:val="22"/>
+          <w:lang w:val="en-US"/>
+        </w:rPr>
+      </w:pPr>
+      <w:r>
+        <w:rPr>
+          <w:rFonts w:ascii="Courier New" w:hAnsi="Courier New" w:cs="Courier New"/>
+          <w:sz w:val="22"/>
+          <w:szCs w:val="22"/>
+          <w:lang w:val="en-US"/>
+        </w:rPr>
+        <w:t>#include "struct_type_project_2.h"</w:t>
+      </w:r>
+    </w:p>
+    <w:p>
+      <w:pPr>
+        <w:rPr>
+          <w:rFonts w:ascii="Courier New" w:hAnsi="Courier New" w:cs="Courier New"/>
+          <w:sz w:val="22"/>
+          <w:szCs w:val="22"/>
+          <w:lang w:val="en-US"/>
+        </w:rPr>
+      </w:pPr>
+    </w:p>
+    <w:p>
+      <w:pPr>
+        <w:rPr>
+          <w:rFonts w:ascii="Courier New" w:hAnsi="Courier New" w:cs="Courier New"/>
+          <w:sz w:val="22"/>
+          <w:szCs w:val="22"/>
+          <w:lang w:val="en-US"/>
+        </w:rPr>
+      </w:pPr>
+      <w:r>
+        <w:rPr>
+          <w:rFonts w:ascii="Courier New" w:hAnsi="Courier New" w:cs="Courier New"/>
+          <w:sz w:val="22"/>
+          <w:szCs w:val="22"/>
+          <w:lang w:val="en-US"/>
+        </w:rPr>
+        <w:t>void addRecord(PhoneRecord*&amp; head, PhoneRecord*&amp; tail, const char* city, const char* code);</w:t>
+      </w:r>
+    </w:p>
+    <w:p>
+      <w:pPr>
+        <w:rPr>
+          <w:rFonts w:ascii="Courier New" w:hAnsi="Courier New" w:cs="Courier New"/>
+          <w:sz w:val="22"/>
+          <w:szCs w:val="22"/>
+          <w:lang w:val="en-US"/>
+        </w:rPr>
+      </w:pPr>
+    </w:p>
+    <w:p>
+      <w:pPr>
+        <w:rPr>
+          <w:rFonts w:ascii="Courier New" w:hAnsi="Courier New" w:cs="Courier New"/>
+          <w:sz w:val="22"/>
+          <w:szCs w:val="22"/>
+          <w:lang w:val="en-US"/>
+        </w:rPr>
+      </w:pPr>
+      <w:r>
+        <w:rPr>
+          <w:rFonts w:ascii="Courier New" w:hAnsi="Courier New" w:cs="Courier New"/>
+          <w:sz w:val="22"/>
+          <w:szCs w:val="22"/>
+          <w:lang w:val="en-US"/>
+        </w:rPr>
+        <w:t>void deleteRecord(PhoneRecord*&amp; head, PhoneRecord*&amp; tail, const char* city);</w:t>
+      </w:r>
+    </w:p>
+    <w:p>
+      <w:pPr>
+        <w:rPr>
+          <w:rFonts w:ascii="Courier New" w:hAnsi="Courier New" w:cs="Courier New"/>
+          <w:sz w:val="22"/>
+          <w:szCs w:val="22"/>
+          <w:lang w:val="en-US"/>
+        </w:rPr>
+      </w:pPr>
+    </w:p>
+    <w:p>
+      <w:pPr>
+        <w:rPr>
+          <w:rFonts w:ascii="Courier New" w:hAnsi="Courier New" w:cs="Courier New"/>
+          <w:sz w:val="22"/>
+          <w:szCs w:val="22"/>
+          <w:lang w:val="en-US"/>
+        </w:rPr>
+      </w:pPr>
+      <w:r>
+        <w:rPr>
+          <w:rFonts w:ascii="Courier New" w:hAnsi="Courier New" w:cs="Courier New"/>
+          <w:sz w:val="22"/>
+          <w:szCs w:val="22"/>
+          <w:lang w:val="en-US"/>
+        </w:rPr>
+        <w:t>#endif // MODULE_EDITING_HRYTSIUK_H_INCLUDED</w:t>
+      </w:r>
+    </w:p>
+    <w:p>
+      <w:pPr>
+        <w:rPr>
+          <w:rFonts w:ascii="Courier New" w:hAnsi="Courier New" w:cs="Courier New"/>
+          <w:sz w:val="22"/>
+          <w:szCs w:val="22"/>
+          <w:lang w:val="en-US"/>
+        </w:rPr>
+      </w:pPr>
+    </w:p>
+    <w:p>
+      <w:pPr>
+        <w:rPr>
+          <w:rFonts w:ascii="Courier New" w:hAnsi="Courier New" w:cs="Courier New"/>
+          <w:sz w:val="22"/>
+          <w:szCs w:val="22"/>
+          <w:lang w:val="en-US"/>
+        </w:rPr>
+      </w:pPr>
+    </w:p>
+    <w:p>
+      <w:pPr>
+        <w:rPr>
+          <w:rFonts w:ascii="Courier New" w:hAnsi="Courier New" w:cs="Courier New"/>
+          <w:sz w:val="22"/>
+          <w:szCs w:val="22"/>
+          <w:lang w:val="en-US"/>
+        </w:rPr>
+      </w:pPr>
+      <w:r>
+        <w:rPr>
+          <w:rFonts w:ascii="Courier New" w:hAnsi="Courier New" w:cs="Courier New"/>
+          <w:sz w:val="22"/>
+          <w:szCs w:val="22"/>
+          <w:lang w:val="en-US"/>
+        </w:rPr>
+        <w:t>#include &lt;iostream&gt;</w:t>
+      </w:r>
+    </w:p>
+    <w:p>
+      <w:pPr>
+        <w:rPr>
+          <w:rFonts w:ascii="Courier New" w:hAnsi="Courier New" w:cs="Courier New"/>
+          <w:sz w:val="22"/>
+          <w:szCs w:val="22"/>
+          <w:lang w:val="en-US"/>
+        </w:rPr>
+      </w:pPr>
+      <w:r>
+        <w:rPr>
+          <w:rFonts w:ascii="Courier New" w:hAnsi="Courier New" w:cs="Courier New"/>
+          <w:sz w:val="22"/>
+          <w:szCs w:val="22"/>
+          <w:lang w:val="en-US"/>
+        </w:rPr>
+        <w:t>#include &lt;cstring&gt;</w:t>
+      </w:r>
+    </w:p>
+    <w:p>
+      <w:pPr>
+        <w:rPr>
+          <w:rFonts w:ascii="Courier New" w:hAnsi="Courier New" w:cs="Courier New"/>
+          <w:sz w:val="22"/>
+          <w:szCs w:val="22"/>
+          <w:lang w:val="en-US"/>
+        </w:rPr>
+      </w:pPr>
+      <w:r>
+        <w:rPr>
+          <w:rFonts w:ascii="Courier New" w:hAnsi="Courier New" w:cs="Courier New"/>
+          <w:sz w:val="22"/>
+          <w:szCs w:val="22"/>
+          <w:lang w:val="en-US"/>
+        </w:rPr>
+        <w:t>#include "Module_Editing_Hrytsiuk.h"</w:t>
+      </w:r>
+    </w:p>
+    <w:p>
+      <w:pPr>
+        <w:rPr>
+          <w:rFonts w:ascii="Courier New" w:hAnsi="Courier New" w:cs="Courier New"/>
+          <w:sz w:val="22"/>
+          <w:szCs w:val="22"/>
+          <w:lang w:val="en-US"/>
+        </w:rPr>
+      </w:pPr>
+    </w:p>
+    <w:p>
+      <w:pPr>
+        <w:rPr>
+          <w:rFonts w:ascii="Courier New" w:hAnsi="Courier New" w:cs="Courier New"/>
+          <w:sz w:val="22"/>
+          <w:szCs w:val="22"/>
+          <w:lang w:val="en-US"/>
+        </w:rPr>
+      </w:pPr>
+      <w:r>
+        <w:rPr>
+          <w:rFonts w:ascii="Courier New" w:hAnsi="Courier New" w:cs="Courier New"/>
+          <w:sz w:val="22"/>
+          <w:szCs w:val="22"/>
+          <w:lang w:val="en-US"/>
+        </w:rPr>
+        <w:t>using namespace std;</w:t>
+      </w:r>
+    </w:p>
+    <w:p>
+      <w:pPr>
+        <w:rPr>
+          <w:rFonts w:ascii="Courier New" w:hAnsi="Courier New" w:cs="Courier New"/>
+          <w:sz w:val="22"/>
+          <w:szCs w:val="22"/>
+          <w:lang w:val="en-US"/>
+        </w:rPr>
+      </w:pPr>
+    </w:p>
+    <w:p>
+      <w:pPr>
+        <w:rPr>
+          <w:rFonts w:ascii="Courier New" w:hAnsi="Courier New" w:cs="Courier New"/>
+          <w:sz w:val="22"/>
+          <w:szCs w:val="22"/>
+          <w:lang w:val="en-US"/>
+        </w:rPr>
+      </w:pPr>
+      <w:r>
+        <w:rPr>
+          <w:rFonts w:ascii="Courier New" w:hAnsi="Courier New" w:cs="Courier New"/>
+          <w:sz w:val="22"/>
+          <w:szCs w:val="22"/>
+          <w:lang w:val="en-US"/>
+        </w:rPr>
+        <w:t>void addRecord(PhoneRecord*&amp; head, PhoneRecord*&amp; tail, const char* city, const char* code) {</w:t>
+      </w:r>
+    </w:p>
+    <w:p>
+      <w:pPr>
+        <w:rPr>
+          <w:rFonts w:ascii="Courier New" w:hAnsi="Courier New" w:cs="Courier New"/>
+          <w:sz w:val="22"/>
+          <w:szCs w:val="22"/>
+          <w:lang w:val="en-US"/>
+        </w:rPr>
+      </w:pPr>
+      <w:r>
+        <w:rPr>
+          <w:rFonts w:ascii="Courier New" w:hAnsi="Courier New" w:cs="Courier New"/>
+          <w:sz w:val="22"/>
+          <w:szCs w:val="22"/>
+          <w:lang w:val="en-US"/>
+        </w:rPr>
+        <w:t xml:space="preserve">    PhoneRecord* newNode = new PhoneRecord;</w:t>
+      </w:r>
+    </w:p>
+    <w:p>
+      <w:pPr>
+        <w:rPr>
+          <w:rFonts w:ascii="Courier New" w:hAnsi="Courier New" w:cs="Courier New"/>
+          <w:sz w:val="22"/>
+          <w:szCs w:val="22"/>
+          <w:lang w:val="en-US"/>
+        </w:rPr>
+      </w:pPr>
+      <w:r>
+        <w:rPr>
+          <w:rFonts w:ascii="Courier New" w:hAnsi="Courier New" w:cs="Courier New"/>
+          <w:sz w:val="22"/>
+          <w:szCs w:val="22"/>
+          <w:lang w:val="en-US"/>
+        </w:rPr>
+        <w:t xml:space="preserve">    strcpy(newNode-&gt;cityName, city);</w:t>
+      </w:r>
+    </w:p>
+    <w:p>
+      <w:pPr>
+        <w:rPr>
+          <w:rFonts w:ascii="Courier New" w:hAnsi="Courier New" w:cs="Courier New"/>
+          <w:sz w:val="22"/>
+          <w:szCs w:val="22"/>
+          <w:lang w:val="en-US"/>
+        </w:rPr>
+      </w:pPr>
+      <w:r>
+        <w:rPr>
+          <w:rFonts w:ascii="Courier New" w:hAnsi="Courier New" w:cs="Courier New"/>
+          <w:sz w:val="22"/>
+          <w:szCs w:val="22"/>
+          <w:lang w:val="en-US"/>
+        </w:rPr>
+        <w:t xml:space="preserve">    strcpy(newNode-&gt;phoneCode, code);</w:t>
+      </w:r>
+    </w:p>
+    <w:p>
+      <w:pPr>
+        <w:rPr>
+          <w:rFonts w:ascii="Courier New" w:hAnsi="Courier New" w:cs="Courier New"/>
+          <w:sz w:val="22"/>
+          <w:szCs w:val="22"/>
+          <w:lang w:val="en-US"/>
+        </w:rPr>
+      </w:pPr>
+    </w:p>
+    <w:p>
+      <w:pPr>
+        <w:rPr>
+          <w:rFonts w:ascii="Courier New" w:hAnsi="Courier New" w:cs="Courier New"/>
+          <w:sz w:val="22"/>
+          <w:szCs w:val="22"/>
+          <w:lang w:val="en-US"/>
+        </w:rPr>
+      </w:pPr>
+      <w:r>
+        <w:rPr>
+          <w:rFonts w:ascii="Courier New" w:hAnsi="Courier New" w:cs="Courier New"/>
+          <w:sz w:val="22"/>
+          <w:szCs w:val="22"/>
+          <w:lang w:val="en-US"/>
+        </w:rPr>
+        <w:t xml:space="preserve">    newNode-&gt;next = nullptr;</w:t>
+      </w:r>
+    </w:p>
+    <w:p>
+      <w:pPr>
+        <w:rPr>
+          <w:rFonts w:ascii="Courier New" w:hAnsi="Courier New" w:cs="Courier New"/>
+          <w:sz w:val="22"/>
+          <w:szCs w:val="22"/>
+          <w:lang w:val="en-US"/>
+        </w:rPr>
+      </w:pPr>
+      <w:r>
+        <w:rPr>
+          <w:rFonts w:ascii="Courier New" w:hAnsi="Courier New" w:cs="Courier New"/>
+          <w:sz w:val="22"/>
+          <w:szCs w:val="22"/>
+          <w:lang w:val="en-US"/>
+        </w:rPr>
+        <w:t xml:space="preserve">    newNode-&gt;prev = tail;</w:t>
+      </w:r>
+    </w:p>
+    <w:p>
+      <w:pPr>
+        <w:rPr>
+          <w:rFonts w:ascii="Courier New" w:hAnsi="Courier New" w:cs="Courier New"/>
+          <w:sz w:val="22"/>
+          <w:szCs w:val="22"/>
+          <w:lang w:val="en-US"/>
+        </w:rPr>
+      </w:pPr>
+    </w:p>
+    <w:p>
+      <w:pPr>
+        <w:rPr>
+          <w:rFonts w:ascii="Courier New" w:hAnsi="Courier New" w:cs="Courier New"/>
+          <w:sz w:val="22"/>
+          <w:szCs w:val="22"/>
+          <w:lang w:val="en-US"/>
+        </w:rPr>
+      </w:pPr>
+      <w:r>
+        <w:rPr>
+          <w:rFonts w:ascii="Courier New" w:hAnsi="Courier New" w:cs="Courier New"/>
+          <w:sz w:val="22"/>
+          <w:szCs w:val="22"/>
+          <w:lang w:val="en-US"/>
+        </w:rPr>
+        <w:t xml:space="preserve">    if (tail != nullptr) {</w:t>
+      </w:r>
+    </w:p>
+    <w:p>
+      <w:pPr>
+        <w:rPr>
+          <w:rFonts w:ascii="Courier New" w:hAnsi="Courier New" w:cs="Courier New"/>
+          <w:sz w:val="22"/>
+          <w:szCs w:val="22"/>
+          <w:lang w:val="en-US"/>
+        </w:rPr>
+      </w:pPr>
+      <w:r>
+        <w:rPr>
+          <w:rFonts w:ascii="Courier New" w:hAnsi="Courier New" w:cs="Courier New"/>
+          <w:sz w:val="22"/>
+          <w:szCs w:val="22"/>
+          <w:lang w:val="en-US"/>
+        </w:rPr>
+        <w:t xml:space="preserve">        tail-&gt;next = newNode;</w:t>
+      </w:r>
+    </w:p>
+    <w:p>
+      <w:pPr>
+        <w:rPr>
+          <w:rFonts w:ascii="Courier New" w:hAnsi="Courier New" w:cs="Courier New"/>
+          <w:sz w:val="22"/>
+          <w:szCs w:val="22"/>
+          <w:lang w:val="en-US"/>
+        </w:rPr>
+      </w:pPr>
+      <w:r>
+        <w:rPr>
+          <w:rFonts w:ascii="Courier New" w:hAnsi="Courier New" w:cs="Courier New"/>
+          <w:sz w:val="22"/>
+          <w:szCs w:val="22"/>
+          <w:lang w:val="en-US"/>
+        </w:rPr>
+        <w:t xml:space="preserve">    } else {</w:t>
+      </w:r>
+    </w:p>
+    <w:p>
+      <w:pPr>
+        <w:rPr>
+          <w:rFonts w:ascii="Courier New" w:hAnsi="Courier New" w:cs="Courier New"/>
+          <w:sz w:val="22"/>
+          <w:szCs w:val="22"/>
+          <w:lang w:val="en-US"/>
+        </w:rPr>
+      </w:pPr>
+      <w:r>
+        <w:rPr>
+          <w:rFonts w:ascii="Courier New" w:hAnsi="Courier New" w:cs="Courier New"/>
+          <w:sz w:val="22"/>
+          <w:szCs w:val="22"/>
+          <w:lang w:val="en-US"/>
+        </w:rPr>
+        <w:t xml:space="preserve">        head = newNode;</w:t>
+      </w:r>
+    </w:p>
+    <w:p>
+      <w:pPr>
+        <w:rPr>
+          <w:rFonts w:ascii="Courier New" w:hAnsi="Courier New" w:cs="Courier New"/>
+          <w:sz w:val="22"/>
+          <w:szCs w:val="22"/>
+          <w:lang w:val="en-US"/>
+        </w:rPr>
+      </w:pPr>
+      <w:r>
+        <w:rPr>
+          <w:rFonts w:ascii="Courier New" w:hAnsi="Courier New" w:cs="Courier New"/>
+          <w:sz w:val="22"/>
+          <w:szCs w:val="22"/>
+          <w:lang w:val="en-US"/>
+        </w:rPr>
+        <w:t xml:space="preserve">    }</w:t>
+      </w:r>
+    </w:p>
+    <w:p>
+      <w:pPr>
+        <w:rPr>
+          <w:rFonts w:ascii="Courier New" w:hAnsi="Courier New" w:cs="Courier New"/>
+          <w:sz w:val="22"/>
+          <w:szCs w:val="22"/>
+          <w:lang w:val="en-US"/>
+        </w:rPr>
+      </w:pPr>
+      <w:r>
+        <w:rPr>
+          <w:rFonts w:ascii="Courier New" w:hAnsi="Courier New" w:cs="Courier New"/>
+          <w:sz w:val="22"/>
+          <w:szCs w:val="22"/>
+          <w:lang w:val="en-US"/>
+        </w:rPr>
+        <w:t xml:space="preserve">    tail = newNode;</w:t>
+      </w:r>
+    </w:p>
+    <w:p>
+      <w:pPr>
+        <w:rPr>
+          <w:rFonts w:ascii="Courier New" w:hAnsi="Courier New" w:cs="Courier New"/>
+          <w:sz w:val="22"/>
+          <w:szCs w:val="22"/>
+          <w:lang w:val="en-US"/>
+        </w:rPr>
+      </w:pPr>
+    </w:p>
+    <w:p>
+      <w:pPr>
+        <w:rPr>
+          <w:rFonts w:ascii="Courier New" w:hAnsi="Courier New" w:cs="Courier New"/>
+          <w:sz w:val="22"/>
+          <w:szCs w:val="22"/>
+          <w:lang w:val="en-US"/>
+        </w:rPr>
+      </w:pPr>
+      <w:r>
+        <w:rPr>
+          <w:rFonts w:ascii="Courier New" w:hAnsi="Courier New" w:cs="Courier New"/>
+          <w:sz w:val="22"/>
+          <w:szCs w:val="22"/>
+          <w:lang w:val="en-US"/>
+        </w:rPr>
+        <w:t xml:space="preserve">    cout &lt;&lt; "Запис [" &lt;&lt; city &lt;&lt; " - " &lt;&lt; code &lt;&lt; "] успішно додано!\n";</w:t>
+      </w:r>
+    </w:p>
+    <w:p>
+      <w:pPr>
+        <w:rPr>
+          <w:rFonts w:ascii="Courier New" w:hAnsi="Courier New" w:cs="Courier New"/>
+          <w:sz w:val="22"/>
+          <w:szCs w:val="22"/>
+          <w:lang w:val="en-US"/>
+        </w:rPr>
+      </w:pPr>
+      <w:r>
+        <w:rPr>
+          <w:rFonts w:ascii="Courier New" w:hAnsi="Courier New" w:cs="Courier New"/>
+          <w:sz w:val="22"/>
+          <w:szCs w:val="22"/>
+          <w:lang w:val="en-US"/>
+        </w:rPr>
+        <w:t>}</w:t>
+      </w:r>
+    </w:p>
+    <w:p>
+      <w:pPr>
+        <w:rPr>
+          <w:rFonts w:ascii="Courier New" w:hAnsi="Courier New" w:cs="Courier New"/>
+          <w:sz w:val="22"/>
+          <w:szCs w:val="22"/>
+          <w:lang w:val="en-US"/>
+        </w:rPr>
+      </w:pPr>
+    </w:p>
+    <w:p>
+      <w:pPr>
+        <w:rPr>
+          <w:rFonts w:ascii="Courier New" w:hAnsi="Courier New" w:cs="Courier New"/>
+          <w:sz w:val="22"/>
+          <w:szCs w:val="22"/>
+          <w:lang w:val="en-US"/>
+        </w:rPr>
+      </w:pPr>
+      <w:r>
+        <w:rPr>
+          <w:rFonts w:ascii="Courier New" w:hAnsi="Courier New" w:cs="Courier New"/>
+          <w:sz w:val="22"/>
+          <w:szCs w:val="22"/>
+          <w:lang w:val="en-US"/>
+        </w:rPr>
+        <w:t>void deleteRecord(PhoneRecord*&amp; head, PhoneRecord*&amp; tail, const char* city) {</w:t>
+      </w:r>
+    </w:p>
+    <w:p>
+      <w:pPr>
+        <w:rPr>
+          <w:rFonts w:ascii="Courier New" w:hAnsi="Courier New" w:cs="Courier New"/>
+          <w:sz w:val="22"/>
+          <w:szCs w:val="22"/>
+          <w:lang w:val="en-US"/>
+        </w:rPr>
+      </w:pPr>
+      <w:r>
+        <w:rPr>
+          <w:rFonts w:ascii="Courier New" w:hAnsi="Courier New" w:cs="Courier New"/>
+          <w:sz w:val="22"/>
+          <w:szCs w:val="22"/>
+          <w:lang w:val="en-US"/>
+        </w:rPr>
+        <w:t xml:space="preserve">    if (head == nullptr) {</w:t>
+      </w:r>
+    </w:p>
+    <w:p>
+      <w:pPr>
+        <w:rPr>
+          <w:rFonts w:ascii="Courier New" w:hAnsi="Courier New" w:cs="Courier New"/>
+          <w:sz w:val="22"/>
+          <w:szCs w:val="22"/>
+          <w:lang w:val="en-US"/>
+        </w:rPr>
+      </w:pPr>
+      <w:r>
+        <w:rPr>
+          <w:rFonts w:ascii="Courier New" w:hAnsi="Courier New" w:cs="Courier New"/>
+          <w:sz w:val="22"/>
+          <w:szCs w:val="22"/>
+          <w:lang w:val="en-US"/>
+        </w:rPr>
+        <w:t xml:space="preserve">        cout &lt;&lt; "Довідник порожній. Немає що видаляти.\n";</w:t>
+      </w:r>
+    </w:p>
+    <w:p>
+      <w:pPr>
+        <w:rPr>
+          <w:rFonts w:ascii="Courier New" w:hAnsi="Courier New" w:cs="Courier New"/>
+          <w:sz w:val="22"/>
+          <w:szCs w:val="22"/>
+          <w:lang w:val="en-US"/>
+        </w:rPr>
+      </w:pPr>
+      <w:r>
+        <w:rPr>
+          <w:rFonts w:ascii="Courier New" w:hAnsi="Courier New" w:cs="Courier New"/>
+          <w:sz w:val="22"/>
+          <w:szCs w:val="22"/>
+          <w:lang w:val="en-US"/>
+        </w:rPr>
+        <w:t xml:space="preserve">        return;</w:t>
+      </w:r>
+    </w:p>
+    <w:p>
+      <w:pPr>
+        <w:rPr>
+          <w:rFonts w:ascii="Courier New" w:hAnsi="Courier New" w:cs="Courier New"/>
+          <w:sz w:val="22"/>
+          <w:szCs w:val="22"/>
+          <w:lang w:val="en-US"/>
+        </w:rPr>
+      </w:pPr>
+      <w:r>
+        <w:rPr>
+          <w:rFonts w:ascii="Courier New" w:hAnsi="Courier New" w:cs="Courier New"/>
+          <w:sz w:val="22"/>
+          <w:szCs w:val="22"/>
+          <w:lang w:val="en-US"/>
+        </w:rPr>
+        <w:t xml:space="preserve">    }</w:t>
+      </w:r>
+    </w:p>
+    <w:p>
+      <w:pPr>
+        <w:rPr>
+          <w:rFonts w:ascii="Courier New" w:hAnsi="Courier New" w:cs="Courier New"/>
+          <w:sz w:val="22"/>
+          <w:szCs w:val="22"/>
+          <w:lang w:val="en-US"/>
+        </w:rPr>
+      </w:pPr>
+    </w:p>
+    <w:p>
+      <w:pPr>
+        <w:rPr>
+          <w:rFonts w:ascii="Courier New" w:hAnsi="Courier New" w:cs="Courier New"/>
+          <w:sz w:val="22"/>
+          <w:szCs w:val="22"/>
+          <w:lang w:val="en-US"/>
+        </w:rPr>
+      </w:pPr>
+      <w:r>
+        <w:rPr>
+          <w:rFonts w:ascii="Courier New" w:hAnsi="Courier New" w:cs="Courier New"/>
+          <w:sz w:val="22"/>
+          <w:szCs w:val="22"/>
+          <w:lang w:val="en-US"/>
+        </w:rPr>
+        <w:t xml:space="preserve">    PhoneRecord* current = head;</w:t>
+      </w:r>
+    </w:p>
+    <w:p>
+      <w:pPr>
+        <w:rPr>
+          <w:rFonts w:ascii="Courier New" w:hAnsi="Courier New" w:cs="Courier New"/>
+          <w:sz w:val="22"/>
+          <w:szCs w:val="22"/>
+          <w:lang w:val="en-US"/>
+        </w:rPr>
+      </w:pPr>
+    </w:p>
+    <w:p>
+      <w:pPr>
+        <w:rPr>
+          <w:rFonts w:ascii="Courier New" w:hAnsi="Courier New" w:cs="Courier New"/>
+          <w:sz w:val="22"/>
+          <w:szCs w:val="22"/>
+          <w:lang w:val="en-US"/>
+        </w:rPr>
+      </w:pPr>
+      <w:r>
+        <w:rPr>
+          <w:rFonts w:ascii="Courier New" w:hAnsi="Courier New" w:cs="Courier New"/>
+          <w:sz w:val="22"/>
+          <w:szCs w:val="22"/>
+          <w:lang w:val="en-US"/>
+        </w:rPr>
+        <w:t xml:space="preserve">    while (current != nullptr) {</w:t>
+      </w:r>
+    </w:p>
+    <w:p>
+      <w:pPr>
+        <w:rPr>
+          <w:rFonts w:ascii="Courier New" w:hAnsi="Courier New" w:cs="Courier New"/>
+          <w:sz w:val="22"/>
+          <w:szCs w:val="22"/>
+          <w:lang w:val="en-US"/>
+        </w:rPr>
+      </w:pPr>
+      <w:r>
+        <w:rPr>
+          <w:rFonts w:ascii="Courier New" w:hAnsi="Courier New" w:cs="Courier New"/>
+          <w:sz w:val="22"/>
+          <w:szCs w:val="22"/>
+          <w:lang w:val="en-US"/>
+        </w:rPr>
+        <w:t xml:space="preserve">        if (strcmp(current-&gt;cityName, city) == 0) {</w:t>
+      </w:r>
+    </w:p>
+    <w:p>
+      <w:pPr>
+        <w:rPr>
+          <w:rFonts w:ascii="Courier New" w:hAnsi="Courier New" w:cs="Courier New"/>
+          <w:sz w:val="22"/>
+          <w:szCs w:val="22"/>
+          <w:lang w:val="en-US"/>
+        </w:rPr>
+      </w:pPr>
+      <w:r>
+        <w:rPr>
+          <w:rFonts w:ascii="Courier New" w:hAnsi="Courier New" w:cs="Courier New"/>
+          <w:sz w:val="22"/>
+          <w:szCs w:val="22"/>
+          <w:lang w:val="en-US"/>
+        </w:rPr>
+        <w:t xml:space="preserve">            if (current-&gt;prev != nullptr) {</w:t>
+      </w:r>
+    </w:p>
+    <w:p>
+      <w:pPr>
+        <w:rPr>
+          <w:rFonts w:ascii="Courier New" w:hAnsi="Courier New" w:cs="Courier New"/>
+          <w:sz w:val="22"/>
+          <w:szCs w:val="22"/>
+          <w:lang w:val="en-US"/>
+        </w:rPr>
+      </w:pPr>
+      <w:r>
+        <w:rPr>
+          <w:rFonts w:ascii="Courier New" w:hAnsi="Courier New" w:cs="Courier New"/>
+          <w:sz w:val="22"/>
+          <w:szCs w:val="22"/>
+          <w:lang w:val="en-US"/>
+        </w:rPr>
+        <w:t xml:space="preserve">                current-&gt;prev-&gt;next = current-&gt;next;</w:t>
+      </w:r>
+    </w:p>
+    <w:p>
+      <w:pPr>
+        <w:rPr>
+          <w:rFonts w:ascii="Courier New" w:hAnsi="Courier New" w:cs="Courier New"/>
+          <w:sz w:val="22"/>
+          <w:szCs w:val="22"/>
+          <w:lang w:val="en-US"/>
+        </w:rPr>
+      </w:pPr>
+      <w:r>
+        <w:rPr>
+          <w:rFonts w:ascii="Courier New" w:hAnsi="Courier New" w:cs="Courier New"/>
+          <w:sz w:val="22"/>
+          <w:szCs w:val="22"/>
+          <w:lang w:val="en-US"/>
+        </w:rPr>
+        <w:t xml:space="preserve">            } else {</w:t>
+      </w:r>
+    </w:p>
+    <w:p>
+      <w:pPr>
+        <w:rPr>
+          <w:rFonts w:ascii="Courier New" w:hAnsi="Courier New" w:cs="Courier New"/>
+          <w:sz w:val="22"/>
+          <w:szCs w:val="22"/>
+          <w:lang w:val="en-US"/>
+        </w:rPr>
+      </w:pPr>
+      <w:r>
+        <w:rPr>
+          <w:rFonts w:ascii="Courier New" w:hAnsi="Courier New" w:cs="Courier New"/>
+          <w:sz w:val="22"/>
+          <w:szCs w:val="22"/>
+          <w:lang w:val="en-US"/>
+        </w:rPr>
+        <w:t xml:space="preserve">                head = current-&gt;next;</w:t>
+      </w:r>
+    </w:p>
+    <w:p>
+      <w:pPr>
+        <w:rPr>
+          <w:rFonts w:ascii="Courier New" w:hAnsi="Courier New" w:cs="Courier New"/>
+          <w:sz w:val="22"/>
+          <w:szCs w:val="22"/>
+          <w:lang w:val="en-US"/>
+        </w:rPr>
+      </w:pPr>
+      <w:r>
+        <w:rPr>
+          <w:rFonts w:ascii="Courier New" w:hAnsi="Courier New" w:cs="Courier New"/>
+          <w:sz w:val="22"/>
+          <w:szCs w:val="22"/>
+          <w:lang w:val="en-US"/>
+        </w:rPr>
+        <w:t xml:space="preserve">            }</w:t>
+      </w:r>
+    </w:p>
+    <w:p>
+      <w:pPr>
+        <w:rPr>
+          <w:rFonts w:ascii="Courier New" w:hAnsi="Courier New" w:cs="Courier New"/>
+          <w:sz w:val="22"/>
+          <w:szCs w:val="22"/>
+          <w:lang w:val="en-US"/>
+        </w:rPr>
+      </w:pPr>
+    </w:p>
+    <w:p>
+      <w:pPr>
+        <w:rPr>
+          <w:rFonts w:ascii="Courier New" w:hAnsi="Courier New" w:cs="Courier New"/>
+          <w:sz w:val="22"/>
+          <w:szCs w:val="22"/>
+          <w:lang w:val="en-US"/>
+        </w:rPr>
+      </w:pPr>
+      <w:r>
+        <w:rPr>
+          <w:rFonts w:ascii="Courier New" w:hAnsi="Courier New" w:cs="Courier New"/>
+          <w:sz w:val="22"/>
+          <w:szCs w:val="22"/>
+          <w:lang w:val="en-US"/>
+        </w:rPr>
+        <w:t xml:space="preserve">            if (current-&gt;next != nullptr) {</w:t>
+      </w:r>
+    </w:p>
+    <w:p>
+      <w:pPr>
+        <w:rPr>
+          <w:rFonts w:ascii="Courier New" w:hAnsi="Courier New" w:cs="Courier New"/>
+          <w:sz w:val="22"/>
+          <w:szCs w:val="22"/>
+          <w:lang w:val="en-US"/>
+        </w:rPr>
+      </w:pPr>
+      <w:r>
+        <w:rPr>
+          <w:rFonts w:ascii="Courier New" w:hAnsi="Courier New" w:cs="Courier New"/>
+          <w:sz w:val="22"/>
+          <w:szCs w:val="22"/>
+          <w:lang w:val="en-US"/>
+        </w:rPr>
+        <w:t xml:space="preserve">                current-&gt;next-&gt;prev = current-&gt;prev;</w:t>
+      </w:r>
+    </w:p>
+    <w:p>
+      <w:pPr>
+        <w:rPr>
+          <w:rFonts w:ascii="Courier New" w:hAnsi="Courier New" w:cs="Courier New"/>
+          <w:sz w:val="22"/>
+          <w:szCs w:val="22"/>
+          <w:lang w:val="en-US"/>
+        </w:rPr>
+      </w:pPr>
+      <w:r>
+        <w:rPr>
+          <w:rFonts w:ascii="Courier New" w:hAnsi="Courier New" w:cs="Courier New"/>
+          <w:sz w:val="22"/>
+          <w:szCs w:val="22"/>
+          <w:lang w:val="en-US"/>
+        </w:rPr>
+        <w:t xml:space="preserve">            } else {</w:t>
+      </w:r>
+    </w:p>
+    <w:p>
+      <w:pPr>
+        <w:rPr>
+          <w:rFonts w:ascii="Courier New" w:hAnsi="Courier New" w:cs="Courier New"/>
+          <w:sz w:val="22"/>
+          <w:szCs w:val="22"/>
+          <w:lang w:val="en-US"/>
+        </w:rPr>
+      </w:pPr>
+      <w:r>
+        <w:rPr>
+          <w:rFonts w:ascii="Courier New" w:hAnsi="Courier New" w:cs="Courier New"/>
+          <w:sz w:val="22"/>
+          <w:szCs w:val="22"/>
+          <w:lang w:val="en-US"/>
+        </w:rPr>
+        <w:t xml:space="preserve">                tail = current-&gt;prev;</w:t>
+      </w:r>
+    </w:p>
+    <w:p>
+      <w:pPr>
+        <w:rPr>
+          <w:rFonts w:ascii="Courier New" w:hAnsi="Courier New" w:cs="Courier New"/>
+          <w:sz w:val="22"/>
+          <w:szCs w:val="22"/>
+          <w:lang w:val="en-US"/>
+        </w:rPr>
+      </w:pPr>
+      <w:r>
+        <w:rPr>
+          <w:rFonts w:ascii="Courier New" w:hAnsi="Courier New" w:cs="Courier New"/>
+          <w:sz w:val="22"/>
+          <w:szCs w:val="22"/>
+          <w:lang w:val="en-US"/>
+        </w:rPr>
+        <w:t xml:space="preserve">            }</w:t>
+      </w:r>
+    </w:p>
+    <w:p>
+      <w:pPr>
+        <w:rPr>
+          <w:rFonts w:ascii="Courier New" w:hAnsi="Courier New" w:cs="Courier New"/>
+          <w:sz w:val="22"/>
+          <w:szCs w:val="22"/>
+          <w:lang w:val="en-US"/>
+        </w:rPr>
+      </w:pPr>
+    </w:p>
+    <w:p>
+      <w:pPr>
+        <w:rPr>
+          <w:rFonts w:ascii="Courier New" w:hAnsi="Courier New" w:cs="Courier New"/>
+          <w:sz w:val="22"/>
+          <w:szCs w:val="22"/>
+          <w:lang w:val="en-US"/>
+        </w:rPr>
+      </w:pPr>
+      <w:r>
+        <w:rPr>
+          <w:rFonts w:ascii="Courier New" w:hAnsi="Courier New" w:cs="Courier New"/>
+          <w:sz w:val="22"/>
+          <w:szCs w:val="22"/>
+          <w:lang w:val="en-US"/>
+        </w:rPr>
+        <w:t xml:space="preserve">            delete current;</w:t>
+      </w:r>
+    </w:p>
+    <w:p>
+      <w:pPr>
+        <w:rPr>
+          <w:rFonts w:ascii="Courier New" w:hAnsi="Courier New" w:cs="Courier New"/>
+          <w:sz w:val="22"/>
+          <w:szCs w:val="22"/>
+          <w:lang w:val="ru-RU"/>
+        </w:rPr>
+      </w:pPr>
+      <w:r>
+        <w:rPr>
+          <w:rFonts w:ascii="Courier New" w:hAnsi="Courier New" w:cs="Courier New"/>
+          <w:sz w:val="22"/>
+          <w:szCs w:val="22"/>
+          <w:lang w:val="en-US"/>
+        </w:rPr>
+        <w:t xml:space="preserve">            cout</w:t>
+      </w:r>
+      <w:r>
+        <w:rPr>
+          <w:rFonts w:ascii="Courier New" w:hAnsi="Courier New" w:cs="Courier New"/>
+          <w:sz w:val="22"/>
+          <w:szCs w:val="22"/>
+          <w:lang w:val="ru-RU"/>
+        </w:rPr>
+        <w:t xml:space="preserve"> &lt;&lt; "Запис [" &lt;&lt; </w:t>
+      </w:r>
+      <w:r>
+        <w:rPr>
+          <w:rFonts w:ascii="Courier New" w:hAnsi="Courier New" w:cs="Courier New"/>
+          <w:sz w:val="22"/>
+          <w:szCs w:val="22"/>
+          <w:lang w:val="en-US"/>
+        </w:rPr>
+        <w:t>city</w:t>
+      </w:r>
+      <w:r>
+        <w:rPr>
+          <w:rFonts w:ascii="Courier New" w:hAnsi="Courier New" w:cs="Courier New"/>
+          <w:sz w:val="22"/>
+          <w:szCs w:val="22"/>
+          <w:lang w:val="ru-RU"/>
+        </w:rPr>
+        <w:t xml:space="preserve"> &lt;&lt; "] успішно вилучено з довідника.\</w:t>
+      </w:r>
+      <w:r>
+        <w:rPr>
+          <w:rFonts w:ascii="Courier New" w:hAnsi="Courier New" w:cs="Courier New"/>
+          <w:sz w:val="22"/>
+          <w:szCs w:val="22"/>
+          <w:lang w:val="en-US"/>
+        </w:rPr>
+        <w:t>n</w:t>
+      </w:r>
+      <w:r>
+        <w:rPr>
+          <w:rFonts w:ascii="Courier New" w:hAnsi="Courier New" w:cs="Courier New"/>
+          <w:sz w:val="22"/>
+          <w:szCs w:val="22"/>
+          <w:lang w:val="ru-RU"/>
+        </w:rPr>
+        <w:t>";</w:t>
+      </w:r>
+    </w:p>
+    <w:p>
+      <w:pPr>
+        <w:rPr>
+          <w:rFonts w:ascii="Courier New" w:hAnsi="Courier New" w:cs="Courier New"/>
+          <w:sz w:val="22"/>
+          <w:szCs w:val="22"/>
+          <w:lang w:val="ru-RU"/>
+        </w:rPr>
+      </w:pPr>
+      <w:r>
+        <w:rPr>
+          <w:rFonts w:ascii="Courier New" w:hAnsi="Courier New" w:cs="Courier New"/>
+          <w:sz w:val="22"/>
+          <w:szCs w:val="22"/>
+          <w:lang w:val="ru-RU"/>
+        </w:rPr>
+        <w:t xml:space="preserve">            </w:t>
+      </w:r>
+      <w:r>
+        <w:rPr>
+          <w:rFonts w:ascii="Courier New" w:hAnsi="Courier New" w:cs="Courier New"/>
+          <w:sz w:val="22"/>
+          <w:szCs w:val="22"/>
+          <w:lang w:val="en-US"/>
+        </w:rPr>
+        <w:t>return</w:t>
+      </w:r>
+      <w:r>
+        <w:rPr>
+          <w:rFonts w:ascii="Courier New" w:hAnsi="Courier New" w:cs="Courier New"/>
+          <w:sz w:val="22"/>
+          <w:szCs w:val="22"/>
+          <w:lang w:val="ru-RU"/>
+        </w:rPr>
+        <w:t>;</w:t>
+      </w:r>
+    </w:p>
+    <w:p>
+      <w:pPr>
+        <w:rPr>
+          <w:rFonts w:ascii="Courier New" w:hAnsi="Courier New" w:cs="Courier New"/>
+          <w:sz w:val="22"/>
+          <w:szCs w:val="22"/>
+          <w:lang w:val="ru-RU"/>
+        </w:rPr>
+      </w:pPr>
+      <w:r>
+        <w:rPr>
+          <w:rFonts w:ascii="Courier New" w:hAnsi="Courier New" w:cs="Courier New"/>
+          <w:sz w:val="22"/>
+          <w:szCs w:val="22"/>
+          <w:lang w:val="ru-RU"/>
+        </w:rPr>
+        <w:t xml:space="preserve">        }</w:t>
+      </w:r>
+    </w:p>
+    <w:p>
+      <w:pPr>
+        <w:rPr>
+          <w:rFonts w:ascii="Courier New" w:hAnsi="Courier New" w:cs="Courier New"/>
+          <w:sz w:val="22"/>
+          <w:szCs w:val="22"/>
+          <w:lang w:val="ru-RU"/>
+        </w:rPr>
+      </w:pPr>
+      <w:r>
+        <w:rPr>
+          <w:rFonts w:ascii="Courier New" w:hAnsi="Courier New" w:cs="Courier New"/>
+          <w:sz w:val="22"/>
+          <w:szCs w:val="22"/>
+          <w:lang w:val="ru-RU"/>
+        </w:rPr>
+        <w:t xml:space="preserve">        </w:t>
+      </w:r>
+      <w:r>
+        <w:rPr>
+          <w:rFonts w:ascii="Courier New" w:hAnsi="Courier New" w:cs="Courier New"/>
+          <w:sz w:val="22"/>
+          <w:szCs w:val="22"/>
+          <w:lang w:val="en-US"/>
+        </w:rPr>
+        <w:t>current</w:t>
+      </w:r>
+      <w:r>
+        <w:rPr>
+          <w:rFonts w:ascii="Courier New" w:hAnsi="Courier New" w:cs="Courier New"/>
+          <w:sz w:val="22"/>
+          <w:szCs w:val="22"/>
+          <w:lang w:val="ru-RU"/>
+        </w:rPr>
+        <w:t xml:space="preserve"> = </w:t>
+      </w:r>
+      <w:r>
+        <w:rPr>
+          <w:rFonts w:ascii="Courier New" w:hAnsi="Courier New" w:cs="Courier New"/>
+          <w:sz w:val="22"/>
+          <w:szCs w:val="22"/>
+          <w:lang w:val="en-US"/>
+        </w:rPr>
+        <w:t>current</w:t>
+      </w:r>
+      <w:r>
+        <w:rPr>
+          <w:rFonts w:ascii="Courier New" w:hAnsi="Courier New" w:cs="Courier New"/>
+          <w:sz w:val="22"/>
+          <w:szCs w:val="22"/>
+          <w:lang w:val="ru-RU"/>
+        </w:rPr>
+        <w:t>-&gt;</w:t>
+      </w:r>
+      <w:r>
+        <w:rPr>
+          <w:rFonts w:ascii="Courier New" w:hAnsi="Courier New" w:cs="Courier New"/>
+          <w:sz w:val="22"/>
+          <w:szCs w:val="22"/>
+          <w:lang w:val="en-US"/>
+        </w:rPr>
+        <w:t>next</w:t>
+      </w:r>
+      <w:r>
+        <w:rPr>
+          <w:rFonts w:ascii="Courier New" w:hAnsi="Courier New" w:cs="Courier New"/>
+          <w:sz w:val="22"/>
+          <w:szCs w:val="22"/>
+          <w:lang w:val="ru-RU"/>
+        </w:rPr>
+        <w:t>;</w:t>
+      </w:r>
+    </w:p>
+    <w:p>
+      <w:pPr>
+        <w:rPr>
+          <w:rFonts w:ascii="Courier New" w:hAnsi="Courier New" w:cs="Courier New"/>
+          <w:sz w:val="22"/>
+          <w:szCs w:val="22"/>
+          <w:lang w:val="ru-RU"/>
+        </w:rPr>
+      </w:pPr>
+      <w:r>
+        <w:rPr>
+          <w:rFonts w:ascii="Courier New" w:hAnsi="Courier New" w:cs="Courier New"/>
+          <w:sz w:val="22"/>
+          <w:szCs w:val="22"/>
+          <w:lang w:val="ru-RU"/>
+        </w:rPr>
+        <w:t xml:space="preserve">    }</w:t>
+      </w:r>
+    </w:p>
+    <w:p>
+      <w:pPr>
+        <w:rPr>
+          <w:rFonts w:ascii="Courier New" w:hAnsi="Courier New" w:cs="Courier New"/>
+          <w:sz w:val="22"/>
+          <w:szCs w:val="22"/>
+          <w:lang w:val="ru-RU"/>
+        </w:rPr>
+      </w:pPr>
+      <w:r>
+        <w:rPr>
+          <w:rFonts w:ascii="Courier New" w:hAnsi="Courier New" w:cs="Courier New"/>
+          <w:sz w:val="22"/>
+          <w:szCs w:val="22"/>
+          <w:lang w:val="ru-RU"/>
+        </w:rPr>
+        <w:t xml:space="preserve">    </w:t>
+      </w:r>
+      <w:r>
+        <w:rPr>
+          <w:rFonts w:ascii="Courier New" w:hAnsi="Courier New" w:cs="Courier New"/>
+          <w:sz w:val="22"/>
+          <w:szCs w:val="22"/>
+          <w:lang w:val="en-US"/>
+        </w:rPr>
+        <w:t>cout</w:t>
+      </w:r>
+      <w:r>
+        <w:rPr>
+          <w:rFonts w:ascii="Courier New" w:hAnsi="Courier New" w:cs="Courier New"/>
+          <w:sz w:val="22"/>
+          <w:szCs w:val="22"/>
+          <w:lang w:val="ru-RU"/>
+        </w:rPr>
+        <w:t xml:space="preserve"> &lt;&lt; "Місто [" &lt;&lt; </w:t>
+      </w:r>
+      <w:r>
+        <w:rPr>
+          <w:rFonts w:ascii="Courier New" w:hAnsi="Courier New" w:cs="Courier New"/>
+          <w:sz w:val="22"/>
+          <w:szCs w:val="22"/>
+          <w:lang w:val="en-US"/>
+        </w:rPr>
+        <w:t>city</w:t>
+      </w:r>
+      <w:r>
+        <w:rPr>
+          <w:rFonts w:ascii="Courier New" w:hAnsi="Courier New" w:cs="Courier New"/>
+          <w:sz w:val="22"/>
+          <w:szCs w:val="22"/>
+          <w:lang w:val="ru-RU"/>
+        </w:rPr>
+        <w:t xml:space="preserve"> &lt;&lt; "] не знайдено у довіднику.\</w:t>
+      </w:r>
+      <w:r>
+        <w:rPr>
+          <w:rFonts w:ascii="Courier New" w:hAnsi="Courier New" w:cs="Courier New"/>
+          <w:sz w:val="22"/>
+          <w:szCs w:val="22"/>
+          <w:lang w:val="en-US"/>
+        </w:rPr>
+        <w:t>n</w:t>
+      </w:r>
+      <w:r>
+        <w:rPr>
+          <w:rFonts w:ascii="Courier New" w:hAnsi="Courier New" w:cs="Courier New"/>
+          <w:sz w:val="22"/>
+          <w:szCs w:val="22"/>
+          <w:lang w:val="ru-RU"/>
+        </w:rPr>
+        <w:t>";</w:t>
+      </w:r>
+    </w:p>
+    <w:p>
+      <w:pPr>
+        <w:rPr>
+          <w:rFonts w:ascii="Courier New" w:hAnsi="Courier New" w:cs="Courier New"/>
+          <w:sz w:val="22"/>
+          <w:szCs w:val="22"/>
+          <w:lang w:val="en-US"/>
+        </w:rPr>
+      </w:pPr>
+      <w:r>
+        <w:rPr>
+          <w:rFonts w:ascii="Courier New" w:hAnsi="Courier New" w:cs="Courier New"/>
+          <w:sz w:val="22"/>
+          <w:szCs w:val="22"/>
+          <w:lang w:val="en-US"/>
+        </w:rPr>
+        <w:t>}</w:t>
+      </w:r>
+      <w:r>
+        <w:rPr>
+          <w:rFonts w:ascii="Courier New" w:hAnsi="Courier New" w:cs="Courier New"/>
+          <w:sz w:val="22"/>
+          <w:szCs w:val="22"/>
+          <w:lang w:val="en-US"/>
+        </w:rPr>
+        <w:br/>
+      </w:r>
+      <w:r>
+        <w:rPr>
+          <w:rFonts w:ascii="Courier New" w:hAnsi="Courier New" w:cs="Courier New"/>
+          <w:sz w:val="22"/>
+          <w:szCs w:val="22"/>
+          <w:lang w:val="en-US"/>
+        </w:rPr>
+        <w:br/>
+      </w:r>
+      <w:r>
+        <w:rPr>
+          <w:sz w:val="22"/>
+          <w:szCs w:val="22"/>
+        </w:rPr>
+        <w:t>П</w:t>
+      </w:r>
+      <w:r>
+        <w:rPr>
+          <w:sz w:val="22"/>
+          <w:szCs w:val="22"/>
+          <w:lang w:val="ru-RU"/>
+        </w:rPr>
+        <w:t>рограма</w:t>
+      </w:r>
+      <w:r>
+        <w:rPr>
+          <w:sz w:val="22"/>
+          <w:szCs w:val="22"/>
+          <w:lang w:val="en-US"/>
+        </w:rPr>
+        <w:t>:</w:t>
+      </w:r>
+    </w:p>
+    <w:p>
+      <w:pPr>
+        <w:rPr>
+          <w:rFonts w:ascii="Courier New" w:hAnsi="Courier New" w:cs="Courier New"/>
+          <w:sz w:val="22"/>
+          <w:szCs w:val="22"/>
+          <w:lang w:val="en-US"/>
+        </w:rPr>
+      </w:pPr>
+    </w:p>
+    <w:p>
+      <w:pPr>
+        <w:rPr>
+          <w:rFonts w:ascii="Courier New" w:hAnsi="Courier New" w:cs="Courier New"/>
+          <w:sz w:val="22"/>
+          <w:szCs w:val="22"/>
+          <w:lang w:val="en-US"/>
+        </w:rPr>
+      </w:pPr>
+      <w:r>
+        <w:rPr>
+          <w:rFonts w:ascii="Courier New" w:hAnsi="Courier New" w:cs="Courier New"/>
+          <w:sz w:val="22"/>
+          <w:szCs w:val="22"/>
+          <w:lang w:val="en-US"/>
+        </w:rPr>
+        <w:t>#include &lt;iostream&gt;</w:t>
+      </w:r>
+    </w:p>
+    <w:p>
+      <w:pPr>
+        <w:rPr>
+          <w:rFonts w:ascii="Courier New" w:hAnsi="Courier New" w:cs="Courier New"/>
+          <w:sz w:val="22"/>
+          <w:szCs w:val="22"/>
+          <w:lang w:val="en-US"/>
+        </w:rPr>
+      </w:pPr>
+      <w:r>
+        <w:rPr>
+          <w:rFonts w:ascii="Courier New" w:hAnsi="Courier New" w:cs="Courier New"/>
+          <w:sz w:val="22"/>
+          <w:szCs w:val="22"/>
+          <w:lang w:val="en-US"/>
+        </w:rPr>
+        <w:t>#include &lt;windows.h&gt;</w:t>
+      </w:r>
+    </w:p>
+    <w:p>
+      <w:pPr>
+        <w:rPr>
+          <w:rFonts w:ascii="Courier New" w:hAnsi="Courier New" w:cs="Courier New"/>
+          <w:sz w:val="22"/>
+          <w:szCs w:val="22"/>
+          <w:lang w:val="en-US"/>
+        </w:rPr>
+      </w:pPr>
+    </w:p>
+    <w:p>
+      <w:pPr>
+        <w:rPr>
+          <w:rFonts w:ascii="Courier New" w:hAnsi="Courier New" w:cs="Courier New"/>
+          <w:sz w:val="22"/>
+          <w:szCs w:val="22"/>
+          <w:lang w:val="en-US"/>
+        </w:rPr>
+      </w:pPr>
+      <w:r>
+        <w:rPr>
+          <w:rFonts w:ascii="Courier New" w:hAnsi="Courier New" w:cs="Courier New"/>
+          <w:sz w:val="22"/>
+          <w:szCs w:val="22"/>
+          <w:lang w:val="en-US"/>
+        </w:rPr>
+        <w:t>#include "struct_type_project_2.h"</w:t>
+      </w:r>
+    </w:p>
+    <w:p>
+      <w:pPr>
+        <w:rPr>
+          <w:rFonts w:ascii="Courier New" w:hAnsi="Courier New" w:cs="Courier New"/>
+          <w:sz w:val="22"/>
+          <w:szCs w:val="22"/>
+          <w:lang w:val="en-US"/>
+        </w:rPr>
+      </w:pPr>
+    </w:p>
+    <w:p>
+      <w:pPr>
+        <w:rPr>
+          <w:rFonts w:ascii="Courier New" w:hAnsi="Courier New" w:cs="Courier New"/>
+          <w:sz w:val="22"/>
+          <w:szCs w:val="22"/>
+          <w:lang w:val="en-US"/>
+        </w:rPr>
+      </w:pPr>
+      <w:r>
+        <w:rPr>
+          <w:rFonts w:ascii="Courier New" w:hAnsi="Courier New" w:cs="Courier New"/>
+          <w:sz w:val="22"/>
+          <w:szCs w:val="22"/>
+          <w:lang w:val="en-US"/>
+        </w:rPr>
+        <w:t>#include "Module_Files_Honcharenko.h"</w:t>
+      </w:r>
+    </w:p>
+    <w:p>
+      <w:pPr>
+        <w:rPr>
+          <w:rFonts w:ascii="Courier New" w:hAnsi="Courier New" w:cs="Courier New"/>
+          <w:sz w:val="22"/>
+          <w:szCs w:val="22"/>
+          <w:lang w:val="en-US"/>
+        </w:rPr>
+      </w:pPr>
+      <w:r>
+        <w:rPr>
+          <w:rFonts w:ascii="Courier New" w:hAnsi="Courier New" w:cs="Courier New"/>
+          <w:sz w:val="22"/>
+          <w:szCs w:val="22"/>
+          <w:lang w:val="en-US"/>
+        </w:rPr>
+        <w:t>#include "Module_Editing_Hrytsiuk.h"</w:t>
+      </w:r>
+    </w:p>
+    <w:p>
+      <w:pPr>
+        <w:rPr>
+          <w:rFonts w:ascii="Courier New" w:hAnsi="Courier New" w:cs="Courier New"/>
+          <w:sz w:val="22"/>
+          <w:szCs w:val="22"/>
+          <w:lang w:val="en-US"/>
+        </w:rPr>
+      </w:pPr>
+      <w:r>
+        <w:rPr>
+          <w:rFonts w:ascii="Courier New" w:hAnsi="Courier New" w:cs="Courier New"/>
+          <w:sz w:val="22"/>
+          <w:szCs w:val="22"/>
+          <w:lang w:val="en-US"/>
+        </w:rPr>
+        <w:t>#include "Module_Search_Nikolenko.h"</w:t>
+      </w:r>
+    </w:p>
+    <w:p>
+      <w:pPr>
+        <w:rPr>
+          <w:rFonts w:ascii="Courier New" w:hAnsi="Courier New" w:cs="Courier New"/>
+          <w:sz w:val="22"/>
+          <w:szCs w:val="22"/>
+          <w:lang w:val="en-US"/>
+        </w:rPr>
+      </w:pPr>
+    </w:p>
+    <w:p>
+      <w:pPr>
+        <w:rPr>
+          <w:rFonts w:ascii="Courier New" w:hAnsi="Courier New" w:cs="Courier New"/>
+          <w:sz w:val="22"/>
+          <w:szCs w:val="22"/>
+          <w:lang w:val="en-US"/>
+        </w:rPr>
+      </w:pPr>
+      <w:r>
+        <w:rPr>
+          <w:rFonts w:ascii="Courier New" w:hAnsi="Courier New" w:cs="Courier New"/>
+          <w:sz w:val="22"/>
+          <w:szCs w:val="22"/>
+          <w:lang w:val="en-US"/>
+        </w:rPr>
+        <w:t>using namespace std;</w:t>
+      </w:r>
+    </w:p>
+    <w:p>
+      <w:pPr>
+        <w:rPr>
+          <w:rFonts w:ascii="Courier New" w:hAnsi="Courier New" w:cs="Courier New"/>
+          <w:sz w:val="22"/>
+          <w:szCs w:val="22"/>
+          <w:lang w:val="en-US"/>
+        </w:rPr>
+      </w:pPr>
+    </w:p>
+    <w:p>
+      <w:pPr>
+        <w:rPr>
+          <w:rFonts w:ascii="Courier New" w:hAnsi="Courier New" w:cs="Courier New"/>
+          <w:sz w:val="22"/>
+          <w:szCs w:val="22"/>
+          <w:lang w:val="en-US"/>
+        </w:rPr>
+      </w:pPr>
+      <w:r>
+        <w:rPr>
+          <w:rFonts w:ascii="Courier New" w:hAnsi="Courier New" w:cs="Courier New"/>
+          <w:sz w:val="22"/>
+          <w:szCs w:val="22"/>
+          <w:lang w:val="en-US"/>
+        </w:rPr>
+        <w:t>int main() {</w:t>
+      </w:r>
+    </w:p>
+    <w:p>
+      <w:pPr>
+        <w:rPr>
+          <w:rFonts w:ascii="Courier New" w:hAnsi="Courier New" w:cs="Courier New"/>
+          <w:sz w:val="22"/>
+          <w:szCs w:val="22"/>
+          <w:lang w:val="en-US"/>
+        </w:rPr>
+      </w:pPr>
+    </w:p>
+    <w:p>
+      <w:pPr>
+        <w:rPr>
+          <w:rFonts w:ascii="Courier New" w:hAnsi="Courier New" w:cs="Courier New"/>
+          <w:sz w:val="22"/>
+          <w:szCs w:val="22"/>
+          <w:lang w:val="en-US"/>
+        </w:rPr>
+      </w:pPr>
+    </w:p>
+    <w:p>
+      <w:pPr>
+        <w:rPr>
+          <w:rFonts w:ascii="Courier New" w:hAnsi="Courier New" w:cs="Courier New"/>
+          <w:sz w:val="22"/>
+          <w:szCs w:val="22"/>
+          <w:lang w:val="en-US"/>
+        </w:rPr>
+      </w:pPr>
+      <w:r>
+        <w:rPr>
+          <w:rFonts w:ascii="Courier New" w:hAnsi="Courier New" w:cs="Courier New"/>
+          <w:sz w:val="22"/>
+          <w:szCs w:val="22"/>
+          <w:lang w:val="en-US"/>
+        </w:rPr>
+        <w:t xml:space="preserve">    PhoneRecord* head = nullptr;</w:t>
+      </w:r>
+    </w:p>
+    <w:p>
+      <w:pPr>
+        <w:rPr>
+          <w:rFonts w:ascii="Courier New" w:hAnsi="Courier New" w:cs="Courier New"/>
+          <w:sz w:val="22"/>
+          <w:szCs w:val="22"/>
+          <w:lang w:val="en-US"/>
+        </w:rPr>
+      </w:pPr>
+      <w:r>
+        <w:rPr>
+          <w:rFonts w:ascii="Courier New" w:hAnsi="Courier New" w:cs="Courier New"/>
+          <w:sz w:val="22"/>
+          <w:szCs w:val="22"/>
+          <w:lang w:val="en-US"/>
+        </w:rPr>
+        <w:t xml:space="preserve">    PhoneRecord* tail = nullptr;</w:t>
+      </w:r>
+    </w:p>
+    <w:p>
+      <w:pPr>
+        <w:rPr>
+          <w:rFonts w:ascii="Courier New" w:hAnsi="Courier New" w:cs="Courier New"/>
+          <w:sz w:val="22"/>
+          <w:szCs w:val="22"/>
+          <w:lang w:val="en-US"/>
+        </w:rPr>
+      </w:pPr>
+    </w:p>
+    <w:p>
+      <w:pPr>
+        <w:rPr>
+          <w:rFonts w:ascii="Courier New" w:hAnsi="Courier New" w:cs="Courier New"/>
+          <w:sz w:val="22"/>
+          <w:szCs w:val="22"/>
+          <w:lang w:val="en-US"/>
+        </w:rPr>
+      </w:pPr>
+      <w:r>
+        <w:rPr>
+          <w:rFonts w:ascii="Courier New" w:hAnsi="Courier New" w:cs="Courier New"/>
+          <w:sz w:val="22"/>
+          <w:szCs w:val="22"/>
+          <w:lang w:val="en-US"/>
+        </w:rPr>
+        <w:t xml:space="preserve">    const char* filename = "directory.bin";</w:t>
+      </w:r>
+    </w:p>
+    <w:p>
+      <w:pPr>
+        <w:rPr>
+          <w:rFonts w:ascii="Courier New" w:hAnsi="Courier New" w:cs="Courier New"/>
+          <w:sz w:val="22"/>
+          <w:szCs w:val="22"/>
+          <w:lang w:val="en-US"/>
+        </w:rPr>
+      </w:pPr>
+    </w:p>
+    <w:p>
+      <w:pPr>
+        <w:rPr>
+          <w:rFonts w:ascii="Courier New" w:hAnsi="Courier New" w:cs="Courier New"/>
+          <w:sz w:val="22"/>
+          <w:szCs w:val="22"/>
+          <w:lang w:val="en-US"/>
+        </w:rPr>
+      </w:pPr>
+      <w:r>
+        <w:rPr>
+          <w:rFonts w:ascii="Courier New" w:hAnsi="Courier New" w:cs="Courier New"/>
+          <w:sz w:val="22"/>
+          <w:szCs w:val="22"/>
+          <w:lang w:val="en-US"/>
+        </w:rPr>
+        <w:t xml:space="preserve">    cout &lt;&lt; "=== СТАРТ ПРОГРАМИ ===\n";</w:t>
+      </w:r>
+    </w:p>
+    <w:p>
+      <w:pPr>
+        <w:rPr>
+          <w:rFonts w:ascii="Courier New" w:hAnsi="Courier New" w:cs="Courier New"/>
+          <w:sz w:val="22"/>
+          <w:szCs w:val="22"/>
+          <w:lang w:val="en-US"/>
+        </w:rPr>
+      </w:pPr>
+    </w:p>
+    <w:p>
+      <w:pPr>
+        <w:rPr>
+          <w:rFonts w:ascii="Courier New" w:hAnsi="Courier New" w:cs="Courier New"/>
+          <w:sz w:val="22"/>
+          <w:szCs w:val="22"/>
+          <w:lang w:val="en-US"/>
+        </w:rPr>
+      </w:pPr>
+      <w:r>
+        <w:rPr>
+          <w:rFonts w:ascii="Courier New" w:hAnsi="Courier New" w:cs="Courier New"/>
+          <w:sz w:val="22"/>
+          <w:szCs w:val="22"/>
+          <w:lang w:val="en-US"/>
+        </w:rPr>
+        <w:t xml:space="preserve">    loadFromFile(filename, head, tail);</w:t>
+      </w:r>
+    </w:p>
+    <w:p>
+      <w:pPr>
+        <w:rPr>
+          <w:rFonts w:ascii="Courier New" w:hAnsi="Courier New" w:cs="Courier New"/>
+          <w:sz w:val="22"/>
+          <w:szCs w:val="22"/>
+          <w:lang w:val="en-US"/>
+        </w:rPr>
+      </w:pPr>
+    </w:p>
+    <w:p>
+      <w:pPr>
+        <w:rPr>
+          <w:rFonts w:ascii="Courier New" w:hAnsi="Courier New" w:cs="Courier New"/>
+          <w:sz w:val="22"/>
+          <w:szCs w:val="22"/>
+          <w:lang w:val="en-US"/>
+        </w:rPr>
+      </w:pPr>
+      <w:r>
+        <w:rPr>
+          <w:rFonts w:ascii="Courier New" w:hAnsi="Courier New" w:cs="Courier New"/>
+          <w:sz w:val="22"/>
+          <w:szCs w:val="22"/>
+          <w:lang w:val="en-US"/>
+        </w:rPr>
+        <w:t xml:space="preserve">    int choice;</w:t>
+      </w:r>
+    </w:p>
+    <w:p>
+      <w:pPr>
+        <w:rPr>
+          <w:rFonts w:ascii="Courier New" w:hAnsi="Courier New" w:cs="Courier New"/>
+          <w:sz w:val="22"/>
+          <w:szCs w:val="22"/>
+          <w:lang w:val="en-US"/>
+        </w:rPr>
+      </w:pPr>
+      <w:r>
+        <w:rPr>
+          <w:rFonts w:ascii="Courier New" w:hAnsi="Courier New" w:cs="Courier New"/>
+          <w:sz w:val="22"/>
+          <w:szCs w:val="22"/>
+          <w:lang w:val="en-US"/>
+        </w:rPr>
+        <w:t xml:space="preserve">    char inputCity[MAX_CITY_LEN];</w:t>
+      </w:r>
+    </w:p>
+    <w:p>
+      <w:pPr>
+        <w:rPr>
+          <w:rFonts w:ascii="Courier New" w:hAnsi="Courier New" w:cs="Courier New"/>
+          <w:sz w:val="22"/>
+          <w:szCs w:val="22"/>
+          <w:lang w:val="de-DE"/>
+        </w:rPr>
+      </w:pPr>
+      <w:r>
+        <w:rPr>
+          <w:rFonts w:ascii="Courier New" w:hAnsi="Courier New" w:cs="Courier New"/>
+          <w:sz w:val="22"/>
+          <w:szCs w:val="22"/>
+          <w:lang w:val="en-US"/>
+        </w:rPr>
+        <w:t xml:space="preserve">    </w:t>
+      </w:r>
+      <w:r>
+        <w:rPr>
+          <w:rFonts w:ascii="Courier New" w:hAnsi="Courier New" w:cs="Courier New"/>
+          <w:sz w:val="22"/>
+          <w:szCs w:val="22"/>
+          <w:lang w:val="de-DE"/>
+        </w:rPr>
+        <w:t>char inputCode[MAX_CODE_LEN];</w:t>
+      </w:r>
+    </w:p>
+    <w:p>
+      <w:pPr>
+        <w:rPr>
+          <w:rFonts w:ascii="Courier New" w:hAnsi="Courier New" w:cs="Courier New"/>
+          <w:sz w:val="22"/>
+          <w:szCs w:val="22"/>
+          <w:lang w:val="en-US"/>
+        </w:rPr>
+      </w:pPr>
+      <w:r>
+        <w:rPr>
+          <w:rFonts w:ascii="Courier New" w:hAnsi="Courier New" w:cs="Courier New"/>
+          <w:sz w:val="22"/>
+          <w:szCs w:val="22"/>
+          <w:lang w:val="de-DE"/>
+        </w:rPr>
+        <w:t xml:space="preserve">    </w:t>
+      </w:r>
+      <w:r>
+        <w:rPr>
+          <w:rFonts w:ascii="Courier New" w:hAnsi="Courier New" w:cs="Courier New"/>
+          <w:sz w:val="22"/>
+          <w:szCs w:val="22"/>
+          <w:lang w:val="en-US"/>
+        </w:rPr>
+        <w:t>char searchBuffer[MAX_CITY_LEN];</w:t>
+      </w:r>
+    </w:p>
+    <w:p>
+      <w:pPr>
+        <w:rPr>
+          <w:rFonts w:ascii="Courier New" w:hAnsi="Courier New" w:cs="Courier New"/>
+          <w:sz w:val="22"/>
+          <w:szCs w:val="22"/>
+          <w:lang w:val="en-US"/>
+        </w:rPr>
+      </w:pPr>
+    </w:p>
+    <w:p>
+      <w:pPr>
+        <w:rPr>
+          <w:rFonts w:ascii="Courier New" w:hAnsi="Courier New" w:cs="Courier New"/>
+          <w:sz w:val="22"/>
+          <w:szCs w:val="22"/>
+          <w:lang w:val="en-US"/>
+        </w:rPr>
+      </w:pPr>
+      <w:r>
+        <w:rPr>
+          <w:rFonts w:ascii="Courier New" w:hAnsi="Courier New" w:cs="Courier New"/>
+          <w:sz w:val="22"/>
+          <w:szCs w:val="22"/>
+          <w:lang w:val="en-US"/>
+        </w:rPr>
+        <w:t xml:space="preserve">    do {</w:t>
+      </w:r>
+    </w:p>
+    <w:p>
+      <w:pPr>
+        <w:rPr>
+          <w:rFonts w:ascii="Courier New" w:hAnsi="Courier New" w:cs="Courier New"/>
+          <w:sz w:val="22"/>
+          <w:szCs w:val="22"/>
+          <w:lang w:val="en-US"/>
+        </w:rPr>
+      </w:pPr>
+      <w:r>
+        <w:rPr>
+          <w:rFonts w:ascii="Courier New" w:hAnsi="Courier New" w:cs="Courier New"/>
+          <w:sz w:val="22"/>
+          <w:szCs w:val="22"/>
+          <w:lang w:val="en-US"/>
+        </w:rPr>
+        <w:t xml:space="preserve">        cout &lt;&lt; "\n======================================================\n";</w:t>
+      </w:r>
+    </w:p>
+    <w:p>
+      <w:pPr>
+        <w:rPr>
+          <w:rFonts w:ascii="Courier New" w:hAnsi="Courier New" w:cs="Courier New"/>
+          <w:sz w:val="22"/>
+          <w:szCs w:val="22"/>
+          <w:lang w:val="en-US"/>
+        </w:rPr>
+      </w:pPr>
+      <w:r>
+        <w:rPr>
+          <w:rFonts w:ascii="Courier New" w:hAnsi="Courier New" w:cs="Courier New"/>
+          <w:sz w:val="22"/>
+          <w:szCs w:val="22"/>
+          <w:lang w:val="en-US"/>
+        </w:rPr>
+        <w:t xml:space="preserve">        cout &lt;&lt; "  ЕЛЕКТРОННИЙ ДОВІДНИК ТЕЛЕФОННИХ КОДІВ МІСТ УКРАЇНИ  \n";</w:t>
+      </w:r>
+    </w:p>
+    <w:p>
+      <w:pPr>
+        <w:rPr>
+          <w:rFonts w:ascii="Courier New" w:hAnsi="Courier New" w:cs="Courier New"/>
+          <w:sz w:val="22"/>
+          <w:szCs w:val="22"/>
+          <w:lang w:val="ru-RU"/>
+        </w:rPr>
+      </w:pPr>
+      <w:r>
+        <w:rPr>
+          <w:rFonts w:ascii="Courier New" w:hAnsi="Courier New" w:cs="Courier New"/>
+          <w:sz w:val="22"/>
+          <w:szCs w:val="22"/>
+          <w:lang w:val="en-US"/>
+        </w:rPr>
+        <w:t xml:space="preserve">        cout</w:t>
+      </w:r>
+      <w:r>
+        <w:rPr>
+          <w:rFonts w:ascii="Courier New" w:hAnsi="Courier New" w:cs="Courier New"/>
+          <w:sz w:val="22"/>
+          <w:szCs w:val="22"/>
+          <w:lang w:val="ru-RU"/>
+        </w:rPr>
+        <w:t xml:space="preserve"> &lt;&lt; "======================================================\</w:t>
+      </w:r>
+      <w:r>
+        <w:rPr>
+          <w:rFonts w:ascii="Courier New" w:hAnsi="Courier New" w:cs="Courier New"/>
+          <w:sz w:val="22"/>
+          <w:szCs w:val="22"/>
+          <w:lang w:val="en-US"/>
+        </w:rPr>
+        <w:t>n</w:t>
+      </w:r>
+      <w:r>
+        <w:rPr>
+          <w:rFonts w:ascii="Courier New" w:hAnsi="Courier New" w:cs="Courier New"/>
+          <w:sz w:val="22"/>
+          <w:szCs w:val="22"/>
+          <w:lang w:val="ru-RU"/>
+        </w:rPr>
+        <w:t>";</w:t>
+      </w:r>
+    </w:p>
+    <w:p>
+      <w:pPr>
+        <w:rPr>
+          <w:rFonts w:ascii="Courier New" w:hAnsi="Courier New" w:cs="Courier New"/>
+          <w:sz w:val="22"/>
+          <w:szCs w:val="22"/>
+          <w:lang w:val="ru-RU"/>
+        </w:rPr>
+      </w:pPr>
+      <w:r>
+        <w:rPr>
+          <w:rFonts w:ascii="Courier New" w:hAnsi="Courier New" w:cs="Courier New"/>
+          <w:sz w:val="22"/>
+          <w:szCs w:val="22"/>
+          <w:lang w:val="ru-RU"/>
+        </w:rPr>
+        <w:t xml:space="preserve">        </w:t>
+      </w:r>
+      <w:r>
+        <w:rPr>
+          <w:rFonts w:ascii="Courier New" w:hAnsi="Courier New" w:cs="Courier New"/>
+          <w:sz w:val="22"/>
+          <w:szCs w:val="22"/>
+          <w:lang w:val="en-US"/>
+        </w:rPr>
+        <w:t>cout</w:t>
+      </w:r>
+      <w:r>
+        <w:rPr>
+          <w:rFonts w:ascii="Courier New" w:hAnsi="Courier New" w:cs="Courier New"/>
+          <w:sz w:val="22"/>
+          <w:szCs w:val="22"/>
+          <w:lang w:val="ru-RU"/>
+        </w:rPr>
+        <w:t xml:space="preserve"> &lt;&lt; "1. Додати новий запис \</w:t>
+      </w:r>
+      <w:r>
+        <w:rPr>
+          <w:rFonts w:ascii="Courier New" w:hAnsi="Courier New" w:cs="Courier New"/>
+          <w:sz w:val="22"/>
+          <w:szCs w:val="22"/>
+          <w:lang w:val="en-US"/>
+        </w:rPr>
+        <w:t>n</w:t>
+      </w:r>
+      <w:r>
+        <w:rPr>
+          <w:rFonts w:ascii="Courier New" w:hAnsi="Courier New" w:cs="Courier New"/>
+          <w:sz w:val="22"/>
+          <w:szCs w:val="22"/>
+          <w:lang w:val="ru-RU"/>
+        </w:rPr>
+        <w:t>";</w:t>
+      </w:r>
+    </w:p>
+    <w:p>
+      <w:pPr>
+        <w:rPr>
+          <w:rFonts w:ascii="Courier New" w:hAnsi="Courier New" w:cs="Courier New"/>
+          <w:sz w:val="22"/>
+          <w:szCs w:val="22"/>
+          <w:lang w:val="ru-RU"/>
+        </w:rPr>
+      </w:pPr>
+      <w:r>
+        <w:rPr>
+          <w:rFonts w:ascii="Courier New" w:hAnsi="Courier New" w:cs="Courier New"/>
+          <w:sz w:val="22"/>
+          <w:szCs w:val="22"/>
+          <w:lang w:val="ru-RU"/>
+        </w:rPr>
+        <w:t xml:space="preserve">        </w:t>
+      </w:r>
+      <w:r>
+        <w:rPr>
+          <w:rFonts w:ascii="Courier New" w:hAnsi="Courier New" w:cs="Courier New"/>
+          <w:sz w:val="22"/>
+          <w:szCs w:val="22"/>
+          <w:lang w:val="en-US"/>
+        </w:rPr>
+        <w:t>cout</w:t>
+      </w:r>
+      <w:r>
+        <w:rPr>
+          <w:rFonts w:ascii="Courier New" w:hAnsi="Courier New" w:cs="Courier New"/>
+          <w:sz w:val="22"/>
+          <w:szCs w:val="22"/>
+          <w:lang w:val="ru-RU"/>
+        </w:rPr>
+        <w:t xml:space="preserve"> &lt;&lt; "2. Вилучити запис \</w:t>
+      </w:r>
+      <w:r>
+        <w:rPr>
+          <w:rFonts w:ascii="Courier New" w:hAnsi="Courier New" w:cs="Courier New"/>
+          <w:sz w:val="22"/>
+          <w:szCs w:val="22"/>
+          <w:lang w:val="en-US"/>
+        </w:rPr>
+        <w:t>n</w:t>
+      </w:r>
+      <w:r>
+        <w:rPr>
+          <w:rFonts w:ascii="Courier New" w:hAnsi="Courier New" w:cs="Courier New"/>
+          <w:sz w:val="22"/>
+          <w:szCs w:val="22"/>
+          <w:lang w:val="ru-RU"/>
+        </w:rPr>
+        <w:t>";</w:t>
+      </w:r>
+    </w:p>
+    <w:p>
+      <w:pPr>
+        <w:rPr>
+          <w:rFonts w:ascii="Courier New" w:hAnsi="Courier New" w:cs="Courier New"/>
+          <w:sz w:val="22"/>
+          <w:szCs w:val="22"/>
+          <w:lang w:val="ru-RU"/>
+        </w:rPr>
+      </w:pPr>
+      <w:r>
+        <w:rPr>
+          <w:rFonts w:ascii="Courier New" w:hAnsi="Courier New" w:cs="Courier New"/>
+          <w:sz w:val="22"/>
+          <w:szCs w:val="22"/>
+          <w:lang w:val="ru-RU"/>
+        </w:rPr>
+        <w:t xml:space="preserve">        </w:t>
+      </w:r>
+      <w:r>
+        <w:rPr>
+          <w:rFonts w:ascii="Courier New" w:hAnsi="Courier New" w:cs="Courier New"/>
+          <w:sz w:val="22"/>
+          <w:szCs w:val="22"/>
+          <w:lang w:val="en-US"/>
+        </w:rPr>
+        <w:t>cout</w:t>
+      </w:r>
+      <w:r>
+        <w:rPr>
+          <w:rFonts w:ascii="Courier New" w:hAnsi="Courier New" w:cs="Courier New"/>
+          <w:sz w:val="22"/>
+          <w:szCs w:val="22"/>
+          <w:lang w:val="ru-RU"/>
+        </w:rPr>
+        <w:t xml:space="preserve"> &lt;&lt; "3. Вивести довідник на екран \</w:t>
+      </w:r>
+      <w:r>
+        <w:rPr>
+          <w:rFonts w:ascii="Courier New" w:hAnsi="Courier New" w:cs="Courier New"/>
+          <w:sz w:val="22"/>
+          <w:szCs w:val="22"/>
+          <w:lang w:val="en-US"/>
+        </w:rPr>
+        <w:t>n</w:t>
+      </w:r>
+      <w:r>
+        <w:rPr>
+          <w:rFonts w:ascii="Courier New" w:hAnsi="Courier New" w:cs="Courier New"/>
+          <w:sz w:val="22"/>
+          <w:szCs w:val="22"/>
+          <w:lang w:val="ru-RU"/>
+        </w:rPr>
+        <w:t>";</w:t>
+      </w:r>
+    </w:p>
+    <w:p>
+      <w:pPr>
+        <w:rPr>
+          <w:rFonts w:ascii="Courier New" w:hAnsi="Courier New" w:cs="Courier New"/>
+          <w:sz w:val="22"/>
+          <w:szCs w:val="22"/>
+          <w:lang w:val="ru-RU"/>
+        </w:rPr>
+      </w:pPr>
+      <w:r>
+        <w:rPr>
+          <w:rFonts w:ascii="Courier New" w:hAnsi="Courier New" w:cs="Courier New"/>
+          <w:sz w:val="22"/>
+          <w:szCs w:val="22"/>
+          <w:lang w:val="ru-RU"/>
+        </w:rPr>
+        <w:t xml:space="preserve">        </w:t>
+      </w:r>
+      <w:r>
+        <w:rPr>
+          <w:rFonts w:ascii="Courier New" w:hAnsi="Courier New" w:cs="Courier New"/>
+          <w:sz w:val="22"/>
+          <w:szCs w:val="22"/>
+          <w:lang w:val="en-US"/>
+        </w:rPr>
+        <w:t>cout</w:t>
+      </w:r>
+      <w:r>
+        <w:rPr>
+          <w:rFonts w:ascii="Courier New" w:hAnsi="Courier New" w:cs="Courier New"/>
+          <w:sz w:val="22"/>
+          <w:szCs w:val="22"/>
+          <w:lang w:val="ru-RU"/>
+        </w:rPr>
+        <w:t xml:space="preserve"> &lt;&lt; "4. Пошук за містом або кодом \</w:t>
+      </w:r>
+      <w:r>
+        <w:rPr>
+          <w:rFonts w:ascii="Courier New" w:hAnsi="Courier New" w:cs="Courier New"/>
+          <w:sz w:val="22"/>
+          <w:szCs w:val="22"/>
+          <w:lang w:val="en-US"/>
+        </w:rPr>
+        <w:t>n</w:t>
+      </w:r>
+      <w:r>
+        <w:rPr>
+          <w:rFonts w:ascii="Courier New" w:hAnsi="Courier New" w:cs="Courier New"/>
+          <w:sz w:val="22"/>
+          <w:szCs w:val="22"/>
+          <w:lang w:val="ru-RU"/>
+        </w:rPr>
+        <w:t>";</w:t>
+      </w:r>
+    </w:p>
+    <w:p>
+      <w:pPr>
+        <w:rPr>
+          <w:rFonts w:ascii="Courier New" w:hAnsi="Courier New" w:cs="Courier New"/>
+          <w:sz w:val="22"/>
+          <w:szCs w:val="22"/>
+          <w:lang w:val="ru-RU"/>
+        </w:rPr>
+      </w:pPr>
+      <w:r>
+        <w:rPr>
+          <w:rFonts w:ascii="Courier New" w:hAnsi="Courier New" w:cs="Courier New"/>
+          <w:sz w:val="22"/>
+          <w:szCs w:val="22"/>
+          <w:lang w:val="ru-RU"/>
+        </w:rPr>
+        <w:t xml:space="preserve">        </w:t>
+      </w:r>
+      <w:r>
+        <w:rPr>
+          <w:rFonts w:ascii="Courier New" w:hAnsi="Courier New" w:cs="Courier New"/>
+          <w:sz w:val="22"/>
+          <w:szCs w:val="22"/>
+          <w:lang w:val="en-US"/>
+        </w:rPr>
+        <w:t>cout</w:t>
+      </w:r>
+      <w:r>
+        <w:rPr>
+          <w:rFonts w:ascii="Courier New" w:hAnsi="Courier New" w:cs="Courier New"/>
+          <w:sz w:val="22"/>
+          <w:szCs w:val="22"/>
+          <w:lang w:val="ru-RU"/>
+        </w:rPr>
+        <w:t xml:space="preserve"> &lt;&lt; "5. Зберегти у файл \</w:t>
+      </w:r>
+      <w:r>
+        <w:rPr>
+          <w:rFonts w:ascii="Courier New" w:hAnsi="Courier New" w:cs="Courier New"/>
+          <w:sz w:val="22"/>
+          <w:szCs w:val="22"/>
+          <w:lang w:val="en-US"/>
+        </w:rPr>
+        <w:t>n</w:t>
+      </w:r>
+      <w:r>
+        <w:rPr>
+          <w:rFonts w:ascii="Courier New" w:hAnsi="Courier New" w:cs="Courier New"/>
+          <w:sz w:val="22"/>
+          <w:szCs w:val="22"/>
+          <w:lang w:val="ru-RU"/>
+        </w:rPr>
+        <w:t>";</w:t>
+      </w:r>
+    </w:p>
+    <w:p>
+      <w:pPr>
+        <w:rPr>
+          <w:rFonts w:ascii="Courier New" w:hAnsi="Courier New" w:cs="Courier New"/>
+          <w:sz w:val="22"/>
+          <w:szCs w:val="22"/>
+          <w:lang w:val="ru-RU"/>
+        </w:rPr>
+      </w:pPr>
+      <w:r>
+        <w:rPr>
+          <w:rFonts w:ascii="Courier New" w:hAnsi="Courier New" w:cs="Courier New"/>
+          <w:sz w:val="22"/>
+          <w:szCs w:val="22"/>
+          <w:lang w:val="ru-RU"/>
+        </w:rPr>
+        <w:t xml:space="preserve">        </w:t>
+      </w:r>
+      <w:r>
+        <w:rPr>
+          <w:rFonts w:ascii="Courier New" w:hAnsi="Courier New" w:cs="Courier New"/>
+          <w:sz w:val="22"/>
+          <w:szCs w:val="22"/>
+          <w:lang w:val="en-US"/>
+        </w:rPr>
+        <w:t>cout</w:t>
+      </w:r>
+      <w:r>
+        <w:rPr>
+          <w:rFonts w:ascii="Courier New" w:hAnsi="Courier New" w:cs="Courier New"/>
+          <w:sz w:val="22"/>
+          <w:szCs w:val="22"/>
+          <w:lang w:val="ru-RU"/>
+        </w:rPr>
+        <w:t xml:space="preserve"> &lt;&lt; "0. Вийти з програми\</w:t>
+      </w:r>
+      <w:r>
+        <w:rPr>
+          <w:rFonts w:ascii="Courier New" w:hAnsi="Courier New" w:cs="Courier New"/>
+          <w:sz w:val="22"/>
+          <w:szCs w:val="22"/>
+          <w:lang w:val="en-US"/>
+        </w:rPr>
+        <w:t>n</w:t>
+      </w:r>
+      <w:r>
+        <w:rPr>
+          <w:rFonts w:ascii="Courier New" w:hAnsi="Courier New" w:cs="Courier New"/>
+          <w:sz w:val="22"/>
+          <w:szCs w:val="22"/>
+          <w:lang w:val="ru-RU"/>
+        </w:rPr>
+        <w:t>";</w:t>
+      </w:r>
+    </w:p>
+    <w:p>
+      <w:pPr>
+        <w:rPr>
+          <w:rFonts w:ascii="Courier New" w:hAnsi="Courier New" w:cs="Courier New"/>
+          <w:sz w:val="22"/>
+          <w:szCs w:val="22"/>
+          <w:lang w:val="en-US"/>
+        </w:rPr>
+      </w:pPr>
+      <w:r>
+        <w:rPr>
+          <w:rFonts w:ascii="Courier New" w:hAnsi="Courier New" w:cs="Courier New"/>
+          <w:sz w:val="22"/>
+          <w:szCs w:val="22"/>
+          <w:lang w:val="ru-RU"/>
+        </w:rPr>
+        <w:t xml:space="preserve">        </w:t>
+      </w:r>
+      <w:r>
+        <w:rPr>
+          <w:rFonts w:ascii="Courier New" w:hAnsi="Courier New" w:cs="Courier New"/>
+          <w:sz w:val="22"/>
+          <w:szCs w:val="22"/>
+          <w:lang w:val="en-US"/>
+        </w:rPr>
+        <w:t>cout &lt;&lt; "------------------------------------------------------\n";</w:t>
+      </w:r>
+    </w:p>
+    <w:p>
+      <w:pPr>
+        <w:rPr>
+          <w:rFonts w:ascii="Courier New" w:hAnsi="Courier New" w:cs="Courier New"/>
+          <w:sz w:val="22"/>
+          <w:szCs w:val="22"/>
+          <w:lang w:val="en-US"/>
+        </w:rPr>
+      </w:pPr>
+      <w:r>
+        <w:rPr>
+          <w:rFonts w:ascii="Courier New" w:hAnsi="Courier New" w:cs="Courier New"/>
+          <w:sz w:val="22"/>
+          <w:szCs w:val="22"/>
+          <w:lang w:val="en-US"/>
+        </w:rPr>
+        <w:t xml:space="preserve">        cout &lt;&lt; "Ваш вибір: ";</w:t>
+      </w:r>
+    </w:p>
+    <w:p>
+      <w:pPr>
+        <w:rPr>
+          <w:rFonts w:ascii="Courier New" w:hAnsi="Courier New" w:cs="Courier New"/>
+          <w:sz w:val="22"/>
+          <w:szCs w:val="22"/>
+          <w:lang w:val="en-US"/>
+        </w:rPr>
+      </w:pPr>
+      <w:r>
+        <w:rPr>
+          <w:rFonts w:ascii="Courier New" w:hAnsi="Courier New" w:cs="Courier New"/>
+          <w:sz w:val="22"/>
+          <w:szCs w:val="22"/>
+          <w:lang w:val="en-US"/>
+        </w:rPr>
+        <w:t xml:space="preserve">        cin &gt;&gt; choice;</w:t>
+      </w:r>
+    </w:p>
+    <w:p>
+      <w:pPr>
+        <w:rPr>
+          <w:rFonts w:ascii="Courier New" w:hAnsi="Courier New" w:cs="Courier New"/>
+          <w:sz w:val="22"/>
+          <w:szCs w:val="22"/>
+          <w:lang w:val="en-US"/>
+        </w:rPr>
+      </w:pPr>
+    </w:p>
+    <w:p>
+      <w:pPr>
+        <w:rPr>
+          <w:rFonts w:ascii="Courier New" w:hAnsi="Courier New" w:cs="Courier New"/>
+          <w:sz w:val="22"/>
+          <w:szCs w:val="22"/>
+          <w:lang w:val="en-US"/>
+        </w:rPr>
+      </w:pPr>
+    </w:p>
+    <w:p>
+      <w:pPr>
+        <w:rPr>
+          <w:rFonts w:ascii="Courier New" w:hAnsi="Courier New" w:cs="Courier New"/>
+          <w:sz w:val="22"/>
+          <w:szCs w:val="22"/>
+          <w:lang w:val="en-US"/>
+        </w:rPr>
+      </w:pPr>
+      <w:r>
+        <w:rPr>
+          <w:rFonts w:ascii="Courier New" w:hAnsi="Courier New" w:cs="Courier New"/>
+          <w:sz w:val="22"/>
+          <w:szCs w:val="22"/>
+          <w:lang w:val="en-US"/>
+        </w:rPr>
+        <w:t xml:space="preserve">        cin.ignore();</w:t>
+      </w:r>
+    </w:p>
+    <w:p>
+      <w:pPr>
+        <w:rPr>
+          <w:rFonts w:ascii="Courier New" w:hAnsi="Courier New" w:cs="Courier New"/>
+          <w:sz w:val="22"/>
+          <w:szCs w:val="22"/>
+          <w:lang w:val="en-US"/>
+        </w:rPr>
+      </w:pPr>
+    </w:p>
+    <w:p>
+      <w:pPr>
+        <w:rPr>
+          <w:rFonts w:ascii="Courier New" w:hAnsi="Courier New" w:cs="Courier New"/>
+          <w:sz w:val="22"/>
+          <w:szCs w:val="22"/>
+          <w:lang w:val="en-US"/>
+        </w:rPr>
+      </w:pPr>
+      <w:r>
+        <w:rPr>
+          <w:rFonts w:ascii="Courier New" w:hAnsi="Courier New" w:cs="Courier New"/>
+          <w:sz w:val="22"/>
+          <w:szCs w:val="22"/>
+          <w:lang w:val="en-US"/>
+        </w:rPr>
+        <w:t xml:space="preserve">        switch(choice) {</w:t>
+      </w:r>
+    </w:p>
+    <w:p>
+      <w:pPr>
+        <w:rPr>
+          <w:rFonts w:ascii="Courier New" w:hAnsi="Courier New" w:cs="Courier New"/>
+          <w:sz w:val="22"/>
+          <w:szCs w:val="22"/>
+          <w:lang w:val="ru-RU"/>
+        </w:rPr>
+      </w:pPr>
+      <w:r>
+        <w:rPr>
+          <w:rFonts w:ascii="Courier New" w:hAnsi="Courier New" w:cs="Courier New"/>
+          <w:sz w:val="22"/>
+          <w:szCs w:val="22"/>
+          <w:lang w:val="en-US"/>
+        </w:rPr>
+        <w:t xml:space="preserve">            case</w:t>
+      </w:r>
+      <w:r>
+        <w:rPr>
+          <w:rFonts w:ascii="Courier New" w:hAnsi="Courier New" w:cs="Courier New"/>
+          <w:sz w:val="22"/>
+          <w:szCs w:val="22"/>
+          <w:lang w:val="ru-RU"/>
+        </w:rPr>
+        <w:t xml:space="preserve"> 1:</w:t>
+      </w:r>
+    </w:p>
+    <w:p>
+      <w:pPr>
+        <w:rPr>
+          <w:rFonts w:ascii="Courier New" w:hAnsi="Courier New" w:cs="Courier New"/>
+          <w:sz w:val="22"/>
+          <w:szCs w:val="22"/>
+          <w:lang w:val="ru-RU"/>
+        </w:rPr>
+      </w:pPr>
+      <w:r>
+        <w:rPr>
+          <w:rFonts w:ascii="Courier New" w:hAnsi="Courier New" w:cs="Courier New"/>
+          <w:sz w:val="22"/>
+          <w:szCs w:val="22"/>
+          <w:lang w:val="ru-RU"/>
+        </w:rPr>
+        <w:t xml:space="preserve">                </w:t>
+      </w:r>
+      <w:r>
+        <w:rPr>
+          <w:rFonts w:ascii="Courier New" w:hAnsi="Courier New" w:cs="Courier New"/>
+          <w:sz w:val="22"/>
+          <w:szCs w:val="22"/>
+          <w:lang w:val="en-US"/>
+        </w:rPr>
+        <w:t>cout</w:t>
+      </w:r>
+      <w:r>
+        <w:rPr>
+          <w:rFonts w:ascii="Courier New" w:hAnsi="Courier New" w:cs="Courier New"/>
+          <w:sz w:val="22"/>
+          <w:szCs w:val="22"/>
+          <w:lang w:val="ru-RU"/>
+        </w:rPr>
+        <w:t xml:space="preserve"> &lt;&lt; "\</w:t>
+      </w:r>
+      <w:r>
+        <w:rPr>
+          <w:rFonts w:ascii="Courier New" w:hAnsi="Courier New" w:cs="Courier New"/>
+          <w:sz w:val="22"/>
+          <w:szCs w:val="22"/>
+          <w:lang w:val="en-US"/>
+        </w:rPr>
+        <w:t>n</w:t>
+      </w:r>
+      <w:r>
+        <w:rPr>
+          <w:rFonts w:ascii="Courier New" w:hAnsi="Courier New" w:cs="Courier New"/>
+          <w:sz w:val="22"/>
+          <w:szCs w:val="22"/>
+          <w:lang w:val="ru-RU"/>
+        </w:rPr>
+        <w:t>--- ДОДАВАННЯ ЗАПИСУ ---\</w:t>
+      </w:r>
+      <w:r>
+        <w:rPr>
+          <w:rFonts w:ascii="Courier New" w:hAnsi="Courier New" w:cs="Courier New"/>
+          <w:sz w:val="22"/>
+          <w:szCs w:val="22"/>
+          <w:lang w:val="en-US"/>
+        </w:rPr>
+        <w:t>n</w:t>
+      </w:r>
+      <w:r>
+        <w:rPr>
+          <w:rFonts w:ascii="Courier New" w:hAnsi="Courier New" w:cs="Courier New"/>
+          <w:sz w:val="22"/>
+          <w:szCs w:val="22"/>
+          <w:lang w:val="ru-RU"/>
+        </w:rPr>
+        <w:t>";</w:t>
+      </w:r>
+    </w:p>
+    <w:p>
+      <w:pPr>
+        <w:rPr>
+          <w:rFonts w:ascii="Courier New" w:hAnsi="Courier New" w:cs="Courier New"/>
+          <w:sz w:val="22"/>
+          <w:szCs w:val="22"/>
+          <w:lang w:val="ru-RU"/>
+        </w:rPr>
+      </w:pPr>
+      <w:r>
+        <w:rPr>
+          <w:rFonts w:ascii="Courier New" w:hAnsi="Courier New" w:cs="Courier New"/>
+          <w:sz w:val="22"/>
+          <w:szCs w:val="22"/>
+          <w:lang w:val="ru-RU"/>
+        </w:rPr>
+        <w:t xml:space="preserve">                </w:t>
+      </w:r>
+      <w:r>
+        <w:rPr>
+          <w:rFonts w:ascii="Courier New" w:hAnsi="Courier New" w:cs="Courier New"/>
+          <w:sz w:val="22"/>
+          <w:szCs w:val="22"/>
+          <w:lang w:val="en-US"/>
+        </w:rPr>
+        <w:t>cout</w:t>
+      </w:r>
+      <w:r>
+        <w:rPr>
+          <w:rFonts w:ascii="Courier New" w:hAnsi="Courier New" w:cs="Courier New"/>
+          <w:sz w:val="22"/>
+          <w:szCs w:val="22"/>
+          <w:lang w:val="ru-RU"/>
+        </w:rPr>
+        <w:t xml:space="preserve"> &lt;&lt; "Введіть назву міста: ";</w:t>
+      </w:r>
+    </w:p>
+    <w:p>
+      <w:pPr>
+        <w:rPr>
+          <w:rFonts w:ascii="Courier New" w:hAnsi="Courier New" w:cs="Courier New"/>
+          <w:sz w:val="22"/>
+          <w:szCs w:val="22"/>
+          <w:lang w:val="ru-RU"/>
+        </w:rPr>
+      </w:pPr>
+      <w:r>
+        <w:rPr>
+          <w:rFonts w:ascii="Courier New" w:hAnsi="Courier New" w:cs="Courier New"/>
+          <w:sz w:val="22"/>
+          <w:szCs w:val="22"/>
+          <w:lang w:val="ru-RU"/>
+        </w:rPr>
+        <w:t xml:space="preserve">                </w:t>
+      </w:r>
+      <w:r>
+        <w:rPr>
+          <w:rFonts w:ascii="Courier New" w:hAnsi="Courier New" w:cs="Courier New"/>
+          <w:sz w:val="22"/>
+          <w:szCs w:val="22"/>
+          <w:lang w:val="en-US"/>
+        </w:rPr>
+        <w:t>cin</w:t>
+      </w:r>
+      <w:r>
+        <w:rPr>
+          <w:rFonts w:ascii="Courier New" w:hAnsi="Courier New" w:cs="Courier New"/>
+          <w:sz w:val="22"/>
+          <w:szCs w:val="22"/>
+          <w:lang w:val="ru-RU"/>
+        </w:rPr>
+        <w:t>.</w:t>
+      </w:r>
+      <w:r>
+        <w:rPr>
+          <w:rFonts w:ascii="Courier New" w:hAnsi="Courier New" w:cs="Courier New"/>
+          <w:sz w:val="22"/>
+          <w:szCs w:val="22"/>
+          <w:lang w:val="en-US"/>
+        </w:rPr>
+        <w:t>getline</w:t>
+      </w:r>
+      <w:r>
+        <w:rPr>
+          <w:rFonts w:ascii="Courier New" w:hAnsi="Courier New" w:cs="Courier New"/>
+          <w:sz w:val="22"/>
+          <w:szCs w:val="22"/>
+          <w:lang w:val="ru-RU"/>
+        </w:rPr>
+        <w:t>(</w:t>
+      </w:r>
+      <w:r>
+        <w:rPr>
+          <w:rFonts w:ascii="Courier New" w:hAnsi="Courier New" w:cs="Courier New"/>
+          <w:sz w:val="22"/>
+          <w:szCs w:val="22"/>
+          <w:lang w:val="en-US"/>
+        </w:rPr>
+        <w:t>inputCity</w:t>
+      </w:r>
+      <w:r>
+        <w:rPr>
+          <w:rFonts w:ascii="Courier New" w:hAnsi="Courier New" w:cs="Courier New"/>
+          <w:sz w:val="22"/>
+          <w:szCs w:val="22"/>
+          <w:lang w:val="ru-RU"/>
+        </w:rPr>
+        <w:t xml:space="preserve">, </w:t>
+      </w:r>
+      <w:r>
+        <w:rPr>
+          <w:rFonts w:ascii="Courier New" w:hAnsi="Courier New" w:cs="Courier New"/>
+          <w:sz w:val="22"/>
+          <w:szCs w:val="22"/>
+          <w:lang w:val="en-US"/>
+        </w:rPr>
+        <w:t>MAX</w:t>
+      </w:r>
+      <w:r>
+        <w:rPr>
+          <w:rFonts w:ascii="Courier New" w:hAnsi="Courier New" w:cs="Courier New"/>
+          <w:sz w:val="22"/>
+          <w:szCs w:val="22"/>
+          <w:lang w:val="ru-RU"/>
+        </w:rPr>
+        <w:t>_</w:t>
+      </w:r>
+      <w:r>
+        <w:rPr>
+          <w:rFonts w:ascii="Courier New" w:hAnsi="Courier New" w:cs="Courier New"/>
+          <w:sz w:val="22"/>
+          <w:szCs w:val="22"/>
+          <w:lang w:val="en-US"/>
+        </w:rPr>
+        <w:t>CITY</w:t>
+      </w:r>
+      <w:r>
+        <w:rPr>
+          <w:rFonts w:ascii="Courier New" w:hAnsi="Courier New" w:cs="Courier New"/>
+          <w:sz w:val="22"/>
+          <w:szCs w:val="22"/>
+          <w:lang w:val="ru-RU"/>
+        </w:rPr>
+        <w:t>_</w:t>
+      </w:r>
+      <w:r>
+        <w:rPr>
+          <w:rFonts w:ascii="Courier New" w:hAnsi="Courier New" w:cs="Courier New"/>
+          <w:sz w:val="22"/>
+          <w:szCs w:val="22"/>
+          <w:lang w:val="en-US"/>
+        </w:rPr>
+        <w:t>LEN</w:t>
+      </w:r>
+      <w:r>
+        <w:rPr>
+          <w:rFonts w:ascii="Courier New" w:hAnsi="Courier New" w:cs="Courier New"/>
+          <w:sz w:val="22"/>
+          <w:szCs w:val="22"/>
+          <w:lang w:val="ru-RU"/>
+        </w:rPr>
+        <w:t>);</w:t>
+      </w:r>
+    </w:p>
+    <w:p>
+      <w:pPr>
+        <w:rPr>
+          <w:rFonts w:ascii="Courier New" w:hAnsi="Courier New" w:cs="Courier New"/>
+          <w:sz w:val="22"/>
+          <w:szCs w:val="22"/>
+          <w:lang w:val="ru-RU"/>
+        </w:rPr>
+      </w:pPr>
+      <w:r>
+        <w:rPr>
+          <w:rFonts w:ascii="Courier New" w:hAnsi="Courier New" w:cs="Courier New"/>
+          <w:sz w:val="22"/>
+          <w:szCs w:val="22"/>
+          <w:lang w:val="ru-RU"/>
+        </w:rPr>
+        <w:t xml:space="preserve">                </w:t>
+      </w:r>
+      <w:r>
+        <w:rPr>
+          <w:rFonts w:ascii="Courier New" w:hAnsi="Courier New" w:cs="Courier New"/>
+          <w:sz w:val="22"/>
+          <w:szCs w:val="22"/>
+          <w:lang w:val="en-US"/>
+        </w:rPr>
+        <w:t>cout</w:t>
+      </w:r>
+      <w:r>
+        <w:rPr>
+          <w:rFonts w:ascii="Courier New" w:hAnsi="Courier New" w:cs="Courier New"/>
+          <w:sz w:val="22"/>
+          <w:szCs w:val="22"/>
+          <w:lang w:val="ru-RU"/>
+        </w:rPr>
+        <w:t xml:space="preserve"> &lt;&lt; "Введіть телефонний код: ";</w:t>
+      </w:r>
+    </w:p>
+    <w:p>
+      <w:pPr>
+        <w:rPr>
+          <w:rFonts w:ascii="Courier New" w:hAnsi="Courier New" w:cs="Courier New"/>
+          <w:sz w:val="22"/>
+          <w:szCs w:val="22"/>
+          <w:lang w:val="ru-RU"/>
+        </w:rPr>
+      </w:pPr>
+      <w:r>
+        <w:rPr>
+          <w:rFonts w:ascii="Courier New" w:hAnsi="Courier New" w:cs="Courier New"/>
+          <w:sz w:val="22"/>
+          <w:szCs w:val="22"/>
+          <w:lang w:val="ru-RU"/>
+        </w:rPr>
+        <w:t xml:space="preserve">                </w:t>
+      </w:r>
+      <w:r>
+        <w:rPr>
+          <w:rFonts w:ascii="Courier New" w:hAnsi="Courier New" w:cs="Courier New"/>
+          <w:sz w:val="22"/>
+          <w:szCs w:val="22"/>
+          <w:lang w:val="en-US"/>
+        </w:rPr>
+        <w:t>cin</w:t>
+      </w:r>
+      <w:r>
+        <w:rPr>
+          <w:rFonts w:ascii="Courier New" w:hAnsi="Courier New" w:cs="Courier New"/>
+          <w:sz w:val="22"/>
+          <w:szCs w:val="22"/>
+          <w:lang w:val="ru-RU"/>
+        </w:rPr>
+        <w:t>.</w:t>
+      </w:r>
+      <w:r>
+        <w:rPr>
+          <w:rFonts w:ascii="Courier New" w:hAnsi="Courier New" w:cs="Courier New"/>
+          <w:sz w:val="22"/>
+          <w:szCs w:val="22"/>
+          <w:lang w:val="en-US"/>
+        </w:rPr>
+        <w:t>getline</w:t>
+      </w:r>
+      <w:r>
+        <w:rPr>
+          <w:rFonts w:ascii="Courier New" w:hAnsi="Courier New" w:cs="Courier New"/>
+          <w:sz w:val="22"/>
+          <w:szCs w:val="22"/>
+          <w:lang w:val="ru-RU"/>
+        </w:rPr>
+        <w:t>(</w:t>
+      </w:r>
+      <w:r>
+        <w:rPr>
+          <w:rFonts w:ascii="Courier New" w:hAnsi="Courier New" w:cs="Courier New"/>
+          <w:sz w:val="22"/>
+          <w:szCs w:val="22"/>
+          <w:lang w:val="en-US"/>
+        </w:rPr>
+        <w:t>inputCode</w:t>
+      </w:r>
+      <w:r>
+        <w:rPr>
+          <w:rFonts w:ascii="Courier New" w:hAnsi="Courier New" w:cs="Courier New"/>
+          <w:sz w:val="22"/>
+          <w:szCs w:val="22"/>
+          <w:lang w:val="ru-RU"/>
+        </w:rPr>
+        <w:t xml:space="preserve">, </w:t>
+      </w:r>
+      <w:r>
+        <w:rPr>
+          <w:rFonts w:ascii="Courier New" w:hAnsi="Courier New" w:cs="Courier New"/>
+          <w:sz w:val="22"/>
+          <w:szCs w:val="22"/>
+          <w:lang w:val="en-US"/>
+        </w:rPr>
+        <w:t>MAX</w:t>
+      </w:r>
+      <w:r>
+        <w:rPr>
+          <w:rFonts w:ascii="Courier New" w:hAnsi="Courier New" w:cs="Courier New"/>
+          <w:sz w:val="22"/>
+          <w:szCs w:val="22"/>
+          <w:lang w:val="ru-RU"/>
+        </w:rPr>
+        <w:t>_</w:t>
+      </w:r>
+      <w:r>
+        <w:rPr>
+          <w:rFonts w:ascii="Courier New" w:hAnsi="Courier New" w:cs="Courier New"/>
+          <w:sz w:val="22"/>
+          <w:szCs w:val="22"/>
+          <w:lang w:val="en-US"/>
+        </w:rPr>
+        <w:t>CODE</w:t>
+      </w:r>
+      <w:r>
+        <w:rPr>
+          <w:rFonts w:ascii="Courier New" w:hAnsi="Courier New" w:cs="Courier New"/>
+          <w:sz w:val="22"/>
+          <w:szCs w:val="22"/>
+          <w:lang w:val="ru-RU"/>
+        </w:rPr>
+        <w:t>_</w:t>
+      </w:r>
+      <w:r>
+        <w:rPr>
+          <w:rFonts w:ascii="Courier New" w:hAnsi="Courier New" w:cs="Courier New"/>
+          <w:sz w:val="22"/>
+          <w:szCs w:val="22"/>
+          <w:lang w:val="en-US"/>
+        </w:rPr>
+        <w:t>LEN</w:t>
+      </w:r>
+      <w:r>
+        <w:rPr>
+          <w:rFonts w:ascii="Courier New" w:hAnsi="Courier New" w:cs="Courier New"/>
+          <w:sz w:val="22"/>
+          <w:szCs w:val="22"/>
+          <w:lang w:val="ru-RU"/>
+        </w:rPr>
+        <w:t>);</w:t>
+      </w:r>
+    </w:p>
+    <w:p>
+      <w:pPr>
+        <w:rPr>
+          <w:rFonts w:ascii="Courier New" w:hAnsi="Courier New" w:cs="Courier New"/>
+          <w:sz w:val="22"/>
+          <w:szCs w:val="22"/>
+          <w:lang w:val="ru-RU"/>
+        </w:rPr>
+      </w:pPr>
+    </w:p>
+    <w:p>
+      <w:pPr>
+        <w:rPr>
+          <w:rFonts w:ascii="Courier New" w:hAnsi="Courier New" w:cs="Courier New"/>
+          <w:sz w:val="22"/>
+          <w:szCs w:val="22"/>
+          <w:lang w:val="en-US"/>
+        </w:rPr>
+      </w:pPr>
+      <w:r>
+        <w:rPr>
+          <w:rFonts w:ascii="Courier New" w:hAnsi="Courier New" w:cs="Courier New"/>
+          <w:sz w:val="22"/>
+          <w:szCs w:val="22"/>
+          <w:lang w:val="ru-RU"/>
+        </w:rPr>
+        <w:t xml:space="preserve">                </w:t>
+      </w:r>
+      <w:r>
+        <w:rPr>
+          <w:rFonts w:ascii="Courier New" w:hAnsi="Courier New" w:cs="Courier New"/>
+          <w:sz w:val="22"/>
+          <w:szCs w:val="22"/>
+          <w:lang w:val="en-US"/>
+        </w:rPr>
+        <w:t>addRecord(head, tail, inputCity, inputCode);</w:t>
+      </w:r>
+    </w:p>
+    <w:p>
+      <w:pPr>
+        <w:rPr>
+          <w:rFonts w:ascii="Courier New" w:hAnsi="Courier New" w:cs="Courier New"/>
+          <w:sz w:val="22"/>
+          <w:szCs w:val="22"/>
+          <w:lang w:val="en-US"/>
+        </w:rPr>
+      </w:pPr>
+      <w:r>
+        <w:rPr>
+          <w:rFonts w:ascii="Courier New" w:hAnsi="Courier New" w:cs="Courier New"/>
+          <w:sz w:val="22"/>
+          <w:szCs w:val="22"/>
+          <w:lang w:val="en-US"/>
+        </w:rPr>
+        <w:t xml:space="preserve">                break;</w:t>
+      </w:r>
+    </w:p>
+    <w:p>
+      <w:pPr>
+        <w:rPr>
+          <w:rFonts w:ascii="Courier New" w:hAnsi="Courier New" w:cs="Courier New"/>
+          <w:sz w:val="22"/>
+          <w:szCs w:val="22"/>
+          <w:lang w:val="en-US"/>
+        </w:rPr>
+      </w:pPr>
+    </w:p>
+    <w:p>
+      <w:pPr>
+        <w:rPr>
+          <w:rFonts w:ascii="Courier New" w:hAnsi="Courier New" w:cs="Courier New"/>
+          <w:sz w:val="22"/>
+          <w:szCs w:val="22"/>
+          <w:lang w:val="en-US"/>
+        </w:rPr>
+      </w:pPr>
+      <w:r>
+        <w:rPr>
+          <w:rFonts w:ascii="Courier New" w:hAnsi="Courier New" w:cs="Courier New"/>
+          <w:sz w:val="22"/>
+          <w:szCs w:val="22"/>
+          <w:lang w:val="en-US"/>
+        </w:rPr>
+        <w:t xml:space="preserve">            case 2:</w:t>
+      </w:r>
+    </w:p>
+    <w:p>
+      <w:pPr>
+        <w:rPr>
+          <w:rFonts w:ascii="Courier New" w:hAnsi="Courier New" w:cs="Courier New"/>
+          <w:sz w:val="22"/>
+          <w:szCs w:val="22"/>
+          <w:lang w:val="en-US"/>
+        </w:rPr>
+      </w:pPr>
+      <w:r>
+        <w:rPr>
+          <w:rFonts w:ascii="Courier New" w:hAnsi="Courier New" w:cs="Courier New"/>
+          <w:sz w:val="22"/>
+          <w:szCs w:val="22"/>
+          <w:lang w:val="en-US"/>
+        </w:rPr>
+        <w:t xml:space="preserve">                cout &lt;&lt; "\n--- ВИЛУЧЕННЯ ЗАПИСУ ---\n";</w:t>
+      </w:r>
+    </w:p>
+    <w:p>
+      <w:pPr>
+        <w:rPr>
+          <w:rFonts w:ascii="Courier New" w:hAnsi="Courier New" w:cs="Courier New"/>
+          <w:sz w:val="22"/>
+          <w:szCs w:val="22"/>
+          <w:lang w:val="ru-RU"/>
+        </w:rPr>
+      </w:pPr>
+      <w:r>
+        <w:rPr>
+          <w:rFonts w:ascii="Courier New" w:hAnsi="Courier New" w:cs="Courier New"/>
+          <w:sz w:val="22"/>
+          <w:szCs w:val="22"/>
+          <w:lang w:val="en-US"/>
+        </w:rPr>
+        <w:t xml:space="preserve">                cout</w:t>
+      </w:r>
+      <w:r>
+        <w:rPr>
+          <w:rFonts w:ascii="Courier New" w:hAnsi="Courier New" w:cs="Courier New"/>
+          <w:sz w:val="22"/>
+          <w:szCs w:val="22"/>
+          <w:lang w:val="ru-RU"/>
+        </w:rPr>
+        <w:t xml:space="preserve"> &lt;&lt; "Введіть назву міста, яке потрібно вилучити: ";</w:t>
+      </w:r>
+    </w:p>
+    <w:p>
+      <w:pPr>
+        <w:rPr>
+          <w:rFonts w:ascii="Courier New" w:hAnsi="Courier New" w:cs="Courier New"/>
+          <w:sz w:val="22"/>
+          <w:szCs w:val="22"/>
+          <w:lang w:val="en-US"/>
+        </w:rPr>
+      </w:pPr>
+      <w:r>
+        <w:rPr>
+          <w:rFonts w:ascii="Courier New" w:hAnsi="Courier New" w:cs="Courier New"/>
+          <w:sz w:val="22"/>
+          <w:szCs w:val="22"/>
+          <w:lang w:val="ru-RU"/>
+        </w:rPr>
+        <w:t xml:space="preserve">                </w:t>
+      </w:r>
+      <w:r>
+        <w:rPr>
+          <w:rFonts w:ascii="Courier New" w:hAnsi="Courier New" w:cs="Courier New"/>
+          <w:sz w:val="22"/>
+          <w:szCs w:val="22"/>
+          <w:lang w:val="en-US"/>
+        </w:rPr>
+        <w:t>cin.getline(inputCity, MAX_CITY_LEN);</w:t>
+      </w:r>
+    </w:p>
+    <w:p>
+      <w:pPr>
+        <w:rPr>
+          <w:rFonts w:ascii="Courier New" w:hAnsi="Courier New" w:cs="Courier New"/>
+          <w:sz w:val="22"/>
+          <w:szCs w:val="22"/>
+          <w:lang w:val="en-US"/>
+        </w:rPr>
+      </w:pPr>
+    </w:p>
+    <w:p>
+      <w:pPr>
+        <w:rPr>
+          <w:rFonts w:ascii="Courier New" w:hAnsi="Courier New" w:cs="Courier New"/>
+          <w:sz w:val="22"/>
+          <w:szCs w:val="22"/>
+          <w:lang w:val="en-US"/>
+        </w:rPr>
+      </w:pPr>
+      <w:r>
+        <w:rPr>
+          <w:rFonts w:ascii="Courier New" w:hAnsi="Courier New" w:cs="Courier New"/>
+          <w:sz w:val="22"/>
+          <w:szCs w:val="22"/>
+          <w:lang w:val="en-US"/>
+        </w:rPr>
+        <w:t xml:space="preserve">                deleteRecord(head, tail, inputCity);</w:t>
+      </w:r>
+    </w:p>
+    <w:p>
+      <w:pPr>
+        <w:rPr>
+          <w:rFonts w:ascii="Courier New" w:hAnsi="Courier New" w:cs="Courier New"/>
+          <w:sz w:val="22"/>
+          <w:szCs w:val="22"/>
+          <w:lang w:val="en-US"/>
+        </w:rPr>
+      </w:pPr>
+      <w:r>
+        <w:rPr>
+          <w:rFonts w:ascii="Courier New" w:hAnsi="Courier New" w:cs="Courier New"/>
+          <w:sz w:val="22"/>
+          <w:szCs w:val="22"/>
+          <w:lang w:val="en-US"/>
+        </w:rPr>
+        <w:t xml:space="preserve">                break;</w:t>
+      </w:r>
+    </w:p>
+    <w:p>
+      <w:pPr>
+        <w:rPr>
+          <w:rFonts w:ascii="Courier New" w:hAnsi="Courier New" w:cs="Courier New"/>
+          <w:sz w:val="22"/>
+          <w:szCs w:val="22"/>
+          <w:lang w:val="en-US"/>
+        </w:rPr>
+      </w:pPr>
+    </w:p>
+    <w:p>
+      <w:pPr>
+        <w:rPr>
+          <w:rFonts w:ascii="Courier New" w:hAnsi="Courier New" w:cs="Courier New"/>
+          <w:sz w:val="22"/>
+          <w:szCs w:val="22"/>
+          <w:lang w:val="en-US"/>
+        </w:rPr>
+      </w:pPr>
+      <w:r>
+        <w:rPr>
+          <w:rFonts w:ascii="Courier New" w:hAnsi="Courier New" w:cs="Courier New"/>
+          <w:sz w:val="22"/>
+          <w:szCs w:val="22"/>
+          <w:lang w:val="en-US"/>
+        </w:rPr>
+        <w:t xml:space="preserve">            case 3:</w:t>
+      </w:r>
+    </w:p>
+    <w:p>
+      <w:pPr>
+        <w:rPr>
+          <w:rFonts w:ascii="Courier New" w:hAnsi="Courier New" w:cs="Courier New"/>
+          <w:sz w:val="22"/>
+          <w:szCs w:val="22"/>
+          <w:lang w:val="en-US"/>
+        </w:rPr>
+      </w:pPr>
+    </w:p>
+    <w:p>
+      <w:pPr>
+        <w:rPr>
+          <w:rFonts w:ascii="Courier New" w:hAnsi="Courier New" w:cs="Courier New"/>
+          <w:sz w:val="22"/>
+          <w:szCs w:val="22"/>
+          <w:lang w:val="en-US"/>
+        </w:rPr>
+      </w:pPr>
+      <w:r>
+        <w:rPr>
+          <w:rFonts w:ascii="Courier New" w:hAnsi="Courier New" w:cs="Courier New"/>
+          <w:sz w:val="22"/>
+          <w:szCs w:val="22"/>
+          <w:lang w:val="en-US"/>
+        </w:rPr>
+        <w:t xml:space="preserve">                printDirectory(head);</w:t>
+      </w:r>
+    </w:p>
+    <w:p>
+      <w:pPr>
+        <w:rPr>
+          <w:rFonts w:ascii="Courier New" w:hAnsi="Courier New" w:cs="Courier New"/>
+          <w:sz w:val="22"/>
+          <w:szCs w:val="22"/>
+          <w:lang w:val="en-US"/>
+        </w:rPr>
+      </w:pPr>
+      <w:r>
+        <w:rPr>
+          <w:rFonts w:ascii="Courier New" w:hAnsi="Courier New" w:cs="Courier New"/>
+          <w:sz w:val="22"/>
+          <w:szCs w:val="22"/>
+          <w:lang w:val="en-US"/>
+        </w:rPr>
+        <w:t xml:space="preserve">                break;</w:t>
+      </w:r>
+    </w:p>
+    <w:p>
+      <w:pPr>
+        <w:rPr>
+          <w:rFonts w:ascii="Courier New" w:hAnsi="Courier New" w:cs="Courier New"/>
+          <w:sz w:val="22"/>
+          <w:szCs w:val="22"/>
+          <w:lang w:val="en-US"/>
+        </w:rPr>
+      </w:pPr>
+    </w:p>
+    <w:p>
+      <w:pPr>
+        <w:rPr>
+          <w:rFonts w:ascii="Courier New" w:hAnsi="Courier New" w:cs="Courier New"/>
+          <w:sz w:val="22"/>
+          <w:szCs w:val="22"/>
+          <w:lang w:val="en-US"/>
+        </w:rPr>
+      </w:pPr>
+      <w:r>
+        <w:rPr>
+          <w:rFonts w:ascii="Courier New" w:hAnsi="Courier New" w:cs="Courier New"/>
+          <w:sz w:val="22"/>
+          <w:szCs w:val="22"/>
+          <w:lang w:val="en-US"/>
+        </w:rPr>
+        <w:t xml:space="preserve">            case 4:</w:t>
+      </w:r>
+    </w:p>
+    <w:p>
+      <w:pPr>
+        <w:rPr>
+          <w:rFonts w:ascii="Courier New" w:hAnsi="Courier New" w:cs="Courier New"/>
+          <w:sz w:val="22"/>
+          <w:szCs w:val="22"/>
+          <w:lang w:val="en-US"/>
+        </w:rPr>
+      </w:pPr>
+      <w:r>
+        <w:rPr>
+          <w:rFonts w:ascii="Courier New" w:hAnsi="Courier New" w:cs="Courier New"/>
+          <w:sz w:val="22"/>
+          <w:szCs w:val="22"/>
+          <w:lang w:val="en-US"/>
+        </w:rPr>
+        <w:t xml:space="preserve">                cout &lt;&lt; "\n--- ПОШУК ---\n";</w:t>
+      </w:r>
+    </w:p>
+    <w:p>
+      <w:pPr>
+        <w:rPr>
+          <w:rFonts w:ascii="Courier New" w:hAnsi="Courier New" w:cs="Courier New"/>
+          <w:sz w:val="22"/>
+          <w:szCs w:val="22"/>
+          <w:lang w:val="en-US"/>
+        </w:rPr>
+      </w:pPr>
+      <w:r>
+        <w:rPr>
+          <w:rFonts w:ascii="Courier New" w:hAnsi="Courier New" w:cs="Courier New"/>
+          <w:sz w:val="22"/>
+          <w:szCs w:val="22"/>
+          <w:lang w:val="en-US"/>
+        </w:rPr>
+        <w:lastRenderedPageBreak/>
+        <w:t xml:space="preserve">                cout &lt;&lt; "Введіть назву міста або код для пошуку: ";</w:t>
+      </w:r>
+    </w:p>
+    <w:p>
+      <w:pPr>
+        <w:rPr>
+          <w:rFonts w:ascii="Courier New" w:hAnsi="Courier New" w:cs="Courier New"/>
+          <w:sz w:val="22"/>
+          <w:szCs w:val="22"/>
+          <w:lang w:val="en-US"/>
+        </w:rPr>
+      </w:pPr>
+      <w:r>
+        <w:rPr>
+          <w:rFonts w:ascii="Courier New" w:hAnsi="Courier New" w:cs="Courier New"/>
+          <w:sz w:val="22"/>
+          <w:szCs w:val="22"/>
+          <w:lang w:val="en-US"/>
+        </w:rPr>
+        <w:t xml:space="preserve">                cin.getline(searchBuffer, MAX_CITY_LEN);</w:t>
+      </w:r>
+    </w:p>
+    <w:p>
+      <w:pPr>
+        <w:rPr>
+          <w:rFonts w:ascii="Courier New" w:hAnsi="Courier New" w:cs="Courier New"/>
+          <w:sz w:val="22"/>
+          <w:szCs w:val="22"/>
+          <w:lang w:val="en-US"/>
+        </w:rPr>
+      </w:pPr>
+    </w:p>
+    <w:p>
+      <w:pPr>
+        <w:rPr>
+          <w:rFonts w:ascii="Courier New" w:hAnsi="Courier New" w:cs="Courier New"/>
+          <w:sz w:val="22"/>
+          <w:szCs w:val="22"/>
+          <w:lang w:val="en-US"/>
+        </w:rPr>
+      </w:pPr>
+      <w:r>
+        <w:rPr>
+          <w:rFonts w:ascii="Courier New" w:hAnsi="Courier New" w:cs="Courier New"/>
+          <w:sz w:val="22"/>
+          <w:szCs w:val="22"/>
+          <w:lang w:val="en-US"/>
+        </w:rPr>
+        <w:t xml:space="preserve">                searchRecord(head, searchBuffer);</w:t>
+      </w:r>
+    </w:p>
+    <w:p>
+      <w:pPr>
+        <w:rPr>
+          <w:rFonts w:ascii="Courier New" w:hAnsi="Courier New" w:cs="Courier New"/>
+          <w:sz w:val="22"/>
+          <w:szCs w:val="22"/>
+          <w:lang w:val="en-US"/>
+        </w:rPr>
+      </w:pPr>
+      <w:r>
+        <w:rPr>
+          <w:rFonts w:ascii="Courier New" w:hAnsi="Courier New" w:cs="Courier New"/>
+          <w:sz w:val="22"/>
+          <w:szCs w:val="22"/>
+          <w:lang w:val="en-US"/>
+        </w:rPr>
+        <w:t xml:space="preserve">                break;</w:t>
+      </w:r>
+    </w:p>
+    <w:p>
+      <w:pPr>
+        <w:rPr>
+          <w:rFonts w:ascii="Courier New" w:hAnsi="Courier New" w:cs="Courier New"/>
+          <w:sz w:val="22"/>
+          <w:szCs w:val="22"/>
+          <w:lang w:val="en-US"/>
+        </w:rPr>
+      </w:pPr>
+    </w:p>
+    <w:p>
+      <w:pPr>
+        <w:rPr>
+          <w:rFonts w:ascii="Courier New" w:hAnsi="Courier New" w:cs="Courier New"/>
+          <w:sz w:val="22"/>
+          <w:szCs w:val="22"/>
+          <w:lang w:val="en-US"/>
+        </w:rPr>
+      </w:pPr>
+      <w:r>
+        <w:rPr>
+          <w:rFonts w:ascii="Courier New" w:hAnsi="Courier New" w:cs="Courier New"/>
+          <w:sz w:val="22"/>
+          <w:szCs w:val="22"/>
+          <w:lang w:val="en-US"/>
+        </w:rPr>
+        <w:t xml:space="preserve">            case 5:</w:t>
+      </w:r>
+    </w:p>
+    <w:p>
+      <w:pPr>
+        <w:rPr>
+          <w:rFonts w:ascii="Courier New" w:hAnsi="Courier New" w:cs="Courier New"/>
+          <w:sz w:val="22"/>
+          <w:szCs w:val="22"/>
+          <w:lang w:val="en-US"/>
+        </w:rPr>
+      </w:pPr>
+      <w:r>
+        <w:rPr>
+          <w:rFonts w:ascii="Courier New" w:hAnsi="Courier New" w:cs="Courier New"/>
+          <w:sz w:val="22"/>
+          <w:szCs w:val="22"/>
+          <w:lang w:val="en-US"/>
+        </w:rPr>
+        <w:t xml:space="preserve">                cout &lt;&lt; "\n--- ЗБЕРЕЖЕННЯ ---\n";</w:t>
+      </w:r>
+    </w:p>
+    <w:p>
+      <w:pPr>
+        <w:rPr>
+          <w:rFonts w:ascii="Courier New" w:hAnsi="Courier New" w:cs="Courier New"/>
+          <w:sz w:val="22"/>
+          <w:szCs w:val="22"/>
+          <w:lang w:val="en-US"/>
+        </w:rPr>
+      </w:pPr>
+    </w:p>
+    <w:p>
+      <w:pPr>
+        <w:rPr>
+          <w:rFonts w:ascii="Courier New" w:hAnsi="Courier New" w:cs="Courier New"/>
+          <w:sz w:val="22"/>
+          <w:szCs w:val="22"/>
+          <w:lang w:val="en-US"/>
+        </w:rPr>
+      </w:pPr>
+      <w:r>
+        <w:rPr>
+          <w:rFonts w:ascii="Courier New" w:hAnsi="Courier New" w:cs="Courier New"/>
+          <w:sz w:val="22"/>
+          <w:szCs w:val="22"/>
+          <w:lang w:val="en-US"/>
+        </w:rPr>
+        <w:t xml:space="preserve">                saveToFile(filename, head);</w:t>
+      </w:r>
+    </w:p>
+    <w:p>
+      <w:pPr>
+        <w:rPr>
+          <w:rFonts w:ascii="Courier New" w:hAnsi="Courier New" w:cs="Courier New"/>
+          <w:sz w:val="22"/>
+          <w:szCs w:val="22"/>
+          <w:lang w:val="en-US"/>
+        </w:rPr>
+      </w:pPr>
+      <w:r>
+        <w:rPr>
+          <w:rFonts w:ascii="Courier New" w:hAnsi="Courier New" w:cs="Courier New"/>
+          <w:sz w:val="22"/>
+          <w:szCs w:val="22"/>
+          <w:lang w:val="en-US"/>
+        </w:rPr>
+        <w:t xml:space="preserve">                break;</w:t>
+      </w:r>
+    </w:p>
+    <w:p>
+      <w:pPr>
+        <w:rPr>
+          <w:rFonts w:ascii="Courier New" w:hAnsi="Courier New" w:cs="Courier New"/>
+          <w:sz w:val="22"/>
+          <w:szCs w:val="22"/>
+          <w:lang w:val="en-US"/>
+        </w:rPr>
+      </w:pPr>
+    </w:p>
+    <w:p>
+      <w:pPr>
+        <w:rPr>
+          <w:rFonts w:ascii="Courier New" w:hAnsi="Courier New" w:cs="Courier New"/>
+          <w:sz w:val="22"/>
+          <w:szCs w:val="22"/>
+          <w:lang w:val="en-US"/>
+        </w:rPr>
+      </w:pPr>
+      <w:r>
+        <w:rPr>
+          <w:rFonts w:ascii="Courier New" w:hAnsi="Courier New" w:cs="Courier New"/>
+          <w:sz w:val="22"/>
+          <w:szCs w:val="22"/>
+          <w:lang w:val="en-US"/>
+        </w:rPr>
+        <w:t xml:space="preserve">            case 0:</w:t>
+      </w:r>
+    </w:p>
+    <w:p>
+      <w:pPr>
+        <w:rPr>
+          <w:rFonts w:ascii="Courier New" w:hAnsi="Courier New" w:cs="Courier New"/>
+          <w:sz w:val="22"/>
+          <w:szCs w:val="22"/>
+          <w:lang w:val="en-US"/>
+        </w:rPr>
+      </w:pPr>
+      <w:r>
+        <w:rPr>
+          <w:rFonts w:ascii="Courier New" w:hAnsi="Courier New" w:cs="Courier New"/>
+          <w:sz w:val="22"/>
+          <w:szCs w:val="22"/>
+          <w:lang w:val="en-US"/>
+        </w:rPr>
+        <w:t xml:space="preserve">                cout &lt;&lt; "\nЗавершення роботи. Автоматичне збереження даних...\n";</w:t>
+      </w:r>
+    </w:p>
+    <w:p>
+      <w:pPr>
+        <w:rPr>
+          <w:rFonts w:ascii="Courier New" w:hAnsi="Courier New" w:cs="Courier New"/>
+          <w:sz w:val="22"/>
+          <w:szCs w:val="22"/>
+          <w:lang w:val="en-US"/>
+        </w:rPr>
+      </w:pPr>
+      <w:r>
+        <w:rPr>
+          <w:rFonts w:ascii="Courier New" w:hAnsi="Courier New" w:cs="Courier New"/>
+          <w:sz w:val="22"/>
+          <w:szCs w:val="22"/>
+          <w:lang w:val="en-US"/>
+        </w:rPr>
+        <w:t xml:space="preserve">                saveToFile(filename, head);</w:t>
+      </w:r>
+    </w:p>
+    <w:p>
+      <w:pPr>
+        <w:rPr>
+          <w:rFonts w:ascii="Courier New" w:hAnsi="Courier New" w:cs="Courier New"/>
+          <w:sz w:val="22"/>
+          <w:szCs w:val="22"/>
+          <w:lang w:val="en-US"/>
+        </w:rPr>
+      </w:pPr>
+    </w:p>
+    <w:p>
+      <w:pPr>
+        <w:rPr>
+          <w:rFonts w:ascii="Courier New" w:hAnsi="Courier New" w:cs="Courier New"/>
+          <w:sz w:val="22"/>
+          <w:szCs w:val="22"/>
+          <w:lang w:val="en-US"/>
+        </w:rPr>
+      </w:pPr>
+      <w:r>
+        <w:rPr>
+          <w:rFonts w:ascii="Courier New" w:hAnsi="Courier New" w:cs="Courier New"/>
+          <w:sz w:val="22"/>
+          <w:szCs w:val="22"/>
+          <w:lang w:val="en-US"/>
+        </w:rPr>
+        <w:t xml:space="preserve">                while (head != nullptr) {</w:t>
+      </w:r>
+    </w:p>
+    <w:p>
+      <w:pPr>
+        <w:rPr>
+          <w:rFonts w:ascii="Courier New" w:hAnsi="Courier New" w:cs="Courier New"/>
+          <w:sz w:val="22"/>
+          <w:szCs w:val="22"/>
+          <w:lang w:val="en-US"/>
+        </w:rPr>
+      </w:pPr>
+      <w:r>
+        <w:rPr>
+          <w:rFonts w:ascii="Courier New" w:hAnsi="Courier New" w:cs="Courier New"/>
+          <w:sz w:val="22"/>
+          <w:szCs w:val="22"/>
+          <w:lang w:val="en-US"/>
+        </w:rPr>
+        <w:t xml:space="preserve">                    PhoneRecord* temp = head;</w:t>
+      </w:r>
+    </w:p>
+    <w:p>
+      <w:pPr>
+        <w:rPr>
+          <w:rFonts w:ascii="Courier New" w:hAnsi="Courier New" w:cs="Courier New"/>
+          <w:sz w:val="22"/>
+          <w:szCs w:val="22"/>
+          <w:lang w:val="en-US"/>
+        </w:rPr>
+      </w:pPr>
+      <w:r>
+        <w:rPr>
+          <w:rFonts w:ascii="Courier New" w:hAnsi="Courier New" w:cs="Courier New"/>
+          <w:sz w:val="22"/>
+          <w:szCs w:val="22"/>
+          <w:lang w:val="en-US"/>
+        </w:rPr>
+        <w:t xml:space="preserve">                    head = head-&gt;next;</w:t>
+      </w:r>
+    </w:p>
+    <w:p>
+      <w:pPr>
+        <w:rPr>
+          <w:rFonts w:ascii="Courier New" w:hAnsi="Courier New" w:cs="Courier New"/>
+          <w:sz w:val="22"/>
+          <w:szCs w:val="22"/>
+          <w:lang w:val="en-US"/>
+        </w:rPr>
+      </w:pPr>
+      <w:r>
+        <w:rPr>
+          <w:rFonts w:ascii="Courier New" w:hAnsi="Courier New" w:cs="Courier New"/>
+          <w:sz w:val="22"/>
+          <w:szCs w:val="22"/>
+          <w:lang w:val="en-US"/>
+        </w:rPr>
+        <w:t xml:space="preserve">                    delete temp;</w:t>
+      </w:r>
+    </w:p>
+    <w:p>
+      <w:pPr>
+        <w:rPr>
+          <w:rFonts w:ascii="Courier New" w:hAnsi="Courier New" w:cs="Courier New"/>
+          <w:sz w:val="22"/>
+          <w:szCs w:val="22"/>
+          <w:lang w:val="ru-RU"/>
+        </w:rPr>
+      </w:pPr>
+      <w:r>
+        <w:rPr>
+          <w:rFonts w:ascii="Courier New" w:hAnsi="Courier New" w:cs="Courier New"/>
+          <w:sz w:val="22"/>
+          <w:szCs w:val="22"/>
+          <w:lang w:val="en-US"/>
+        </w:rPr>
+        <w:t xml:space="preserve">                </w:t>
+      </w:r>
+      <w:r>
+        <w:rPr>
+          <w:rFonts w:ascii="Courier New" w:hAnsi="Courier New" w:cs="Courier New"/>
+          <w:sz w:val="22"/>
+          <w:szCs w:val="22"/>
+          <w:lang w:val="ru-RU"/>
+        </w:rPr>
+        <w:t>}</w:t>
+      </w:r>
+    </w:p>
+    <w:p>
+      <w:pPr>
+        <w:rPr>
+          <w:rFonts w:ascii="Courier New" w:hAnsi="Courier New" w:cs="Courier New"/>
+          <w:sz w:val="22"/>
+          <w:szCs w:val="22"/>
+          <w:lang w:val="ru-RU"/>
+        </w:rPr>
+      </w:pPr>
+      <w:r>
+        <w:rPr>
+          <w:rFonts w:ascii="Courier New" w:hAnsi="Courier New" w:cs="Courier New"/>
+          <w:sz w:val="22"/>
+          <w:szCs w:val="22"/>
+          <w:lang w:val="ru-RU"/>
+        </w:rPr>
+        <w:t xml:space="preserve">                </w:t>
+      </w:r>
+      <w:r>
+        <w:rPr>
+          <w:rFonts w:ascii="Courier New" w:hAnsi="Courier New" w:cs="Courier New"/>
+          <w:sz w:val="22"/>
+          <w:szCs w:val="22"/>
+          <w:lang w:val="en-US"/>
+        </w:rPr>
+        <w:t>cout</w:t>
+      </w:r>
+      <w:r>
+        <w:rPr>
+          <w:rFonts w:ascii="Courier New" w:hAnsi="Courier New" w:cs="Courier New"/>
+          <w:sz w:val="22"/>
+          <w:szCs w:val="22"/>
+          <w:lang w:val="ru-RU"/>
+        </w:rPr>
+        <w:t xml:space="preserve"> &lt;&lt; "Пам'ять очищено. До побачення!\</w:t>
+      </w:r>
+      <w:r>
+        <w:rPr>
+          <w:rFonts w:ascii="Courier New" w:hAnsi="Courier New" w:cs="Courier New"/>
+          <w:sz w:val="22"/>
+          <w:szCs w:val="22"/>
+          <w:lang w:val="en-US"/>
+        </w:rPr>
+        <w:t>n</w:t>
+      </w:r>
+      <w:r>
+        <w:rPr>
+          <w:rFonts w:ascii="Courier New" w:hAnsi="Courier New" w:cs="Courier New"/>
+          <w:sz w:val="22"/>
+          <w:szCs w:val="22"/>
+          <w:lang w:val="ru-RU"/>
+        </w:rPr>
+        <w:t>";</w:t>
+      </w:r>
+    </w:p>
+    <w:p>
+      <w:pPr>
+        <w:rPr>
+          <w:rFonts w:ascii="Courier New" w:hAnsi="Courier New" w:cs="Courier New"/>
+          <w:sz w:val="22"/>
+          <w:szCs w:val="22"/>
+          <w:lang w:val="ru-RU"/>
+        </w:rPr>
+      </w:pPr>
+      <w:r>
+        <w:rPr>
+          <w:rFonts w:ascii="Courier New" w:hAnsi="Courier New" w:cs="Courier New"/>
+          <w:sz w:val="22"/>
+          <w:szCs w:val="22"/>
+          <w:lang w:val="ru-RU"/>
+        </w:rPr>
+        <w:t xml:space="preserve">                </w:t>
+      </w:r>
+      <w:r>
+        <w:rPr>
+          <w:rFonts w:ascii="Courier New" w:hAnsi="Courier New" w:cs="Courier New"/>
+          <w:sz w:val="22"/>
+          <w:szCs w:val="22"/>
+          <w:lang w:val="en-US"/>
+        </w:rPr>
+        <w:t>break</w:t>
+      </w:r>
+      <w:r>
+        <w:rPr>
+          <w:rFonts w:ascii="Courier New" w:hAnsi="Courier New" w:cs="Courier New"/>
+          <w:sz w:val="22"/>
+          <w:szCs w:val="22"/>
+          <w:lang w:val="ru-RU"/>
+        </w:rPr>
+        <w:t>;</w:t>
+      </w:r>
+    </w:p>
+    <w:p>
+      <w:pPr>
+        <w:rPr>
+          <w:rFonts w:ascii="Courier New" w:hAnsi="Courier New" w:cs="Courier New"/>
+          <w:sz w:val="22"/>
+          <w:szCs w:val="22"/>
+          <w:lang w:val="ru-RU"/>
+        </w:rPr>
+      </w:pPr>
+    </w:p>
+    <w:p>
+      <w:pPr>
+        <w:rPr>
+          <w:rFonts w:ascii="Courier New" w:hAnsi="Courier New" w:cs="Courier New"/>
+          <w:sz w:val="22"/>
+          <w:szCs w:val="22"/>
+          <w:lang w:val="ru-RU"/>
+        </w:rPr>
+      </w:pPr>
+      <w:r>
+        <w:rPr>
+          <w:rFonts w:ascii="Courier New" w:hAnsi="Courier New" w:cs="Courier New"/>
+          <w:sz w:val="22"/>
+          <w:szCs w:val="22"/>
+          <w:lang w:val="ru-RU"/>
+        </w:rPr>
+        <w:t xml:space="preserve">            </w:t>
+      </w:r>
+      <w:r>
+        <w:rPr>
+          <w:rFonts w:ascii="Courier New" w:hAnsi="Courier New" w:cs="Courier New"/>
+          <w:sz w:val="22"/>
+          <w:szCs w:val="22"/>
+          <w:lang w:val="en-US"/>
+        </w:rPr>
+        <w:t>default</w:t>
+      </w:r>
+      <w:r>
+        <w:rPr>
+          <w:rFonts w:ascii="Courier New" w:hAnsi="Courier New" w:cs="Courier New"/>
+          <w:sz w:val="22"/>
+          <w:szCs w:val="22"/>
+          <w:lang w:val="ru-RU"/>
+        </w:rPr>
+        <w:t>:</w:t>
+      </w:r>
+    </w:p>
+    <w:p>
+      <w:pPr>
+        <w:rPr>
+          <w:rFonts w:ascii="Courier New" w:hAnsi="Courier New" w:cs="Courier New"/>
+          <w:sz w:val="22"/>
+          <w:szCs w:val="22"/>
+          <w:lang w:val="ru-RU"/>
+        </w:rPr>
+      </w:pPr>
+      <w:r>
+        <w:rPr>
+          <w:rFonts w:ascii="Courier New" w:hAnsi="Courier New" w:cs="Courier New"/>
+          <w:sz w:val="22"/>
+          <w:szCs w:val="22"/>
+          <w:lang w:val="ru-RU"/>
+        </w:rPr>
+        <w:t xml:space="preserve">                </w:t>
+      </w:r>
+      <w:r>
+        <w:rPr>
+          <w:rFonts w:ascii="Courier New" w:hAnsi="Courier New" w:cs="Courier New"/>
+          <w:sz w:val="22"/>
+          <w:szCs w:val="22"/>
+          <w:lang w:val="en-US"/>
+        </w:rPr>
+        <w:t>cout</w:t>
+      </w:r>
+      <w:r>
+        <w:rPr>
+          <w:rFonts w:ascii="Courier New" w:hAnsi="Courier New" w:cs="Courier New"/>
+          <w:sz w:val="22"/>
+          <w:szCs w:val="22"/>
+          <w:lang w:val="ru-RU"/>
+        </w:rPr>
+        <w:t xml:space="preserve"> &lt;&lt; "Невірний вибір. Спробуйте ще раз (введіть цифру від 0 до 5).\</w:t>
+      </w:r>
+      <w:r>
+        <w:rPr>
+          <w:rFonts w:ascii="Courier New" w:hAnsi="Courier New" w:cs="Courier New"/>
+          <w:sz w:val="22"/>
+          <w:szCs w:val="22"/>
+          <w:lang w:val="en-US"/>
+        </w:rPr>
+        <w:t>n</w:t>
+      </w:r>
+      <w:r>
+        <w:rPr>
+          <w:rFonts w:ascii="Courier New" w:hAnsi="Courier New" w:cs="Courier New"/>
+          <w:sz w:val="22"/>
+          <w:szCs w:val="22"/>
+          <w:lang w:val="ru-RU"/>
+        </w:rPr>
+        <w:t>";</w:t>
+      </w:r>
+    </w:p>
+    <w:p>
+      <w:pPr>
+        <w:rPr>
+          <w:rFonts w:ascii="Courier New" w:hAnsi="Courier New" w:cs="Courier New"/>
+          <w:sz w:val="22"/>
+          <w:szCs w:val="22"/>
+          <w:lang w:val="en-US"/>
+        </w:rPr>
+      </w:pPr>
+      <w:r>
+        <w:rPr>
+          <w:rFonts w:ascii="Courier New" w:hAnsi="Courier New" w:cs="Courier New"/>
+          <w:sz w:val="22"/>
+          <w:szCs w:val="22"/>
+          <w:lang w:val="ru-RU"/>
+        </w:rPr>
+        <w:t xml:space="preserve">        </w:t>
+      </w:r>
+      <w:r>
+        <w:rPr>
+          <w:rFonts w:ascii="Courier New" w:hAnsi="Courier New" w:cs="Courier New"/>
+          <w:sz w:val="22"/>
+          <w:szCs w:val="22"/>
+          <w:lang w:val="en-US"/>
+        </w:rPr>
+        <w:t>}</w:t>
+      </w:r>
+    </w:p>
+    <w:p>
+      <w:pPr>
+        <w:rPr>
+          <w:rFonts w:ascii="Courier New" w:hAnsi="Courier New" w:cs="Courier New"/>
+          <w:sz w:val="22"/>
+          <w:szCs w:val="22"/>
+          <w:lang w:val="en-US"/>
+        </w:rPr>
+      </w:pPr>
+      <w:r>
+        <w:rPr>
+          <w:rFonts w:ascii="Courier New" w:hAnsi="Courier New" w:cs="Courier New"/>
+          <w:sz w:val="22"/>
+          <w:szCs w:val="22"/>
+          <w:lang w:val="en-US"/>
+        </w:rPr>
+        <w:t xml:space="preserve">    } while (choice != 0);</w:t>
+      </w:r>
+    </w:p>
+    <w:p>
+      <w:pPr>
+        <w:rPr>
+          <w:rFonts w:ascii="Courier New" w:hAnsi="Courier New" w:cs="Courier New"/>
+          <w:sz w:val="22"/>
+          <w:szCs w:val="22"/>
+          <w:lang w:val="en-US"/>
+        </w:rPr>
+      </w:pPr>
+    </w:p>
+    <w:p>
+      <w:pPr>
+        <w:rPr>
+          <w:rFonts w:ascii="Courier New" w:hAnsi="Courier New" w:cs="Courier New"/>
+          <w:sz w:val="22"/>
+          <w:szCs w:val="22"/>
+          <w:lang w:val="en-US"/>
+        </w:rPr>
+      </w:pPr>
+      <w:r>
+        <w:rPr>
+          <w:rFonts w:ascii="Courier New" w:hAnsi="Courier New" w:cs="Courier New"/>
+          <w:sz w:val="22"/>
+          <w:szCs w:val="22"/>
+          <w:lang w:val="en-US"/>
+        </w:rPr>
+        <w:t xml:space="preserve">    return 0;</w:t>
+      </w:r>
+    </w:p>
+    <w:p>
+      <w:pPr>
+        <w:rPr>
+          <w:rFonts w:ascii="Courier New" w:hAnsi="Courier New" w:cs="Courier New"/>
+          <w:sz w:val="22"/>
+          <w:szCs w:val="22"/>
+          <w:lang w:val="en-US"/>
+        </w:rPr>
+      </w:pPr>
+      <w:r>
+        <w:rPr>
+          <w:rFonts w:ascii="Courier New" w:hAnsi="Courier New" w:cs="Courier New"/>
+          <w:sz w:val="22"/>
+          <w:szCs w:val="22"/>
+          <w:lang w:val="en-US"/>
+        </w:rPr>
+        <w:t>}</w:t>
+      </w:r>
+    </w:p>
+    <w:p>
+      <w:pPr>
+        <w:rPr>
+          <w:lang w:val="en-US"/>
+        </w:rPr>
+      </w:pPr>
+    </w:p>
+    <w:p>
+      <w:pPr>
+        <w:rPr>
+          <w:lang w:val="en-US"/>
+        </w:rPr>
+      </w:pPr>
+      <w:r>
+        <w:t>Тест-сьюти</w:t>
+      </w:r>
+      <w:r>
+        <w:rPr>
+          <w:lang w:val="en-US"/>
+        </w:rPr>
+        <w:t>:</w:t>
+      </w:r>
+    </w:p>
+    <w:p>
+      <w:pPr>
+        <w:rPr>
+          <w:lang w:val="en-US"/>
+        </w:rPr>
+      </w:pPr>
+    </w:p>
+    <w:tbl>
+      <w:tblPr>
+        <w:tblpPr w:leftFromText="180" w:rightFromText="180" w:vertAnchor="text" w:tblpXSpec="right" w:tblpY="1"/>
+        <w:tblOverlap w:val="never"/>
+        <w:tblW w:w="0" w:type="auto"/>
+        <w:tblBorders>
+          <w:top w:val="single" w:sz="18" w:space="0" w:color="999999"/>
+          <w:left w:val="single" w:sz="18" w:space="0" w:color="999999"/>
+          <w:bottom w:val="single" w:sz="18" w:space="0" w:color="999999"/>
+          <w:right w:val="single" w:sz="18" w:space="0" w:color="999999"/>
+          <w:insideH w:val="single" w:sz="18" w:space="0" w:color="999999"/>
+          <w:insideV w:val="single" w:sz="18" w:space="0" w:color="999999"/>
+        </w:tblBorders>
+        <w:tblLook w:val="01E0" w:firstRow="1" w:lastRow="1" w:firstColumn="1" w:lastColumn="1" w:noHBand="0" w:noVBand="0"/>
+      </w:tblPr>
+      <w:tblGrid>
+        <w:gridCol w:w="2538"/>
+        <w:gridCol w:w="3296"/>
+      </w:tblGrid>
+      <w:tr>
+        <w:trPr>
+          <w:trHeight w:val="567"/>
+        </w:trPr>
+        <w:tc>
+          <w:tcPr>
+            <w:tcW w:w="2538" w:type="dxa"/>
+            <w:shd w:val="clear" w:color="auto" w:fill="auto"/>
+            <w:vAlign w:val="center"/>
+          </w:tcPr>
+          <w:p>
+            <w:pPr>
+              <w:ind w:right="-214"/>
+              <w:rPr>
+                <w:sz w:val="18"/>
+                <w:szCs w:val="18"/>
+              </w:rPr>
+            </w:pPr>
+            <w:r>
+              <w:rPr>
+                <w:sz w:val="18"/>
+                <w:szCs w:val="18"/>
+              </w:rPr>
+              <w:t>Назва тестового набору</w:t>
+            </w:r>
+          </w:p>
+          <w:p>
+            <w:pPr>
+              <w:ind w:right="-214"/>
+              <w:rPr>
+                <w:sz w:val="18"/>
+                <w:szCs w:val="18"/>
+              </w:rPr>
+            </w:pPr>
+            <w:r>
+              <w:rPr>
+                <w:rFonts w:ascii="Arial" w:hAnsi="Arial" w:cs="Arial"/>
+                <w:sz w:val="18"/>
+                <w:szCs w:val="18"/>
+              </w:rPr>
+              <w:t>Test Suite Description</w:t>
+            </w:r>
+          </w:p>
+        </w:tc>
+        <w:tc>
+          <w:tcPr>
+            <w:tcW w:w="3296" w:type="dxa"/>
+            <w:shd w:val="clear" w:color="auto" w:fill="auto"/>
+            <w:vAlign w:val="center"/>
+          </w:tcPr>
+          <w:p>
+            <w:pPr>
+              <w:ind w:left="104"/>
+              <w:rPr>
+                <w:rFonts w:ascii="Arial Narrow" w:hAnsi="Arial Narrow"/>
+                <w:sz w:val="20"/>
+                <w:szCs w:val="20"/>
+                <w:lang w:val="en-US"/>
+              </w:rPr>
+            </w:pPr>
+            <w:r>
+              <w:rPr>
+                <w:rFonts w:ascii="Arial Narrow" w:hAnsi="Arial Narrow"/>
+                <w:sz w:val="20"/>
+                <w:szCs w:val="20"/>
+                <w:lang w:val="de-DE"/>
+              </w:rPr>
+              <w:t>TS_11</w:t>
+            </w:r>
+          </w:p>
+        </w:tc>
+      </w:tr>
+      <w:tr>
+        <w:trPr>
+          <w:trHeight w:val="567"/>
+        </w:trPr>
+        <w:tc>
+          <w:tcPr>
+            <w:tcW w:w="2538" w:type="dxa"/>
+            <w:shd w:val="clear" w:color="auto" w:fill="auto"/>
+            <w:vAlign w:val="center"/>
+          </w:tcPr>
+          <w:p>
+            <w:pPr>
+              <w:ind w:right="-214"/>
+              <w:rPr>
+                <w:sz w:val="18"/>
+                <w:szCs w:val="18"/>
+              </w:rPr>
+            </w:pPr>
+            <w:r>
+              <w:rPr>
+                <w:sz w:val="18"/>
+                <w:szCs w:val="18"/>
+              </w:rPr>
+              <w:t>Назва проекта / ПЗ</w:t>
+            </w:r>
+          </w:p>
+          <w:p>
+            <w:pPr>
+              <w:ind w:right="-214"/>
+              <w:rPr>
+                <w:sz w:val="18"/>
+                <w:szCs w:val="18"/>
+              </w:rPr>
+            </w:pPr>
+            <w:r>
+              <w:rPr>
+                <w:rFonts w:ascii="Arial" w:hAnsi="Arial" w:cs="Arial"/>
+                <w:sz w:val="18"/>
+                <w:szCs w:val="18"/>
+              </w:rPr>
+              <w:t>Name of Project / Software</w:t>
+            </w:r>
+          </w:p>
+        </w:tc>
+        <w:tc>
+          <w:tcPr>
+            <w:tcW w:w="3296" w:type="dxa"/>
+            <w:shd w:val="clear" w:color="auto" w:fill="auto"/>
+            <w:vAlign w:val="center"/>
+          </w:tcPr>
+          <w:p>
+            <w:pPr>
+              <w:ind w:left="104"/>
+              <w:rPr>
+                <w:rFonts w:ascii="Arial Narrow" w:hAnsi="Arial Narrow"/>
+                <w:sz w:val="20"/>
+                <w:szCs w:val="20"/>
+                <w:lang w:val="en-US"/>
+              </w:rPr>
+            </w:pPr>
+            <w:r>
+              <w:rPr>
+                <w:rFonts w:ascii="Arial Narrow" w:hAnsi="Arial Narrow"/>
+                <w:sz w:val="20"/>
+                <w:szCs w:val="20"/>
+                <w:lang w:val="en-US"/>
+              </w:rPr>
+              <w:t>prj_2</w:t>
+            </w:r>
+          </w:p>
+        </w:tc>
+      </w:tr>
+      <w:tr>
+        <w:trPr>
+          <w:trHeight w:val="567"/>
+        </w:trPr>
+        <w:tc>
+          <w:tcPr>
+            <w:tcW w:w="2538" w:type="dxa"/>
+            <w:shd w:val="clear" w:color="auto" w:fill="auto"/>
+            <w:vAlign w:val="center"/>
+          </w:tcPr>
+          <w:p>
+            <w:pPr>
+              <w:ind w:right="-214"/>
+              <w:rPr>
+                <w:sz w:val="18"/>
+                <w:szCs w:val="18"/>
+              </w:rPr>
+            </w:pPr>
+            <w:r>
+              <w:rPr>
+                <w:sz w:val="18"/>
+                <w:szCs w:val="18"/>
+              </w:rPr>
+              <w:t>Рівень тестування</w:t>
+            </w:r>
+          </w:p>
+          <w:p>
+            <w:pPr>
+              <w:ind w:right="-214"/>
+              <w:rPr>
+                <w:rFonts w:ascii="Arial" w:hAnsi="Arial" w:cs="Arial"/>
+                <w:sz w:val="18"/>
+                <w:szCs w:val="18"/>
+              </w:rPr>
+            </w:pPr>
+            <w:r>
+              <w:rPr>
+                <w:rFonts w:ascii="Arial" w:hAnsi="Arial" w:cs="Arial"/>
+                <w:sz w:val="18"/>
+                <w:szCs w:val="18"/>
+              </w:rPr>
+              <w:t>Level of Testing</w:t>
+            </w:r>
+          </w:p>
+        </w:tc>
+        <w:tc>
+          <w:tcPr>
+            <w:tcW w:w="3296" w:type="dxa"/>
+            <w:shd w:val="clear" w:color="auto" w:fill="auto"/>
+            <w:vAlign w:val="center"/>
+          </w:tcPr>
+          <w:p>
+            <w:pPr>
+              <w:ind w:left="104" w:right="-218"/>
+              <w:rPr>
+                <w:rFonts w:ascii="Arial Narrow" w:hAnsi="Arial Narrow"/>
+                <w:sz w:val="20"/>
+                <w:szCs w:val="20"/>
+              </w:rPr>
+            </w:pPr>
+            <w:r>
+              <w:rPr>
+                <w:rFonts w:ascii="Arial Narrow" w:hAnsi="Arial Narrow"/>
+                <w:sz w:val="20"/>
+                <w:szCs w:val="20"/>
+              </w:rPr>
+              <w:t>системний  /  System Testing</w:t>
+            </w:r>
+          </w:p>
+        </w:tc>
+      </w:tr>
+      <w:tr>
+        <w:trPr>
+          <w:trHeight w:val="567"/>
+        </w:trPr>
+        <w:tc>
+          <w:tcPr>
+            <w:tcW w:w="2538" w:type="dxa"/>
+            <w:shd w:val="clear" w:color="auto" w:fill="auto"/>
+            <w:vAlign w:val="center"/>
+          </w:tcPr>
+          <w:p>
+            <w:pPr>
+              <w:ind w:right="-214"/>
+              <w:rPr>
+                <w:rFonts w:ascii="Arial" w:hAnsi="Arial" w:cs="Arial"/>
+                <w:sz w:val="18"/>
+                <w:szCs w:val="18"/>
+              </w:rPr>
+            </w:pPr>
+            <w:r>
+              <w:rPr>
+                <w:sz w:val="18"/>
+                <w:szCs w:val="18"/>
+              </w:rPr>
+              <w:t xml:space="preserve">Автор тестсьюту </w:t>
+            </w:r>
+          </w:p>
+          <w:p>
+            <w:pPr>
+              <w:ind w:right="-214"/>
+              <w:rPr>
+                <w:sz w:val="18"/>
+                <w:szCs w:val="18"/>
+              </w:rPr>
+            </w:pPr>
+            <w:r>
+              <w:rPr>
+                <w:rFonts w:ascii="Arial" w:hAnsi="Arial" w:cs="Arial"/>
+                <w:sz w:val="18"/>
+                <w:szCs w:val="18"/>
+              </w:rPr>
+              <w:t>Test Suite Author</w:t>
+            </w:r>
+          </w:p>
+        </w:tc>
+        <w:tc>
+          <w:tcPr>
+            <w:tcW w:w="3296" w:type="dxa"/>
+            <w:shd w:val="clear" w:color="auto" w:fill="auto"/>
+            <w:vAlign w:val="center"/>
+          </w:tcPr>
+          <w:p>
+            <w:pPr>
+              <w:ind w:left="104"/>
+              <w:rPr>
+                <w:rFonts w:ascii="Arial Narrow" w:hAnsi="Arial Narrow"/>
+                <w:sz w:val="20"/>
+                <w:szCs w:val="20"/>
+              </w:rPr>
+            </w:pPr>
+            <w:r>
+              <w:rPr>
+                <w:rFonts w:ascii="Arial Narrow" w:hAnsi="Arial Narrow"/>
+                <w:sz w:val="20"/>
+                <w:szCs w:val="20"/>
+              </w:rPr>
+              <w:t>Ніколенко Святослав</w:t>
+            </w:r>
+          </w:p>
+        </w:tc>
+      </w:tr>
+      <w:tr>
+        <w:trPr>
+          <w:trHeight w:val="567"/>
+        </w:trPr>
+        <w:tc>
+          <w:tcPr>
+            <w:tcW w:w="2538" w:type="dxa"/>
+            <w:shd w:val="clear" w:color="auto" w:fill="auto"/>
+            <w:vAlign w:val="center"/>
+          </w:tcPr>
+          <w:p>
+            <w:pPr>
+              <w:ind w:right="-214"/>
+              <w:rPr>
+                <w:sz w:val="18"/>
+                <w:szCs w:val="18"/>
+              </w:rPr>
+            </w:pPr>
+            <w:r>
+              <w:rPr>
+                <w:sz w:val="18"/>
+                <w:szCs w:val="18"/>
+              </w:rPr>
+              <w:t xml:space="preserve">Виконавець </w:t>
+            </w:r>
+          </w:p>
+          <w:p>
+            <w:pPr>
+              <w:ind w:right="-214"/>
+              <w:rPr>
+                <w:sz w:val="18"/>
+                <w:szCs w:val="18"/>
+              </w:rPr>
+            </w:pPr>
+            <w:r>
+              <w:rPr>
+                <w:rFonts w:ascii="Arial" w:hAnsi="Arial" w:cs="Arial"/>
+                <w:sz w:val="18"/>
+                <w:szCs w:val="18"/>
+              </w:rPr>
+              <w:t>Implementer</w:t>
+            </w:r>
+          </w:p>
+        </w:tc>
+        <w:tc>
+          <w:tcPr>
+            <w:tcW w:w="3296" w:type="dxa"/>
+            <w:shd w:val="clear" w:color="auto" w:fill="auto"/>
+            <w:vAlign w:val="center"/>
+          </w:tcPr>
+          <w:p>
+            <w:pPr>
+              <w:ind w:left="104"/>
+              <w:rPr>
+                <w:rFonts w:ascii="Arial Narrow" w:hAnsi="Arial Narrow"/>
+                <w:sz w:val="20"/>
+                <w:szCs w:val="20"/>
+              </w:rPr>
+            </w:pPr>
+            <w:r>
+              <w:rPr>
+                <w:rFonts w:ascii="Arial Narrow" w:hAnsi="Arial Narrow"/>
+                <w:sz w:val="20"/>
+                <w:szCs w:val="20"/>
+              </w:rPr>
+              <w:t>Ніколенко Святослав</w:t>
+            </w:r>
+          </w:p>
+        </w:tc>
+      </w:tr>
+    </w:tbl>
+    <w:p>
+      <w:pPr>
+        <w:jc w:val="center"/>
+        <w:rPr>
+          <w:color w:val="606060"/>
+          <w:spacing w:val="-13"/>
+          <w:lang w:val="en-US"/>
+        </w:rPr>
+      </w:pPr>
+      <w:r>
+        <w:rPr>
+          <w:sz w:val="30"/>
+          <w:szCs w:val="30"/>
+          <w:lang w:val="en-US"/>
+        </w:rPr>
+        <w:br w:type="textWrapping" w:clear="all"/>
+      </w:r>
+    </w:p>
+    <w:tbl>
+      <w:tblPr>
+        <w:tblW w:w="10386" w:type="dxa"/>
+        <w:jc w:val="right"/>
+        <w:tblBorders>
+          <w:top w:val="single" w:sz="18" w:space="0" w:color="999999"/>
+          <w:left w:val="single" w:sz="18" w:space="0" w:color="999999"/>
+          <w:bottom w:val="single" w:sz="18" w:space="0" w:color="999999"/>
+          <w:right w:val="single" w:sz="18" w:space="0" w:color="999999"/>
+          <w:insideH w:val="single" w:sz="18" w:space="0" w:color="999999"/>
+          <w:insideV w:val="single" w:sz="18" w:space="0" w:color="999999"/>
+        </w:tblBorders>
+        <w:tblLook w:val="01E0" w:firstRow="1" w:lastRow="1" w:firstColumn="1" w:lastColumn="1" w:noHBand="0" w:noVBand="0"/>
+      </w:tblPr>
+      <w:tblGrid>
+        <w:gridCol w:w="1009"/>
+        <w:gridCol w:w="4400"/>
+        <w:gridCol w:w="3190"/>
+        <w:gridCol w:w="1787"/>
+      </w:tblGrid>
+      <w:tr>
+        <w:trPr>
+          <w:trHeight w:val="1260"/>
+          <w:jc w:val="right"/>
+        </w:trPr>
+        <w:tc>
+          <w:tcPr>
+            <w:tcW w:w="1009" w:type="dxa"/>
+            <w:shd w:val="clear" w:color="auto" w:fill="F3F3F3"/>
+            <w:vAlign w:val="center"/>
+          </w:tcPr>
+          <w:p>
+            <w:pPr>
+              <w:spacing w:line="192" w:lineRule="auto"/>
+              <w:jc w:val="center"/>
+              <w:rPr>
+                <w:sz w:val="20"/>
+                <w:szCs w:val="20"/>
+              </w:rPr>
+            </w:pPr>
+            <w:r>
+              <w:rPr>
+                <w:sz w:val="20"/>
+                <w:szCs w:val="20"/>
+              </w:rPr>
+              <w:t xml:space="preserve">Ід-р тест-кейса / </w:t>
+            </w:r>
+            <w:r>
+              <w:rPr>
+                <w:rFonts w:ascii="Arial" w:hAnsi="Arial" w:cs="Arial"/>
+                <w:sz w:val="20"/>
+                <w:szCs w:val="20"/>
+              </w:rPr>
+              <w:t>Test Case ID</w:t>
+            </w:r>
+          </w:p>
+        </w:tc>
+        <w:tc>
+          <w:tcPr>
+            <w:tcW w:w="4400" w:type="dxa"/>
+            <w:shd w:val="clear" w:color="auto" w:fill="F3F3F3"/>
+            <w:vAlign w:val="center"/>
+          </w:tcPr>
+          <w:p>
+            <w:pPr>
+              <w:jc w:val="center"/>
+              <w:rPr>
+                <w:rFonts w:ascii="Arial" w:hAnsi="Arial" w:cs="Arial"/>
+                <w:sz w:val="20"/>
+                <w:szCs w:val="20"/>
+                <w:lang w:val="en-US"/>
+              </w:rPr>
+            </w:pPr>
+            <w:r>
+              <w:rPr>
+                <w:sz w:val="20"/>
+                <w:szCs w:val="20"/>
+              </w:rPr>
+              <w:t xml:space="preserve">Дії (кроки) </w:t>
+            </w:r>
+            <w:r>
+              <w:rPr>
+                <w:rFonts w:ascii="Arial" w:hAnsi="Arial" w:cs="Arial"/>
+                <w:sz w:val="20"/>
+                <w:szCs w:val="20"/>
+              </w:rPr>
+              <w:t xml:space="preserve">/ </w:t>
+            </w:r>
+          </w:p>
+          <w:p>
+            <w:pPr>
+              <w:jc w:val="center"/>
+              <w:rPr>
+                <w:rFonts w:ascii="Georgia" w:hAnsi="Georgia"/>
+                <w:b/>
+                <w:bCs/>
+                <w:color w:val="2A2A2A"/>
+                <w:sz w:val="20"/>
+                <w:szCs w:val="20"/>
+              </w:rPr>
+            </w:pPr>
+            <w:r>
+              <w:rPr>
+                <w:rFonts w:ascii="Arial" w:hAnsi="Arial" w:cs="Arial"/>
+                <w:sz w:val="20"/>
+                <w:szCs w:val="20"/>
+              </w:rPr>
+              <w:t>Action (Test Step</w:t>
+            </w:r>
+            <w:r>
+              <w:rPr>
+                <w:rFonts w:ascii="Arial" w:hAnsi="Arial" w:cs="Arial"/>
+                <w:sz w:val="20"/>
+                <w:szCs w:val="20"/>
+                <w:lang w:val="en-US"/>
+              </w:rPr>
+              <w:t>s</w:t>
+            </w:r>
+            <w:r>
+              <w:rPr>
+                <w:rFonts w:ascii="Arial" w:hAnsi="Arial" w:cs="Arial"/>
+                <w:sz w:val="20"/>
+                <w:szCs w:val="20"/>
+              </w:rPr>
+              <w:t>)</w:t>
+            </w:r>
+          </w:p>
+        </w:tc>
+        <w:tc>
+          <w:tcPr>
+            <w:tcW w:w="3190" w:type="dxa"/>
+            <w:shd w:val="clear" w:color="auto" w:fill="F3F3F3"/>
+            <w:vAlign w:val="center"/>
+          </w:tcPr>
+          <w:p>
+            <w:pPr>
+              <w:jc w:val="center"/>
+              <w:rPr>
+                <w:sz w:val="20"/>
+                <w:szCs w:val="20"/>
+                <w:lang w:val="ru-RU"/>
+              </w:rPr>
+            </w:pPr>
+            <w:r>
+              <w:rPr>
+                <w:sz w:val="20"/>
+                <w:szCs w:val="20"/>
+              </w:rPr>
+              <w:t xml:space="preserve">Очікуваний </w:t>
+            </w:r>
+          </w:p>
+          <w:p>
+            <w:pPr>
+              <w:jc w:val="center"/>
+              <w:rPr>
+                <w:sz w:val="20"/>
+                <w:szCs w:val="20"/>
+                <w:lang w:val="ru-RU"/>
+              </w:rPr>
+            </w:pPr>
+            <w:r>
+              <w:rPr>
+                <w:sz w:val="20"/>
+                <w:szCs w:val="20"/>
+              </w:rPr>
+              <w:t xml:space="preserve">результат / </w:t>
+            </w:r>
+          </w:p>
+          <w:p>
+            <w:pPr>
+              <w:jc w:val="center"/>
+              <w:rPr>
+                <w:sz w:val="20"/>
+                <w:szCs w:val="20"/>
+              </w:rPr>
+            </w:pPr>
+            <w:r>
+              <w:rPr>
+                <w:rFonts w:ascii="Arial" w:hAnsi="Arial" w:cs="Arial"/>
+                <w:sz w:val="20"/>
+                <w:szCs w:val="20"/>
+              </w:rPr>
+              <w:t>Expected Result</w:t>
+            </w:r>
+          </w:p>
+        </w:tc>
+        <w:tc>
+          <w:tcPr>
+            <w:tcW w:w="1787" w:type="dxa"/>
+            <w:shd w:val="clear" w:color="auto" w:fill="F3F3F3"/>
+            <w:vAlign w:val="center"/>
+          </w:tcPr>
+          <w:p>
+            <w:pPr>
+              <w:ind w:left="-57" w:right="-57"/>
+              <w:jc w:val="center"/>
+              <w:rPr>
+                <w:rFonts w:ascii="Arial" w:hAnsi="Arial" w:cs="Arial"/>
+                <w:sz w:val="20"/>
+                <w:szCs w:val="20"/>
+              </w:rPr>
+            </w:pPr>
+            <w:r>
+              <w:rPr>
+                <w:sz w:val="20"/>
+                <w:szCs w:val="20"/>
+              </w:rPr>
+              <w:t xml:space="preserve">Результат тестування </w:t>
+            </w:r>
+            <w:r>
+              <w:rPr>
+                <w:rFonts w:ascii="Arial" w:hAnsi="Arial" w:cs="Arial"/>
+                <w:sz w:val="20"/>
+                <w:szCs w:val="20"/>
+              </w:rPr>
+              <w:t xml:space="preserve">/ </w:t>
+            </w:r>
+          </w:p>
+          <w:p>
+            <w:pPr>
+              <w:ind w:left="-57" w:right="-57"/>
+              <w:jc w:val="center"/>
+              <w:rPr>
+                <w:sz w:val="20"/>
+                <w:szCs w:val="20"/>
+              </w:rPr>
+            </w:pPr>
+            <w:r>
+              <w:rPr>
+                <w:rFonts w:ascii="Arial" w:hAnsi="Arial" w:cs="Arial"/>
+                <w:sz w:val="20"/>
+                <w:szCs w:val="20"/>
+              </w:rPr>
+              <w:t>Test Result</w:t>
+            </w:r>
+          </w:p>
+        </w:tc>
+      </w:tr>
+      <w:tr>
+        <w:trPr>
+          <w:trHeight w:val="1134"/>
+          <w:jc w:val="right"/>
+        </w:trPr>
+        <w:tc>
+          <w:tcPr>
+            <w:tcW w:w="1009" w:type="dxa"/>
+            <w:shd w:val="clear" w:color="auto" w:fill="auto"/>
+            <w:vAlign w:val="center"/>
+          </w:tcPr>
+          <w:p>
+            <w:r>
+              <w:lastRenderedPageBreak/>
+              <w:t>TC-01</w:t>
+            </w:r>
+          </w:p>
+        </w:tc>
+        <w:tc>
+          <w:tcPr>
+            <w:tcW w:w="4400" w:type="dxa"/>
+            <w:shd w:val="clear" w:color="auto" w:fill="auto"/>
+            <w:vAlign w:val="center"/>
+          </w:tcPr>
+          <w:p>
+            <w:r>
+              <w:t>Вивести на екран порожній довідник (відразу після запуску).</w:t>
+            </w:r>
+          </w:p>
+        </w:tc>
+        <w:tc>
+          <w:tcPr>
+            <w:tcW w:w="3190" w:type="dxa"/>
+            <w:shd w:val="clear" w:color="auto" w:fill="auto"/>
+            <w:vAlign w:val="center"/>
+          </w:tcPr>
+          <w:p>
+            <w:r>
+              <w:t>Виведено повідомлення: "Довідник порожній. Немає даних для виведення."</w:t>
+            </w:r>
+          </w:p>
+        </w:tc>
+        <w:tc>
+          <w:tcPr>
+            <w:tcW w:w="1787" w:type="dxa"/>
+            <w:shd w:val="clear" w:color="auto" w:fill="auto"/>
+            <w:vAlign w:val="center"/>
+          </w:tcPr>
+          <w:p>
+            <w:r>
+              <w:t>PASSED</w:t>
+            </w:r>
+          </w:p>
+        </w:tc>
+      </w:tr>
+      <w:tr>
+        <w:trPr>
+          <w:trHeight w:val="1134"/>
+          <w:jc w:val="right"/>
+        </w:trPr>
+        <w:tc>
+          <w:tcPr>
+            <w:tcW w:w="1009" w:type="dxa"/>
+            <w:shd w:val="clear" w:color="auto" w:fill="auto"/>
+            <w:vAlign w:val="center"/>
+          </w:tcPr>
+          <w:p>
+            <w:r>
+              <w:t>TC-02</w:t>
+            </w:r>
+          </w:p>
+        </w:tc>
+        <w:tc>
+          <w:tcPr>
+            <w:tcW w:w="4400" w:type="dxa"/>
+            <w:shd w:val="clear" w:color="auto" w:fill="auto"/>
+            <w:vAlign w:val="center"/>
+          </w:tcPr>
+          <w:p>
+            <w:r>
+              <w:t>Додати новий запис (наприклад, "Київ", "044") у порожній список.</w:t>
+            </w:r>
+          </w:p>
+        </w:tc>
+        <w:tc>
+          <w:tcPr>
+            <w:tcW w:w="3190" w:type="dxa"/>
+            <w:shd w:val="clear" w:color="auto" w:fill="auto"/>
+            <w:vAlign w:val="center"/>
+          </w:tcPr>
+          <w:p>
+            <w:r>
+              <w:t>Запис успішно додано. Вказівники head та tail вказують на цей новий елемент.</w:t>
+            </w:r>
+          </w:p>
+        </w:tc>
+        <w:tc>
+          <w:tcPr>
+            <w:tcW w:w="1787" w:type="dxa"/>
+            <w:shd w:val="clear" w:color="auto" w:fill="auto"/>
+            <w:vAlign w:val="center"/>
+          </w:tcPr>
+          <w:p>
+            <w:r>
+              <w:t>PASSED</w:t>
+            </w:r>
+          </w:p>
+        </w:tc>
+      </w:tr>
+      <w:tr>
+        <w:trPr>
+          <w:trHeight w:val="1134"/>
+          <w:jc w:val="right"/>
+        </w:trPr>
+        <w:tc>
+          <w:tcPr>
+            <w:tcW w:w="1009" w:type="dxa"/>
+            <w:shd w:val="clear" w:color="auto" w:fill="auto"/>
+            <w:vAlign w:val="center"/>
+          </w:tcPr>
+          <w:p>
+            <w:r>
+              <w:t>TC-03</w:t>
+            </w:r>
+          </w:p>
+        </w:tc>
+        <w:tc>
+          <w:tcPr>
+            <w:tcW w:w="4400" w:type="dxa"/>
+            <w:shd w:val="clear" w:color="auto" w:fill="auto"/>
+            <w:vAlign w:val="center"/>
+          </w:tcPr>
+          <w:p>
+            <w:r>
+              <w:t>Додати другий запис (наприклад, "Львів", "032").</w:t>
+            </w:r>
+          </w:p>
+        </w:tc>
+        <w:tc>
+          <w:tcPr>
+            <w:tcW w:w="3190" w:type="dxa"/>
+            <w:shd w:val="clear" w:color="auto" w:fill="auto"/>
+            <w:vAlign w:val="center"/>
+          </w:tcPr>
+          <w:p>
+            <w:r>
+              <w:t>Запис додано в кінець. tail оновлено. Зв'язки next та prev встановлено коректно.</w:t>
+            </w:r>
+          </w:p>
+        </w:tc>
+        <w:tc>
+          <w:tcPr>
+            <w:tcW w:w="1787" w:type="dxa"/>
+            <w:shd w:val="clear" w:color="auto" w:fill="auto"/>
+            <w:vAlign w:val="center"/>
+          </w:tcPr>
+          <w:p>
+            <w:r>
+              <w:t>PASSED</w:t>
+            </w:r>
+          </w:p>
+        </w:tc>
+      </w:tr>
+      <w:tr>
+        <w:trPr>
+          <w:trHeight w:val="1134"/>
+          <w:jc w:val="right"/>
+        </w:trPr>
+        <w:tc>
+          <w:tcPr>
+            <w:tcW w:w="1009" w:type="dxa"/>
+            <w:shd w:val="clear" w:color="auto" w:fill="auto"/>
+            <w:vAlign w:val="center"/>
+          </w:tcPr>
+          <w:p>
+            <w:r>
+              <w:t>TC-04</w:t>
+            </w:r>
+          </w:p>
+        </w:tc>
+        <w:tc>
+          <w:tcPr>
+            <w:tcW w:w="4400" w:type="dxa"/>
+            <w:shd w:val="clear" w:color="auto" w:fill="auto"/>
+            <w:vAlign w:val="center"/>
+          </w:tcPr>
+          <w:p>
+            <w:r>
+              <w:t>Виконати пошук за існуючою назвою міста ("Київ").</w:t>
+            </w:r>
+          </w:p>
+        </w:tc>
+        <w:tc>
+          <w:tcPr>
+            <w:tcW w:w="3190" w:type="dxa"/>
+            <w:shd w:val="clear" w:color="auto" w:fill="auto"/>
+            <w:vAlign w:val="center"/>
+          </w:tcPr>
+          <w:p>
+            <w:r>
+              <w:t>Виведено повідомлення "ЗНАЙДЕНО" та відповідні дані (місто та код).</w:t>
+            </w:r>
+          </w:p>
+        </w:tc>
+        <w:tc>
+          <w:tcPr>
+            <w:tcW w:w="1787" w:type="dxa"/>
+            <w:shd w:val="clear" w:color="auto" w:fill="auto"/>
+            <w:vAlign w:val="center"/>
+          </w:tcPr>
+          <w:p>
+            <w:r>
+              <w:t>PASSED</w:t>
+            </w:r>
+          </w:p>
+        </w:tc>
+      </w:tr>
+      <w:tr>
+        <w:trPr>
+          <w:trHeight w:val="1134"/>
+          <w:jc w:val="right"/>
+        </w:trPr>
+        <w:tc>
+          <w:tcPr>
+            <w:tcW w:w="1009" w:type="dxa"/>
+            <w:shd w:val="clear" w:color="auto" w:fill="auto"/>
+            <w:vAlign w:val="center"/>
+          </w:tcPr>
+          <w:p>
+            <w:r>
+              <w:t>TC-05</w:t>
+            </w:r>
+          </w:p>
+        </w:tc>
+        <w:tc>
+          <w:tcPr>
+            <w:tcW w:w="4400" w:type="dxa"/>
+            <w:shd w:val="clear" w:color="auto" w:fill="auto"/>
+            <w:vAlign w:val="center"/>
+          </w:tcPr>
+          <w:p>
+            <w:r>
+              <w:t>Виконати пошук за неіснуючим кодом ("000").</w:t>
+            </w:r>
+          </w:p>
+        </w:tc>
+        <w:tc>
+          <w:tcPr>
+            <w:tcW w:w="3190" w:type="dxa"/>
+            <w:shd w:val="clear" w:color="auto" w:fill="auto"/>
+            <w:vAlign w:val="center"/>
+          </w:tcPr>
+          <w:p>
+            <w:r>
+              <w:t>Виведено повідомлення: "Записів, що відповідають запиту, не знайдено."</w:t>
+            </w:r>
+          </w:p>
+        </w:tc>
+        <w:tc>
+          <w:tcPr>
+            <w:tcW w:w="1787" w:type="dxa"/>
+            <w:shd w:val="clear" w:color="auto" w:fill="auto"/>
+            <w:vAlign w:val="center"/>
+          </w:tcPr>
+          <w:p>
+            <w:r>
+              <w:t>PASSED</w:t>
+            </w:r>
+          </w:p>
+        </w:tc>
+      </w:tr>
+      <w:tr>
+        <w:trPr>
+          <w:jc w:val="right"/>
+        </w:trPr>
+        <w:tc>
+          <w:tcPr>
+            <w:tcW w:w="1009" w:type="dxa"/>
+          </w:tcPr>
+          <w:p>
+            <w:r>
+              <w:t>TC-06</w:t>
+            </w:r>
+          </w:p>
+        </w:tc>
+        <w:tc>
+          <w:tcPr>
+            <w:tcW w:w="4400" w:type="dxa"/>
+          </w:tcPr>
+          <w:p>
+            <w:r>
+              <w:t>Видалити існуючий запис посеред списку.</w:t>
+            </w:r>
+          </w:p>
+        </w:tc>
+        <w:tc>
+          <w:tcPr>
+            <w:tcW w:w="3190" w:type="dxa"/>
+          </w:tcPr>
+          <w:p>
+            <w:r>
+              <w:t>Запис вилучено з пам'яті. Сусідні вузли (зліва і справа) коректно з'єднані між собою.</w:t>
+            </w:r>
+          </w:p>
+        </w:tc>
+        <w:tc>
+          <w:tcPr>
+            <w:tcW w:w="1787" w:type="dxa"/>
+          </w:tcPr>
+          <w:p>
+            <w:r>
+              <w:t>PASSED</w:t>
+            </w:r>
+          </w:p>
+        </w:tc>
+      </w:tr>
+      <w:tr>
+        <w:trPr>
+          <w:jc w:val="right"/>
+        </w:trPr>
+        <w:tc>
+          <w:tcPr>
+            <w:tcW w:w="1009" w:type="dxa"/>
+          </w:tcPr>
+          <w:p>
+            <w:r>
+              <w:t>TC-07</w:t>
+            </w:r>
+          </w:p>
+        </w:tc>
+        <w:tc>
+          <w:tcPr>
+            <w:tcW w:w="4400" w:type="dxa"/>
+          </w:tcPr>
+          <w:p>
+            <w:r>
+              <w:t>Спробувати видалити місто, якого немає у довіднику.</w:t>
+            </w:r>
+          </w:p>
+        </w:tc>
+        <w:tc>
+          <w:tcPr>
+            <w:tcW w:w="3190" w:type="dxa"/>
+          </w:tcPr>
+          <w:p>
+            <w:r>
+              <w:t>Виведено повідомлення: "Місто [...] не знайдено у довіднику." Програма продовжує роботу.</w:t>
+            </w:r>
+          </w:p>
+        </w:tc>
+        <w:tc>
+          <w:tcPr>
+            <w:tcW w:w="1787" w:type="dxa"/>
+          </w:tcPr>
+          <w:p>
+            <w:r>
+              <w:t>PASSED</w:t>
+            </w:r>
+          </w:p>
+        </w:tc>
+      </w:tr>
+    </w:tbl>
+    <w:p>
+      <w:pPr>
+        <w:rPr>
+          <w:lang w:val="en-US"/>
+        </w:rPr>
+      </w:pPr>
+    </w:p>
+    <w:p>
+      <w:pPr>
+        <w:rPr>
+          <w:lang w:val="en-US"/>
+        </w:rPr>
+      </w:pPr>
+    </w:p>
+    <w:p>
+      <w:pPr>
+        <w:rPr>
+          <w:lang w:val="en-US"/>
+        </w:rPr>
+      </w:pPr>
+    </w:p>
+    <w:p>
+      <w:pPr>
+        <w:pStyle w:val="3"/>
+        <w:rPr>
+          <w:sz w:val="28"/>
+          <w:szCs w:val="28"/>
+        </w:rPr>
+      </w:pPr>
+      <w:r>
+        <w:rPr>
+          <w:sz w:val="28"/>
+          <w:szCs w:val="28"/>
+        </w:rPr>
+        <w:t>7. Висновки</w:t>
+      </w:r>
+    </w:p>
+    <w:p>
+      <w:pPr>
+        <w:pStyle w:val="a4"/>
+        <w:spacing w:before="0" w:beforeAutospacing="0" w:after="0" w:afterAutospacing="0" w:line="360" w:lineRule="auto"/>
+        <w:ind w:firstLine="706"/>
+        <w:jc w:val="both"/>
+        <w:rPr>
+          <w:sz w:val="28"/>
+          <w:szCs w:val="28"/>
+        </w:rPr>
+      </w:pPr>
+      <w:r>
+        <w:rPr>
+          <w:rStyle w:val="citation-90"/>
+          <w:sz w:val="28"/>
+          <w:szCs w:val="28"/>
+        </w:rPr>
+        <w:t>Під час виконання лабораторної роботи було успішно реалізовано програмний засіб для оброблення динамічних структур даних та бінарних файлів у складі команди</w:t>
+      </w:r>
+      <w:r>
+        <w:rPr>
+          <w:sz w:val="28"/>
+          <w:szCs w:val="28"/>
+        </w:rPr>
+        <w:t xml:space="preserve">. </w:t>
+      </w:r>
+      <w:r>
+        <w:rPr>
+          <w:rStyle w:val="citation-89"/>
+          <w:sz w:val="28"/>
+          <w:szCs w:val="28"/>
+        </w:rPr>
+        <w:t>На користь досягнення мети лабораторної роботи наводжу 75 аргументів</w:t>
+      </w:r>
+      <w:r>
+        <w:rPr>
+          <w:sz w:val="28"/>
+          <w:szCs w:val="28"/>
+        </w:rPr>
+        <w:t xml:space="preserve">, що підтверджують набуті знання та навички: </w:t>
+      </w:r>
+    </w:p>
+    <w:p>
+      <w:pPr>
+        <w:pStyle w:val="a4"/>
+        <w:rPr>
+          <w:b/>
+          <w:bCs/>
+          <w:sz w:val="28"/>
+          <w:szCs w:val="28"/>
+          <w:lang w:val="ru-RU"/>
+        </w:rPr>
+      </w:pPr>
+      <w:r>
+        <w:rPr>
+          <w:b/>
+          <w:bCs/>
+          <w:sz w:val="28"/>
+          <w:szCs w:val="28"/>
+          <w:lang w:val="ru-RU"/>
+        </w:rPr>
+        <w:t>Аргументи</w:t>
+      </w:r>
+      <w:r>
+        <w:rPr>
+          <w:b/>
+          <w:bCs/>
+          <w:sz w:val="28"/>
+          <w:szCs w:val="28"/>
+          <w:lang w:val="ru-RU"/>
+        </w:rPr>
+        <w:t>:</w:t>
+      </w:r>
+    </w:p>
+    <w:p>
+      <w:pPr>
+        <w:pStyle w:val="a4"/>
+        <w:numPr>
+          <w:ilvl w:val="0"/>
+          <w:numId w:val="6"/>
+        </w:numPr>
+        <w:spacing w:before="0" w:beforeAutospacing="0" w:after="0" w:afterAutospacing="0" w:line="360" w:lineRule="auto"/>
+        <w:ind w:left="0" w:firstLine="706"/>
+        <w:jc w:val="both"/>
+      </w:pPr>
+      <w:r>
+        <w:t>Опановано принципи розподілу підзадач між членами команди.</w:t>
+      </w:r>
+    </w:p>
+    <w:p>
+      <w:pPr>
+        <w:pStyle w:val="a4"/>
+        <w:numPr>
+          <w:ilvl w:val="0"/>
+          <w:numId w:val="6"/>
+        </w:numPr>
+        <w:spacing w:before="0" w:beforeAutospacing="0" w:after="0" w:afterAutospacing="0" w:line="360" w:lineRule="auto"/>
+        <w:ind w:left="0" w:firstLine="706"/>
+        <w:jc w:val="both"/>
+      </w:pPr>
+      <w:r>
+        <w:t>Розроблено єдину структуру даних PhoneRecord для використання всіма учасниками.</w:t>
+      </w:r>
+    </w:p>
+    <w:p>
+      <w:pPr>
+        <w:pStyle w:val="a4"/>
+        <w:numPr>
+          <w:ilvl w:val="0"/>
+          <w:numId w:val="6"/>
+        </w:numPr>
+        <w:spacing w:before="0" w:beforeAutospacing="0" w:after="0" w:afterAutospacing="0" w:line="360" w:lineRule="auto"/>
+        <w:ind w:left="0" w:firstLine="706"/>
+        <w:jc w:val="both"/>
+      </w:pPr>
+      <w:r>
+        <w:lastRenderedPageBreak/>
+        <w:t>Успішно застосовано стандарт ISO/IEC 12207 для планування життєвого циклу ПЗ.</w:t>
+      </w:r>
+    </w:p>
+    <w:p>
+      <w:pPr>
+        <w:pStyle w:val="a4"/>
+        <w:numPr>
+          <w:ilvl w:val="0"/>
+          <w:numId w:val="6"/>
+        </w:numPr>
+        <w:spacing w:before="0" w:beforeAutospacing="0" w:after="0" w:afterAutospacing="0" w:line="360" w:lineRule="auto"/>
+        <w:ind w:left="0" w:firstLine="706"/>
+        <w:jc w:val="both"/>
+      </w:pPr>
+      <w:r>
+        <w:t>Налагоджено комунікацію в команді для узгодження інтерфейсів функцій (параметрів та типів повернення).</w:t>
+      </w:r>
+    </w:p>
+    <w:p>
+      <w:pPr>
+        <w:pStyle w:val="a4"/>
+        <w:numPr>
+          <w:ilvl w:val="0"/>
+          <w:numId w:val="6"/>
+        </w:numPr>
+        <w:spacing w:before="0" w:beforeAutospacing="0" w:after="0" w:afterAutospacing="0" w:line="360" w:lineRule="auto"/>
+        <w:ind w:left="0" w:firstLine="706"/>
+        <w:jc w:val="both"/>
+      </w:pPr>
+      <w:r>
+        <w:t>Створено автономні програмні модулі (заголовкові файли та файли реалізації).</w:t>
+      </w:r>
+    </w:p>
+    <w:p>
+      <w:pPr>
+        <w:pStyle w:val="a4"/>
+        <w:numPr>
+          <w:ilvl w:val="0"/>
+          <w:numId w:val="6"/>
+        </w:numPr>
+        <w:spacing w:before="0" w:beforeAutospacing="0" w:after="0" w:afterAutospacing="0" w:line="360" w:lineRule="auto"/>
+        <w:ind w:left="0" w:firstLine="706"/>
+        <w:jc w:val="both"/>
+      </w:pPr>
+      <w:r>
+        <w:t>Виконано процес комплексування (інтегрування) окремих частин коду в єдину програму в main.cpp.</w:t>
+      </w:r>
+    </w:p>
+    <w:p>
+      <w:pPr>
+        <w:pStyle w:val="a4"/>
+        <w:numPr>
+          <w:ilvl w:val="0"/>
+          <w:numId w:val="6"/>
+        </w:numPr>
+        <w:spacing w:before="0" w:beforeAutospacing="0" w:after="0" w:afterAutospacing="0" w:line="360" w:lineRule="auto"/>
+        <w:ind w:left="0" w:firstLine="706"/>
+        <w:jc w:val="both"/>
+      </w:pPr>
+      <w:r>
+        <w:t>Опановано роботу з системою контролю версій GitHub для обміну файлами без конфліктів.</w:t>
+      </w:r>
+    </w:p>
+    <w:p>
+      <w:pPr>
+        <w:pStyle w:val="a4"/>
+        <w:numPr>
+          <w:ilvl w:val="0"/>
+          <w:numId w:val="6"/>
+        </w:numPr>
+        <w:spacing w:before="0" w:beforeAutospacing="0" w:after="0" w:afterAutospacing="0" w:line="360" w:lineRule="auto"/>
+        <w:ind w:left="0" w:firstLine="706"/>
+        <w:jc w:val="both"/>
+      </w:pPr>
+      <w:r>
+        <w:t>Визначено, що незалежна розробка потребує строгого дотримання умов #ifndef та #define у заголовкових файлах.</w:t>
+      </w:r>
+    </w:p>
+    <w:p>
+      <w:pPr>
+        <w:pStyle w:val="a4"/>
+        <w:numPr>
+          <w:ilvl w:val="0"/>
+          <w:numId w:val="6"/>
+        </w:numPr>
+        <w:spacing w:before="0" w:beforeAutospacing="0" w:after="0" w:afterAutospacing="0" w:line="360" w:lineRule="auto"/>
+        <w:ind w:left="0" w:firstLine="706"/>
+        <w:jc w:val="both"/>
+      </w:pPr>
+      <w:r>
+        <w:t>Доведено важливість документування коду (коментарів) для колег по команді.</w:t>
+      </w:r>
+    </w:p>
+    <w:p>
+      <w:pPr>
+        <w:pStyle w:val="a4"/>
+        <w:numPr>
+          <w:ilvl w:val="0"/>
+          <w:numId w:val="6"/>
+        </w:numPr>
+        <w:spacing w:before="0" w:beforeAutospacing="0" w:after="0" w:afterAutospacing="0" w:line="360" w:lineRule="auto"/>
+        <w:ind w:left="0" w:firstLine="706"/>
+        <w:jc w:val="both"/>
+      </w:pPr>
+      <w:r>
+        <w:t>Реалізовано загальне меню користувача, яке викликає функції різних розробників.</w:t>
+      </w:r>
+    </w:p>
+    <w:p>
+      <w:pPr>
+        <w:pStyle w:val="a4"/>
+        <w:numPr>
+          <w:ilvl w:val="0"/>
+          <w:numId w:val="6"/>
+        </w:numPr>
+        <w:spacing w:before="0" w:beforeAutospacing="0" w:after="0" w:afterAutospacing="0" w:line="360" w:lineRule="auto"/>
+        <w:ind w:left="0" w:firstLine="706"/>
+        <w:jc w:val="both"/>
+      </w:pPr>
+      <w:r>
+        <w:t>Набуто навички керування динамічною пам'яттю мовою С++.</w:t>
+      </w:r>
+    </w:p>
+    <w:p>
+      <w:pPr>
+        <w:pStyle w:val="a4"/>
+        <w:numPr>
+          <w:ilvl w:val="0"/>
+          <w:numId w:val="6"/>
+        </w:numPr>
+        <w:spacing w:before="0" w:beforeAutospacing="0" w:after="0" w:afterAutospacing="0" w:line="360" w:lineRule="auto"/>
+        <w:ind w:left="0" w:firstLine="706"/>
+        <w:jc w:val="both"/>
+      </w:pPr>
+      <w:r>
+        <w:t>Засвоєно синтаксис оператора new для створення нових вузлів списку.</w:t>
+      </w:r>
+    </w:p>
+    <w:p>
+      <w:pPr>
+        <w:pStyle w:val="a4"/>
+        <w:numPr>
+          <w:ilvl w:val="0"/>
+          <w:numId w:val="6"/>
+        </w:numPr>
+        <w:spacing w:before="0" w:beforeAutospacing="0" w:after="0" w:afterAutospacing="0" w:line="360" w:lineRule="auto"/>
+        <w:ind w:left="0" w:firstLine="706"/>
+        <w:jc w:val="both"/>
+      </w:pPr>
+      <w:r>
+        <w:t>Опановано оператор delete для запобігання витокам пам'яті при видаленні міст.</w:t>
+      </w:r>
+    </w:p>
+    <w:p>
+      <w:pPr>
+        <w:pStyle w:val="a4"/>
+        <w:numPr>
+          <w:ilvl w:val="0"/>
+          <w:numId w:val="6"/>
+        </w:numPr>
+        <w:spacing w:before="0" w:beforeAutospacing="0" w:after="0" w:afterAutospacing="0" w:line="360" w:lineRule="auto"/>
+        <w:ind w:left="0" w:firstLine="706"/>
+        <w:jc w:val="both"/>
+      </w:pPr>
+      <w:r>
+        <w:t>Обґрунтовано вибір двозв'язного списку порівняно з масивом для частих операцій вилучення/додавання.</w:t>
+      </w:r>
+    </w:p>
+    <w:p>
+      <w:pPr>
+        <w:pStyle w:val="a4"/>
+        <w:numPr>
+          <w:ilvl w:val="0"/>
+          <w:numId w:val="6"/>
+        </w:numPr>
+        <w:spacing w:before="0" w:beforeAutospacing="0" w:after="0" w:afterAutospacing="0" w:line="360" w:lineRule="auto"/>
+        <w:ind w:left="0" w:firstLine="706"/>
+        <w:jc w:val="both"/>
+      </w:pPr>
+      <w:r>
+        <w:t>Зрозуміло принцип використання вказівника head як точки входу в довідник.</w:t>
+      </w:r>
+    </w:p>
+    <w:p>
+      <w:pPr>
+        <w:pStyle w:val="a4"/>
+        <w:numPr>
+          <w:ilvl w:val="0"/>
+          <w:numId w:val="6"/>
+        </w:numPr>
+        <w:spacing w:before="0" w:beforeAutospacing="0" w:after="0" w:afterAutospacing="0" w:line="360" w:lineRule="auto"/>
+        <w:ind w:left="0" w:firstLine="706"/>
+        <w:jc w:val="both"/>
+      </w:pPr>
+      <w:r>
+        <w:t>Засвоєно роль вказівника tail для швидкого додавання елементів у кінець черги.</w:t>
+      </w:r>
+    </w:p>
+    <w:p>
+      <w:pPr>
+        <w:pStyle w:val="a4"/>
+        <w:numPr>
+          <w:ilvl w:val="0"/>
+          <w:numId w:val="6"/>
+        </w:numPr>
+        <w:spacing w:before="0" w:beforeAutospacing="0" w:after="0" w:afterAutospacing="0" w:line="360" w:lineRule="auto"/>
+        <w:ind w:left="0" w:firstLine="706"/>
+        <w:jc w:val="both"/>
+      </w:pPr>
+      <w:r>
+        <w:t>Опановано перепідключення вказівників next при вставці нового елемента.</w:t>
+      </w:r>
+    </w:p>
+    <w:p>
+      <w:pPr>
+        <w:pStyle w:val="a4"/>
+        <w:numPr>
+          <w:ilvl w:val="0"/>
+          <w:numId w:val="6"/>
+        </w:numPr>
+        <w:spacing w:before="0" w:beforeAutospacing="0" w:after="0" w:afterAutospacing="0" w:line="360" w:lineRule="auto"/>
+        <w:ind w:left="0" w:firstLine="706"/>
+        <w:jc w:val="both"/>
+      </w:pPr>
+      <w:r>
+        <w:t>Навчено перепідключати вказівники prev для підтримки цілісності зворотного зв'язку.</w:t>
+      </w:r>
+    </w:p>
+    <w:p>
+      <w:pPr>
+        <w:pStyle w:val="a4"/>
+        <w:numPr>
+          <w:ilvl w:val="0"/>
+          <w:numId w:val="6"/>
+        </w:numPr>
+        <w:spacing w:before="0" w:beforeAutospacing="0" w:after="0" w:afterAutospacing="0" w:line="360" w:lineRule="auto"/>
+        <w:ind w:left="0" w:firstLine="706"/>
+        <w:jc w:val="both"/>
+      </w:pPr>
+      <w:r>
+        <w:t>Реалізовано логіку обробки "крайніх" випадків: видалення першого елемента (зсув head).</w:t>
+      </w:r>
+    </w:p>
+    <w:p>
+      <w:pPr>
+        <w:pStyle w:val="a4"/>
+        <w:numPr>
+          <w:ilvl w:val="0"/>
+          <w:numId w:val="6"/>
+        </w:numPr>
+        <w:spacing w:before="0" w:beforeAutospacing="0" w:after="0" w:afterAutospacing="0" w:line="360" w:lineRule="auto"/>
+        <w:ind w:left="0" w:firstLine="706"/>
+        <w:jc w:val="both"/>
+      </w:pPr>
+      <w:r>
+        <w:t>Реалізовано логіку видалення останнього елемента (зсув tail).</w:t>
+      </w:r>
+    </w:p>
+    <w:p>
+      <w:pPr>
+        <w:pStyle w:val="a4"/>
+        <w:numPr>
+          <w:ilvl w:val="0"/>
+          <w:numId w:val="6"/>
+        </w:numPr>
+        <w:spacing w:before="0" w:beforeAutospacing="0" w:after="0" w:afterAutospacing="0" w:line="360" w:lineRule="auto"/>
+        <w:ind w:left="0" w:firstLine="706"/>
+        <w:jc w:val="both"/>
+      </w:pPr>
+      <w:r>
+        <w:t>Зрозуміло, чому при видаленні єдиного елемента head і tail стають nullptr.</w:t>
+      </w:r>
+    </w:p>
+    <w:p>
+      <w:pPr>
+        <w:pStyle w:val="a4"/>
+        <w:numPr>
+          <w:ilvl w:val="0"/>
+          <w:numId w:val="6"/>
+        </w:numPr>
+        <w:spacing w:before="0" w:beforeAutospacing="0" w:after="0" w:afterAutospacing="0" w:line="360" w:lineRule="auto"/>
+        <w:ind w:left="0" w:firstLine="706"/>
+        <w:jc w:val="both"/>
+      </w:pPr>
+      <w:r>
+        <w:t>Практично закріплено розуміння поняття "вузол" (node) в структурах даних.</w:t>
+      </w:r>
+    </w:p>
+    <w:p>
+      <w:pPr>
+        <w:pStyle w:val="a4"/>
+        <w:numPr>
+          <w:ilvl w:val="0"/>
+          <w:numId w:val="6"/>
+        </w:numPr>
+        <w:spacing w:before="0" w:beforeAutospacing="0" w:after="0" w:afterAutospacing="0" w:line="360" w:lineRule="auto"/>
+        <w:ind w:left="0" w:firstLine="706"/>
+        <w:jc w:val="both"/>
+      </w:pPr>
+      <w:r>
+        <w:t>Доведено необхідність ініціалізації вказівників нульовим значенням (nullptr) при старті програми.</w:t>
+      </w:r>
+    </w:p>
+    <w:p>
+      <w:pPr>
+        <w:pStyle w:val="a4"/>
+        <w:numPr>
+          <w:ilvl w:val="0"/>
+          <w:numId w:val="6"/>
+        </w:numPr>
+        <w:spacing w:before="0" w:beforeAutospacing="0" w:after="0" w:afterAutospacing="0" w:line="360" w:lineRule="auto"/>
+        <w:ind w:left="0" w:firstLine="706"/>
+        <w:jc w:val="both"/>
+      </w:pPr>
+      <w:r>
+        <w:lastRenderedPageBreak/>
+        <w:t>Опановано цикл while (current != nullptr) для проходження по всьому списку.</w:t>
+      </w:r>
+    </w:p>
+    <w:p>
+      <w:pPr>
+        <w:pStyle w:val="a4"/>
+        <w:numPr>
+          <w:ilvl w:val="0"/>
+          <w:numId w:val="6"/>
+        </w:numPr>
+        <w:spacing w:before="0" w:beforeAutospacing="0" w:after="0" w:afterAutospacing="0" w:line="360" w:lineRule="auto"/>
+        <w:ind w:left="0" w:firstLine="706"/>
+        <w:jc w:val="both"/>
+      </w:pPr>
+      <w:r>
+        <w:t>Засвоєно метод повного очищення списку з пам'яті перед завершенням роботи програми.</w:t>
+      </w:r>
+    </w:p>
+    <w:p>
+      <w:pPr>
+        <w:pStyle w:val="a4"/>
+        <w:numPr>
+          <w:ilvl w:val="0"/>
+          <w:numId w:val="6"/>
+        </w:numPr>
+        <w:spacing w:before="0" w:beforeAutospacing="0" w:after="0" w:afterAutospacing="0" w:line="360" w:lineRule="auto"/>
+        <w:ind w:left="0" w:firstLine="706"/>
+        <w:jc w:val="both"/>
+      </w:pPr>
+      <w:r>
+        <w:t>Набуто навички роботи з бінарними файловими потоками.</w:t>
+      </w:r>
+    </w:p>
+    <w:p>
+      <w:pPr>
+        <w:pStyle w:val="a4"/>
+        <w:numPr>
+          <w:ilvl w:val="0"/>
+          <w:numId w:val="6"/>
+        </w:numPr>
+        <w:spacing w:before="0" w:beforeAutospacing="0" w:after="0" w:afterAutospacing="0" w:line="360" w:lineRule="auto"/>
+        <w:ind w:left="0" w:firstLine="706"/>
+        <w:jc w:val="both"/>
+      </w:pPr>
+      <w:r>
+        <w:t>Доведено перевагу бінарних файлів над текстовими: пряме копіювання блоків пам'яті.</w:t>
+      </w:r>
+    </w:p>
+    <w:p>
+      <w:pPr>
+        <w:pStyle w:val="a4"/>
+        <w:numPr>
+          <w:ilvl w:val="0"/>
+          <w:numId w:val="6"/>
+        </w:numPr>
+        <w:spacing w:before="0" w:beforeAutospacing="0" w:after="0" w:afterAutospacing="0" w:line="360" w:lineRule="auto"/>
+        <w:ind w:left="0" w:firstLine="706"/>
+        <w:jc w:val="both"/>
+      </w:pPr>
+      <w:r>
+        <w:t>Опановано режим "wb" (write binary) для створення та перезапису файлу.</w:t>
+      </w:r>
+    </w:p>
+    <w:p>
+      <w:pPr>
+        <w:pStyle w:val="a4"/>
+        <w:numPr>
+          <w:ilvl w:val="0"/>
+          <w:numId w:val="6"/>
+        </w:numPr>
+        <w:spacing w:before="0" w:beforeAutospacing="0" w:after="0" w:afterAutospacing="0" w:line="360" w:lineRule="auto"/>
+        <w:ind w:left="0" w:firstLine="706"/>
+        <w:jc w:val="both"/>
+      </w:pPr>
+      <w:r>
+        <w:t>Опановано режим "rb" (read binary) для зчитування даних з файлу бази даних.</w:t>
+      </w:r>
+    </w:p>
+    <w:p>
+      <w:pPr>
+        <w:pStyle w:val="a4"/>
+        <w:numPr>
+          <w:ilvl w:val="0"/>
+          <w:numId w:val="6"/>
+        </w:numPr>
+        <w:spacing w:before="0" w:beforeAutospacing="0" w:after="0" w:afterAutospacing="0" w:line="360" w:lineRule="auto"/>
+        <w:ind w:left="0" w:firstLine="706"/>
+        <w:jc w:val="both"/>
+      </w:pPr>
+      <w:r>
+        <w:t>Використано функцію fwrite для пакетного запису масивів символів (міста та коду) на диск.</w:t>
+      </w:r>
+    </w:p>
+    <w:p>
+      <w:pPr>
+        <w:pStyle w:val="a4"/>
+        <w:numPr>
+          <w:ilvl w:val="0"/>
+          <w:numId w:val="6"/>
+        </w:numPr>
+        <w:spacing w:before="0" w:beforeAutospacing="0" w:after="0" w:afterAutospacing="0" w:line="360" w:lineRule="auto"/>
+        <w:ind w:left="0" w:firstLine="706"/>
+        <w:jc w:val="both"/>
+      </w:pPr>
+      <w:r>
+        <w:t>Використано функцію fread для циклічного зчитування блоків даних із диску.</w:t>
+      </w:r>
+    </w:p>
+    <w:p>
+      <w:pPr>
+        <w:pStyle w:val="a4"/>
+        <w:numPr>
+          <w:ilvl w:val="0"/>
+          <w:numId w:val="6"/>
+        </w:numPr>
+        <w:spacing w:before="0" w:beforeAutospacing="0" w:after="0" w:afterAutospacing="0" w:line="360" w:lineRule="auto"/>
+        <w:ind w:left="0" w:firstLine="706"/>
+        <w:jc w:val="both"/>
+      </w:pPr>
+      <w:r>
+        <w:t>Визначено, що вказівники next та prev НЕ підлягають зберіганню у файл.</w:t>
+      </w:r>
+    </w:p>
+    <w:p>
+      <w:pPr>
+        <w:pStyle w:val="a4"/>
+        <w:numPr>
+          <w:ilvl w:val="0"/>
+          <w:numId w:val="6"/>
+        </w:numPr>
+        <w:spacing w:before="0" w:beforeAutospacing="0" w:after="0" w:afterAutospacing="0" w:line="360" w:lineRule="auto"/>
+        <w:ind w:left="0" w:firstLine="706"/>
+        <w:jc w:val="both"/>
+      </w:pPr>
+      <w:r>
+        <w:t>Доведено, що зберігати потрібно лише корисні дані (текстові масиви cityName, phoneCode).</w:t>
+      </w:r>
+    </w:p>
+    <w:p>
+      <w:pPr>
+        <w:pStyle w:val="a4"/>
+        <w:numPr>
+          <w:ilvl w:val="0"/>
+          <w:numId w:val="6"/>
+        </w:numPr>
+        <w:spacing w:before="0" w:beforeAutospacing="0" w:after="0" w:afterAutospacing="0" w:line="360" w:lineRule="auto"/>
+        <w:ind w:left="0" w:firstLine="706"/>
+        <w:jc w:val="both"/>
+      </w:pPr>
+      <w:r>
+        <w:t>Реалізовано логіку перевірки наявності файлу (програма не падає, а створює порожній список).</w:t>
+      </w:r>
+    </w:p>
+    <w:p>
+      <w:pPr>
+        <w:pStyle w:val="a4"/>
+        <w:numPr>
+          <w:ilvl w:val="0"/>
+          <w:numId w:val="6"/>
+        </w:numPr>
+        <w:spacing w:before="0" w:beforeAutospacing="0" w:after="0" w:afterAutospacing="0" w:line="360" w:lineRule="auto"/>
+        <w:ind w:left="0" w:firstLine="706"/>
+        <w:jc w:val="both"/>
+      </w:pPr>
+      <w:r>
+        <w:t>Забезпечено автоматичне завантаження даних із файлу directory.bin при старті програми.</w:t>
+      </w:r>
+    </w:p>
+    <w:p>
+      <w:pPr>
+        <w:pStyle w:val="a4"/>
+        <w:numPr>
+          <w:ilvl w:val="0"/>
+          <w:numId w:val="6"/>
+        </w:numPr>
+        <w:spacing w:before="0" w:beforeAutospacing="0" w:after="0" w:afterAutospacing="0" w:line="360" w:lineRule="auto"/>
+        <w:ind w:left="0" w:firstLine="706"/>
+        <w:jc w:val="both"/>
+      </w:pPr>
+      <w:r>
+        <w:t>Налаштовано автоматичне збереження (серіалізацію) бази даних перед виходом із програми.</w:t>
+      </w:r>
+    </w:p>
+    <w:p>
+      <w:pPr>
+        <w:pStyle w:val="a4"/>
+        <w:numPr>
+          <w:ilvl w:val="0"/>
+          <w:numId w:val="6"/>
+        </w:numPr>
+        <w:spacing w:before="0" w:beforeAutospacing="0" w:after="0" w:afterAutospacing="0" w:line="360" w:lineRule="auto"/>
+        <w:ind w:left="0" w:firstLine="706"/>
+        <w:jc w:val="both"/>
+      </w:pPr>
+      <w:r>
+        <w:t>Засвоєно правило обов'язкового закриття файлових потоків функцією fclose.</w:t>
+      </w:r>
+    </w:p>
+    <w:p>
+      <w:pPr>
+        <w:pStyle w:val="a4"/>
+        <w:numPr>
+          <w:ilvl w:val="0"/>
+          <w:numId w:val="6"/>
+        </w:numPr>
+        <w:spacing w:before="0" w:beforeAutospacing="0" w:after="0" w:afterAutospacing="0" w:line="360" w:lineRule="auto"/>
+        <w:ind w:left="0" w:firstLine="706"/>
+        <w:jc w:val="both"/>
+      </w:pPr>
+      <w:r>
+        <w:t>Зрозуміло, чому розмір файлу є кратним сумі розмірів полів корисної інформації структури.</w:t>
+      </w:r>
+    </w:p>
+    <w:p>
+      <w:pPr>
+        <w:pStyle w:val="a4"/>
+        <w:numPr>
+          <w:ilvl w:val="0"/>
+          <w:numId w:val="6"/>
+        </w:numPr>
+        <w:spacing w:before="0" w:beforeAutospacing="0" w:after="0" w:afterAutospacing="0" w:line="360" w:lineRule="auto"/>
+        <w:ind w:left="0" w:firstLine="706"/>
+        <w:jc w:val="both"/>
+      </w:pPr>
+      <w:r>
+        <w:t>Протестовано збереження порожнього списку у файл (створюється файл розміром 0 байт).</w:t>
+      </w:r>
+    </w:p>
+    <w:p>
+      <w:pPr>
+        <w:pStyle w:val="a4"/>
+        <w:numPr>
+          <w:ilvl w:val="0"/>
+          <w:numId w:val="6"/>
+        </w:numPr>
+        <w:spacing w:before="0" w:beforeAutospacing="0" w:after="0" w:afterAutospacing="0" w:line="360" w:lineRule="auto"/>
+        <w:ind w:left="0" w:firstLine="706"/>
+        <w:jc w:val="both"/>
+      </w:pPr>
+      <w:r>
+        <w:t>Вивчено відмінності між файловими потоками С++ та класичним підходом C (FILE*).</w:t>
+      </w:r>
+    </w:p>
+    <w:p>
+      <w:pPr>
+        <w:pStyle w:val="a4"/>
+        <w:numPr>
+          <w:ilvl w:val="0"/>
+          <w:numId w:val="6"/>
+        </w:numPr>
+        <w:spacing w:before="0" w:beforeAutospacing="0" w:after="0" w:afterAutospacing="0" w:line="360" w:lineRule="auto"/>
+        <w:ind w:left="0" w:firstLine="706"/>
+        <w:jc w:val="both"/>
+      </w:pPr>
+      <w:r>
+        <w:t>Виконано порівняльний аналіз вказівників (*) та посилань (&amp;).</w:t>
+      </w:r>
+    </w:p>
+    <w:p>
+      <w:pPr>
+        <w:pStyle w:val="a4"/>
+        <w:numPr>
+          <w:ilvl w:val="0"/>
+          <w:numId w:val="6"/>
+        </w:numPr>
+        <w:spacing w:before="0" w:beforeAutospacing="0" w:after="0" w:afterAutospacing="0" w:line="360" w:lineRule="auto"/>
+        <w:ind w:left="0" w:firstLine="706"/>
+        <w:jc w:val="both"/>
+      </w:pPr>
+      <w:r>
+        <w:t>Опановано передачу аргументів за значенням (робота з копією).</w:t>
+      </w:r>
+    </w:p>
+    <w:p>
+      <w:pPr>
+        <w:pStyle w:val="a4"/>
+        <w:numPr>
+          <w:ilvl w:val="0"/>
+          <w:numId w:val="6"/>
+        </w:numPr>
+        <w:spacing w:before="0" w:beforeAutospacing="0" w:after="0" w:afterAutospacing="0" w:line="360" w:lineRule="auto"/>
+        <w:ind w:left="0" w:firstLine="706"/>
+        <w:jc w:val="both"/>
+      </w:pPr>
+      <w:r>
+        <w:t>Засвоєно передачу вказівника (*) для уникнення копіювання великих структур.</w:t>
+      </w:r>
+    </w:p>
+    <w:p>
+      <w:pPr>
+        <w:pStyle w:val="a4"/>
+        <w:numPr>
+          <w:ilvl w:val="0"/>
+          <w:numId w:val="6"/>
+        </w:numPr>
+        <w:spacing w:before="0" w:beforeAutospacing="0" w:after="0" w:afterAutospacing="0" w:line="360" w:lineRule="auto"/>
+        <w:ind w:left="0" w:firstLine="706"/>
+        <w:jc w:val="both"/>
+      </w:pPr>
+      <w:r>
+        <w:t>Опановано передачу вказівника за посиланням (*&amp;) для можливості зміни оригінальної адреси.</w:t>
+      </w:r>
+    </w:p>
+    <w:p>
+      <w:pPr>
+        <w:pStyle w:val="a4"/>
+        <w:numPr>
+          <w:ilvl w:val="0"/>
+          <w:numId w:val="6"/>
+        </w:numPr>
+        <w:spacing w:before="0" w:beforeAutospacing="0" w:after="0" w:afterAutospacing="0" w:line="360" w:lineRule="auto"/>
+        <w:ind w:left="0" w:firstLine="706"/>
+        <w:jc w:val="both"/>
+      </w:pPr>
+      <w:r>
+        <w:t>Засвоєно оператор опосередкованої адресації (розіменування).</w:t>
+      </w:r>
+    </w:p>
+    <w:p>
+      <w:pPr>
+        <w:pStyle w:val="a4"/>
+        <w:numPr>
+          <w:ilvl w:val="0"/>
+          <w:numId w:val="6"/>
+        </w:numPr>
+        <w:spacing w:before="0" w:beforeAutospacing="0" w:after="0" w:afterAutospacing="0" w:line="360" w:lineRule="auto"/>
+        <w:ind w:left="0" w:firstLine="706"/>
+        <w:jc w:val="both"/>
+      </w:pPr>
+      <w:r>
+        <w:lastRenderedPageBreak/>
+        <w:t>Використано оператор -&gt; для зручного доступу до полів структури через вказівник.</w:t>
+      </w:r>
+    </w:p>
+    <w:p>
+      <w:pPr>
+        <w:pStyle w:val="a4"/>
+        <w:numPr>
+          <w:ilvl w:val="0"/>
+          <w:numId w:val="6"/>
+        </w:numPr>
+        <w:spacing w:before="0" w:beforeAutospacing="0" w:after="0" w:afterAutospacing="0" w:line="360" w:lineRule="auto"/>
+        <w:ind w:left="0" w:firstLine="706"/>
+        <w:jc w:val="both"/>
+      </w:pPr>
+      <w:r>
+        <w:t>Набуто навичок роботи з C-рядками (масивами символів типу char[]).</w:t>
+      </w:r>
+    </w:p>
+    <w:p>
+      <w:pPr>
+        <w:pStyle w:val="a4"/>
+        <w:numPr>
+          <w:ilvl w:val="0"/>
+          <w:numId w:val="6"/>
+        </w:numPr>
+        <w:spacing w:before="0" w:beforeAutospacing="0" w:after="0" w:afterAutospacing="0" w:line="360" w:lineRule="auto"/>
+        <w:ind w:left="0" w:firstLine="706"/>
+        <w:jc w:val="both"/>
+      </w:pPr>
+      <w:r>
+        <w:t>Опановано функцію strcpy з бібліотеки для копіювання тексту в структуру.</w:t>
+      </w:r>
+    </w:p>
+    <w:p>
+      <w:pPr>
+        <w:pStyle w:val="a4"/>
+        <w:numPr>
+          <w:ilvl w:val="0"/>
+          <w:numId w:val="6"/>
+        </w:numPr>
+        <w:spacing w:before="0" w:beforeAutospacing="0" w:after="0" w:afterAutospacing="0" w:line="360" w:lineRule="auto"/>
+        <w:ind w:left="0" w:firstLine="706"/>
+        <w:jc w:val="both"/>
+      </w:pPr>
+      <w:r>
+        <w:t>Використано функцію strcmp для точного порівняння назв міст під час пошуку та вилучення.</w:t>
+      </w:r>
+    </w:p>
+    <w:p>
+      <w:pPr>
+        <w:pStyle w:val="a4"/>
+        <w:numPr>
+          <w:ilvl w:val="0"/>
+          <w:numId w:val="6"/>
+        </w:numPr>
+        <w:spacing w:before="0" w:beforeAutospacing="0" w:after="0" w:afterAutospacing="0" w:line="360" w:lineRule="auto"/>
+        <w:ind w:left="0" w:firstLine="706"/>
+        <w:jc w:val="both"/>
+      </w:pPr>
+      <w:r>
+        <w:t>Опановано функцію cin.getline для коректного зчитування рядків із пробілами (назви міст).</w:t>
+      </w:r>
+    </w:p>
+    <w:p>
+      <w:pPr>
+        <w:pStyle w:val="a4"/>
+        <w:numPr>
+          <w:ilvl w:val="0"/>
+          <w:numId w:val="6"/>
+        </w:numPr>
+        <w:spacing w:before="0" w:beforeAutospacing="0" w:after="0" w:afterAutospacing="0" w:line="360" w:lineRule="auto"/>
+        <w:ind w:left="0" w:firstLine="706"/>
+        <w:jc w:val="both"/>
+      </w:pPr>
+      <w:r>
+        <w:t>Засвоєно призначення cin.ignore() для очищення буфера клавіатури перед читанням нових рядків.</w:t>
+      </w:r>
+    </w:p>
+    <w:p>
+      <w:pPr>
+        <w:pStyle w:val="a4"/>
+        <w:numPr>
+          <w:ilvl w:val="0"/>
+          <w:numId w:val="6"/>
+        </w:numPr>
+        <w:spacing w:before="0" w:beforeAutospacing="0" w:after="0" w:afterAutospacing="0" w:line="360" w:lineRule="auto"/>
+        <w:ind w:left="0" w:firstLine="706"/>
+        <w:jc w:val="both"/>
+      </w:pPr>
+      <w:r>
+        <w:t>Набуто навички роботи з switch-case для побудови розгалуженого консольного меню.</w:t>
+      </w:r>
+    </w:p>
+    <w:p>
+      <w:pPr>
+        <w:pStyle w:val="a4"/>
+        <w:numPr>
+          <w:ilvl w:val="0"/>
+          <w:numId w:val="6"/>
+        </w:numPr>
+        <w:spacing w:before="0" w:beforeAutospacing="0" w:after="0" w:afterAutospacing="0" w:line="360" w:lineRule="auto"/>
+        <w:ind w:left="0" w:firstLine="706"/>
+        <w:jc w:val="both"/>
+      </w:pPr>
+      <w:r>
+        <w:t>Опановано цикл do-while для безперервної роботи програми до натискання клавіші виходу.</w:t>
+      </w:r>
+    </w:p>
+    <w:p>
+      <w:pPr>
+        <w:pStyle w:val="a4"/>
+        <w:numPr>
+          <w:ilvl w:val="0"/>
+          <w:numId w:val="6"/>
+        </w:numPr>
+        <w:spacing w:before="0" w:beforeAutospacing="0" w:after="0" w:afterAutospacing="0" w:line="360" w:lineRule="auto"/>
+        <w:ind w:left="0" w:firstLine="706"/>
+        <w:jc w:val="both"/>
+      </w:pPr>
+      <w:r>
+        <w:t>Успішно реалізовано алгоритм лінійного пошуку в несортованому двозв'язному списку.</w:t>
+      </w:r>
+    </w:p>
+    <w:p>
+      <w:pPr>
+        <w:pStyle w:val="a4"/>
+        <w:numPr>
+          <w:ilvl w:val="0"/>
+          <w:numId w:val="6"/>
+        </w:numPr>
+        <w:spacing w:before="0" w:beforeAutospacing="0" w:after="0" w:afterAutospacing="0" w:line="360" w:lineRule="auto"/>
+        <w:ind w:left="0" w:firstLine="706"/>
+        <w:jc w:val="both"/>
+      </w:pPr>
+      <w:r>
+        <w:t>Додано підтримку пошуку як за назвою міста, так і за телефонним кодом (умови з ||).</w:t>
+      </w:r>
+    </w:p>
+    <w:p>
+      <w:pPr>
+        <w:pStyle w:val="a4"/>
+        <w:numPr>
+          <w:ilvl w:val="0"/>
+          <w:numId w:val="6"/>
+        </w:numPr>
+        <w:spacing w:before="0" w:beforeAutospacing="0" w:after="0" w:afterAutospacing="0" w:line="360" w:lineRule="auto"/>
+        <w:ind w:left="0" w:firstLine="706"/>
+        <w:jc w:val="both"/>
+      </w:pPr>
+      <w:r>
+        <w:t>Реалізовано логічну змінну isFound (прапорець) для виведення повідомлення, якщо запис відсутній.</w:t>
+      </w:r>
+    </w:p>
+    <w:p>
+      <w:pPr>
+        <w:pStyle w:val="a4"/>
+        <w:numPr>
+          <w:ilvl w:val="0"/>
+          <w:numId w:val="6"/>
+        </w:numPr>
+        <w:spacing w:before="0" w:beforeAutospacing="0" w:after="0" w:afterAutospacing="0" w:line="360" w:lineRule="auto"/>
+        <w:ind w:left="0" w:firstLine="706"/>
+        <w:jc w:val="both"/>
+      </w:pPr>
+      <w:r>
+        <w:t>Створено алгоритм нумерованого виведення всіх елементів довідника на екран.</w:t>
+      </w:r>
+    </w:p>
+    <w:p>
+      <w:pPr>
+        <w:pStyle w:val="a4"/>
+        <w:numPr>
+          <w:ilvl w:val="0"/>
+          <w:numId w:val="6"/>
+        </w:numPr>
+        <w:spacing w:before="0" w:beforeAutospacing="0" w:after="0" w:afterAutospacing="0" w:line="360" w:lineRule="auto"/>
+        <w:ind w:left="0" w:firstLine="706"/>
+        <w:jc w:val="both"/>
+      </w:pPr>
+      <w:r>
+        <w:t>Опановано форматування консольного виведення (символи табуляції \t та переносу \n).</w:t>
+      </w:r>
+    </w:p>
+    <w:p>
+      <w:pPr>
+        <w:pStyle w:val="a4"/>
+        <w:numPr>
+          <w:ilvl w:val="0"/>
+          <w:numId w:val="6"/>
+        </w:numPr>
+        <w:spacing w:before="0" w:beforeAutospacing="0" w:after="0" w:afterAutospacing="0" w:line="360" w:lineRule="auto"/>
+        <w:ind w:left="0" w:firstLine="706"/>
+        <w:jc w:val="both"/>
+      </w:pPr>
+      <w:r>
+        <w:t>Набуто практичні навички створення консольного додатка в IDE Code::Blocks.</w:t>
+      </w:r>
+    </w:p>
+    <w:p>
+      <w:pPr>
+        <w:pStyle w:val="a4"/>
+        <w:numPr>
+          <w:ilvl w:val="0"/>
+          <w:numId w:val="6"/>
+        </w:numPr>
+        <w:spacing w:before="0" w:beforeAutospacing="0" w:after="0" w:afterAutospacing="0" w:line="360" w:lineRule="auto"/>
+        <w:ind w:left="0" w:firstLine="706"/>
+        <w:jc w:val="both"/>
+      </w:pPr>
+      <w:r>
+        <w:t>Опановано додавання існуючих файлів коду до проєкту (Add files).</w:t>
+      </w:r>
+    </w:p>
+    <w:p>
+      <w:pPr>
+        <w:pStyle w:val="a4"/>
+        <w:numPr>
+          <w:ilvl w:val="0"/>
+          <w:numId w:val="6"/>
+        </w:numPr>
+        <w:spacing w:before="0" w:beforeAutospacing="0" w:after="0" w:afterAutospacing="0" w:line="360" w:lineRule="auto"/>
+        <w:ind w:left="0" w:firstLine="706"/>
+        <w:jc w:val="both"/>
+      </w:pPr>
+      <w:r>
+        <w:t>Зрозуміло різницю між компіляцією окремого файлу та збіркою (Build) всього проєкту.</w:t>
+      </w:r>
+    </w:p>
+    <w:p>
+      <w:pPr>
+        <w:pStyle w:val="a4"/>
+        <w:numPr>
+          <w:ilvl w:val="0"/>
+          <w:numId w:val="6"/>
+        </w:numPr>
+        <w:spacing w:before="0" w:beforeAutospacing="0" w:after="0" w:afterAutospacing="0" w:line="360" w:lineRule="auto"/>
+        <w:ind w:left="0" w:firstLine="706"/>
+        <w:jc w:val="both"/>
+      </w:pPr>
+      <w:r>
+        <w:t>Досліджено процес лінкування (зв'язування об'єктних файлів) при використанні кількох .cpp файлів.</w:t>
+      </w:r>
+    </w:p>
+    <w:p>
+      <w:pPr>
+        <w:pStyle w:val="a4"/>
+        <w:numPr>
+          <w:ilvl w:val="0"/>
+          <w:numId w:val="6"/>
+        </w:numPr>
+        <w:spacing w:before="0" w:beforeAutospacing="0" w:after="0" w:afterAutospacing="0" w:line="360" w:lineRule="auto"/>
+        <w:ind w:left="0" w:firstLine="706"/>
+        <w:jc w:val="both"/>
+      </w:pPr>
+      <w:r>
+        <w:t>Вирішено проблеми з кодуванням кирилиці в консолі за допомогою windows.h та SetConsoleCP.</w:t>
+      </w:r>
+    </w:p>
+    <w:p>
+      <w:pPr>
+        <w:pStyle w:val="a4"/>
+        <w:numPr>
+          <w:ilvl w:val="0"/>
+          <w:numId w:val="6"/>
+        </w:numPr>
+        <w:spacing w:before="0" w:beforeAutospacing="0" w:after="0" w:afterAutospacing="0" w:line="360" w:lineRule="auto"/>
+        <w:ind w:left="0" w:firstLine="706"/>
+        <w:jc w:val="both"/>
+      </w:pPr>
+      <w:r>
+        <w:t>Опановано процес зневадження програми (розуміння логіки роботи при крашах через вказівники).</w:t>
+      </w:r>
+    </w:p>
+    <w:p>
+      <w:pPr>
+        <w:pStyle w:val="a4"/>
+        <w:numPr>
+          <w:ilvl w:val="0"/>
+          <w:numId w:val="6"/>
+        </w:numPr>
+        <w:spacing w:before="0" w:beforeAutospacing="0" w:after="0" w:afterAutospacing="0" w:line="360" w:lineRule="auto"/>
+        <w:ind w:left="0" w:firstLine="706"/>
+        <w:jc w:val="both"/>
+      </w:pPr>
+      <w:r>
+        <w:lastRenderedPageBreak/>
+        <w:t>Засвоєно принципи модульного тестування (кожен член команди відповідав за тестування власного модуля).</w:t>
+      </w:r>
+    </w:p>
+    <w:p>
+      <w:pPr>
+        <w:pStyle w:val="a4"/>
+        <w:numPr>
+          <w:ilvl w:val="0"/>
+          <w:numId w:val="6"/>
+        </w:numPr>
+        <w:spacing w:before="0" w:beforeAutospacing="0" w:after="0" w:afterAutospacing="0" w:line="360" w:lineRule="auto"/>
+        <w:ind w:left="0" w:firstLine="706"/>
+        <w:jc w:val="both"/>
+      </w:pPr>
+      <w:r>
+        <w:t>Складено та виконано формальні тест-кейси (TC) згідно з шаблоном.</w:t>
+      </w:r>
+    </w:p>
+    <w:p>
+      <w:pPr>
+        <w:pStyle w:val="a4"/>
+        <w:numPr>
+          <w:ilvl w:val="0"/>
+          <w:numId w:val="6"/>
+        </w:numPr>
+        <w:spacing w:before="0" w:beforeAutospacing="0" w:after="0" w:afterAutospacing="0" w:line="360" w:lineRule="auto"/>
+        <w:ind w:left="0" w:firstLine="706"/>
+        <w:jc w:val="both"/>
+      </w:pPr>
+      <w:r>
+        <w:t>Успішно протестовано додавання даних у порожню структуру.</w:t>
+      </w:r>
+    </w:p>
+    <w:p>
+      <w:pPr>
+        <w:pStyle w:val="a4"/>
+        <w:numPr>
+          <w:ilvl w:val="0"/>
+          <w:numId w:val="6"/>
+        </w:numPr>
+        <w:spacing w:before="0" w:beforeAutospacing="0" w:after="0" w:afterAutospacing="0" w:line="360" w:lineRule="auto"/>
+        <w:ind w:left="0" w:firstLine="706"/>
+        <w:jc w:val="both"/>
+      </w:pPr>
+      <w:r>
+        <w:t>Успішно протестовано пошук за неіснуючими параметрами.</w:t>
+      </w:r>
+    </w:p>
+    <w:p>
+      <w:pPr>
+        <w:pStyle w:val="a4"/>
+        <w:numPr>
+          <w:ilvl w:val="0"/>
+          <w:numId w:val="6"/>
+        </w:numPr>
+        <w:spacing w:before="0" w:beforeAutospacing="0" w:after="0" w:afterAutospacing="0" w:line="360" w:lineRule="auto"/>
+        <w:ind w:left="0" w:firstLine="706"/>
+        <w:jc w:val="both"/>
+      </w:pPr>
+      <w:r>
+        <w:t>Доведено надійність програми: вона не аварійно завершується при введенні неправильних типів даних у меню.</w:t>
+      </w:r>
+    </w:p>
+    <w:p>
+      <w:pPr>
+        <w:pStyle w:val="a4"/>
+        <w:numPr>
+          <w:ilvl w:val="0"/>
+          <w:numId w:val="6"/>
+        </w:numPr>
+        <w:spacing w:before="0" w:beforeAutospacing="0" w:after="0" w:afterAutospacing="0" w:line="360" w:lineRule="auto"/>
+        <w:ind w:left="0" w:firstLine="706"/>
+        <w:jc w:val="both"/>
+      </w:pPr>
+      <w:r>
+        <w:t>Перевірено стабільність програми при вилученні неіснуючих елементів.</w:t>
+      </w:r>
+    </w:p>
+    <w:p>
+      <w:pPr>
+        <w:pStyle w:val="a4"/>
+        <w:numPr>
+          <w:ilvl w:val="0"/>
+          <w:numId w:val="6"/>
+        </w:numPr>
+        <w:spacing w:before="0" w:beforeAutospacing="0" w:after="0" w:afterAutospacing="0" w:line="360" w:lineRule="auto"/>
+        <w:ind w:left="0" w:firstLine="706"/>
+        <w:jc w:val="both"/>
+      </w:pPr>
+      <w:r>
+        <w:t>Забезпечено незалежність модулів (зміна коду пошуку не впливає на код збереження файлу).</w:t>
+      </w:r>
+    </w:p>
+    <w:p>
+      <w:pPr>
+        <w:pStyle w:val="a4"/>
+        <w:numPr>
+          <w:ilvl w:val="0"/>
+          <w:numId w:val="6"/>
+        </w:numPr>
+        <w:spacing w:before="0" w:beforeAutospacing="0" w:after="0" w:afterAutospacing="0" w:line="360" w:lineRule="auto"/>
+        <w:ind w:left="0" w:firstLine="706"/>
+        <w:jc w:val="both"/>
+      </w:pPr>
+      <w:r>
+        <w:t>Опановано принцип єдиної відповідальності: кожна функція виконує лише одну конкретну дію.</w:t>
+      </w:r>
+    </w:p>
+    <w:p>
+      <w:pPr>
+        <w:pStyle w:val="a4"/>
+        <w:numPr>
+          <w:ilvl w:val="0"/>
+          <w:numId w:val="6"/>
+        </w:numPr>
+        <w:spacing w:before="0" w:beforeAutospacing="0" w:after="0" w:afterAutospacing="0" w:line="360" w:lineRule="auto"/>
+        <w:ind w:left="0" w:firstLine="706"/>
+        <w:jc w:val="both"/>
+      </w:pPr>
+      <w:r>
+        <w:t>Використано зрозумілі та описові імена для змінних (head, tail, current, newNode).</w:t>
+      </w:r>
+    </w:p>
+    <w:p>
+      <w:pPr>
+        <w:pStyle w:val="a4"/>
+        <w:numPr>
+          <w:ilvl w:val="0"/>
+          <w:numId w:val="6"/>
+        </w:numPr>
+        <w:spacing w:before="0" w:beforeAutospacing="0" w:after="0" w:afterAutospacing="0" w:line="360" w:lineRule="auto"/>
+        <w:ind w:left="0" w:firstLine="706"/>
+        <w:jc w:val="both"/>
+      </w:pPr>
+      <w:r>
+        <w:t>Зрозуміло обмеження статичних масивів (char[64]) і способи їх безпечного використання.</w:t>
+      </w:r>
+    </w:p>
+    <w:p>
+      <w:pPr>
+        <w:pStyle w:val="a4"/>
+        <w:numPr>
+          <w:ilvl w:val="0"/>
+          <w:numId w:val="6"/>
+        </w:numPr>
+        <w:spacing w:before="0" w:beforeAutospacing="0" w:after="0" w:afterAutospacing="0" w:line="360" w:lineRule="auto"/>
+        <w:ind w:left="0" w:firstLine="706"/>
+        <w:jc w:val="both"/>
+      </w:pPr>
+      <w:r>
+        <w:t>Завдання лабораторної роботи виконано у повному обсязі, програмний засіб повністю робочий.</w:t>
+      </w:r>
+    </w:p>
+    <w:p>
+      <w:pPr>
+        <w:pStyle w:val="a4"/>
+        <w:rPr>
+          <w:sz w:val="28"/>
+          <w:szCs w:val="28"/>
+        </w:rPr>
+      </w:pPr>
     </w:p>
     <w:sectPr>
       <w:pgSz w:w="11906" w:h="16838"/>
